--- a/src/main/resources/templates/PhuongAnVayVon.docx
+++ b/src/main/resources/templates/PhuongAnVayVon.docx
@@ -561,7 +561,114 @@
           <w:rFonts w:ascii="Times New Roman" w:hAnsi="Times New Roman"/>
           <w:sz w:val="28"/>
         </w:rPr>
-        <w:t>{{TABLE_CP</w:t>
+        <w:t>{{TABLE_CP_PLACEHOLDER}}</w:t>
+      </w:r>
+    </w:p>
+    <w:p>
+      <w:pPr>
+        <w:ind w:left="360"/>
+        <w:rPr>
+          <w:rFonts w:ascii="Times New Roman" w:hAnsi="Times New Roman"/>
+          <w:sz w:val="28"/>
+        </w:rPr>
+      </w:pPr>
+      <w:r>
+        <w:rPr>
+          <w:rFonts w:ascii="Times New Roman" w:hAnsi="Times New Roman"/>
+          <w:sz w:val="28"/>
+        </w:rPr>
+        <w:lastRenderedPageBreak/>
+        <w:t>- Tổng nhu cầu vốn cần thiết của phương án: {{tongVon}}</w:t>
+      </w:r>
+      <w:r>
+        <w:rPr>
+          <w:rFonts w:ascii="Times New Roman" w:hAnsi="Times New Roman"/>
+          <w:sz w:val="28"/>
+        </w:rPr>
+        <w:t xml:space="preserve"> đồng</w:t>
+      </w:r>
+      <w:r>
+        <w:rPr>
+          <w:rFonts w:ascii="Times New Roman" w:hAnsi="Times New Roman"/>
+          <w:sz w:val="28"/>
+        </w:rPr>
+        <w:t>.</w:t>
+      </w:r>
+    </w:p>
+    <w:p>
+      <w:pPr>
+        <w:ind w:left="360"/>
+        <w:rPr>
+          <w:rFonts w:ascii="Times New Roman" w:hAnsi="Times New Roman"/>
+          <w:sz w:val="28"/>
+        </w:rPr>
+      </w:pPr>
+      <w:r>
+        <w:rPr>
+          <w:rFonts w:ascii="Times New Roman" w:hAnsi="Times New Roman"/>
+          <w:sz w:val="28"/>
+        </w:rPr>
+        <w:t>- Tổng nhu cầu vốn lưu động của phương án: {{tongVonLu</w:t>
+      </w:r>
+      <w:r>
+        <w:rPr>
+          <w:rFonts w:ascii="Times New Roman" w:hAnsi="Times New Roman"/>
+          <w:sz w:val="28"/>
+        </w:rPr>
+        <w:t>u</w:t>
+      </w:r>
+      <w:r>
+        <w:rPr>
+          <w:rFonts w:ascii="Times New Roman" w:hAnsi="Times New Roman"/>
+          <w:sz w:val="28"/>
+        </w:rPr>
+        <w:t>Dong}}</w:t>
+      </w:r>
+      <w:r>
+        <w:rPr>
+          <w:rFonts w:ascii="Times New Roman" w:hAnsi="Times New Roman"/>
+          <w:sz w:val="28"/>
+        </w:rPr>
+        <w:t xml:space="preserve"> đồng</w:t>
+      </w:r>
+      <w:r>
+        <w:rPr>
+          <w:rFonts w:ascii="Times New Roman" w:hAnsi="Times New Roman"/>
+          <w:sz w:val="28"/>
+        </w:rPr>
+        <w:t>.</w:t>
+      </w:r>
+    </w:p>
+    <w:p>
+      <w:pPr>
+        <w:ind w:left="360"/>
+        <w:rPr>
+          <w:rFonts w:ascii="Times New Roman" w:hAnsi="Times New Roman"/>
+          <w:sz w:val="28"/>
+        </w:rPr>
+      </w:pPr>
+      <w:r>
+        <w:rPr>
+          <w:rFonts w:ascii="Times New Roman" w:hAnsi="Times New Roman"/>
+          <w:sz w:val="28"/>
+        </w:rPr>
+        <w:t>(Vốn lưu động của phương án = Tổng chi phí của phương án – Chi phí gián tiếp).</w:t>
+      </w:r>
+    </w:p>
+    <w:p>
+      <w:pPr>
+        <w:ind w:left="360"/>
+        <w:rPr>
+          <w:rFonts w:ascii="Times New Roman" w:hAnsi="Times New Roman"/>
+          <w:sz w:val="28"/>
+        </w:rPr>
+      </w:pPr>
+      <w:r>
+        <w:rPr>
+          <w:rFonts w:ascii="Times New Roman" w:hAnsi="Times New Roman"/>
+          <w:sz w:val="28"/>
+        </w:rPr>
+        <w:t>{{vongQuay</w:t>
       </w:r>
       <w:bookmarkStart w:id="0" w:name="_GoBack"/>
       <w:bookmarkEnd w:id="0"/>
@@ -570,336 +677,407 @@
           <w:rFonts w:ascii="Times New Roman" w:hAnsi="Times New Roman"/>
           <w:sz w:val="28"/>
         </w:rPr>
-        <w:t>_PLACEHOLDER}}</w:t>
-      </w:r>
-    </w:p>
-    <w:p>
-      <w:pPr>
-        <w:rPr>
-          <w:rFonts w:ascii="Times New Roman" w:hAnsi="Times New Roman"/>
-          <w:b/>
-          <w:sz w:val="28"/>
-        </w:rPr>
-      </w:pPr>
-      <w:r>
-        <w:rPr>
-          <w:rFonts w:ascii="Times New Roman" w:hAnsi="Times New Roman"/>
-          <w:b/>
+        <w:t>}}</w:t>
+      </w:r>
+    </w:p>
+    <w:p>
+      <w:pPr>
+        <w:ind w:left="360"/>
+        <w:rPr>
+          <w:rFonts w:ascii="Times New Roman" w:hAnsi="Times New Roman"/>
+          <w:sz w:val="28"/>
+        </w:rPr>
+      </w:pPr>
+      <w:r>
+        <w:rPr>
+          <w:rFonts w:ascii="Times New Roman" w:hAnsi="Times New Roman"/>
+          <w:sz w:val="28"/>
+        </w:rPr>
+        <w:t>{{vonLuuDong</w:t>
+      </w:r>
+      <w:r>
+        <w:rPr>
+          <w:rFonts w:ascii="Times New Roman" w:hAnsi="Times New Roman"/>
+          <w:sz w:val="28"/>
+        </w:rPr>
+        <w:t>MotVongQuay}}</w:t>
+      </w:r>
+    </w:p>
+    <w:p>
+      <w:pPr>
+        <w:ind w:left="360"/>
+        <w:rPr>
+          <w:rFonts w:ascii="Times New Roman" w:hAnsi="Times New Roman"/>
+          <w:sz w:val="28"/>
+        </w:rPr>
+      </w:pPr>
+      <w:r>
+        <w:rPr>
+          <w:rFonts w:ascii="Times New Roman" w:hAnsi="Times New Roman"/>
+          <w:sz w:val="28"/>
+        </w:rPr>
+        <w:t>- Vốn tự có lũy kế:               {{vonTuCo}}               {{vonTuCoPercent}}.</w:t>
+      </w:r>
+    </w:p>
+    <w:p>
+      <w:pPr>
+        <w:ind w:left="360"/>
+        <w:rPr>
+          <w:rFonts w:ascii="Times New Roman" w:hAnsi="Times New Roman"/>
+          <w:sz w:val="28"/>
+        </w:rPr>
+      </w:pPr>
+      <w:r>
+        <w:rPr>
+          <w:rFonts w:ascii="Times New Roman" w:hAnsi="Times New Roman"/>
+          <w:sz w:val="28"/>
+        </w:rPr>
+        <w:t>- Vốn khác:                          {{vonKhac}}.               {{vonKhacPercent}}.</w:t>
+      </w:r>
+    </w:p>
+    <w:p>
+      <w:pPr>
+        <w:ind w:left="360"/>
+        <w:rPr>
+          <w:rFonts w:ascii="Times New Roman" w:hAnsi="Times New Roman"/>
+          <w:sz w:val="28"/>
+        </w:rPr>
+      </w:pPr>
+      <w:r>
+        <w:rPr>
+          <w:rFonts w:ascii="Times New Roman" w:hAnsi="Times New Roman"/>
+          <w:sz w:val="28"/>
+        </w:rPr>
+        <w:t>- Vốn vay quỹ tín dụng:       {{tienso}}               {{tienSoPercent}}.</w:t>
+      </w:r>
+    </w:p>
+    <w:p>
+      <w:pPr>
+        <w:rPr>
+          <w:rFonts w:ascii="Times New Roman" w:hAnsi="Times New Roman"/>
+          <w:b/>
+          <w:sz w:val="28"/>
+        </w:rPr>
+      </w:pPr>
+      <w:r>
+        <w:rPr>
+          <w:rFonts w:ascii="Times New Roman" w:hAnsi="Times New Roman"/>
+          <w:b/>
+          <w:sz w:val="28"/>
+        </w:rPr>
+        <w:t xml:space="preserve">8. Tài sản đảm bảo: </w:t>
+      </w:r>
+    </w:p>
+    <w:p>
+      <w:pPr>
+        <w:rPr>
+          <w:rFonts w:ascii="Times New Roman" w:hAnsi="Times New Roman"/>
+          <w:sz w:val="28"/>
+        </w:rPr>
+      </w:pPr>
+      <w:r>
+        <w:rPr>
+          <w:rFonts w:ascii="Times New Roman" w:hAnsi="Times New Roman"/>
+          <w:sz w:val="28"/>
+        </w:rPr>
+        <w:t xml:space="preserve">Giấy chứng nhận Quyền sử dụng đất số: </w:t>
+      </w:r>
+      <w:r>
+        <w:rPr>
+          <w:rFonts w:ascii="Times New Roman" w:hAnsi="Times New Roman"/>
+          <w:sz w:val="28"/>
+        </w:rPr>
+        <w:tab/>
+      </w:r>
+      <w:r>
+        <w:rPr>
+          <w:rFonts w:ascii="Times New Roman" w:hAnsi="Times New Roman"/>
+          <w:sz w:val="28"/>
+        </w:rPr>
+        <w:tab/>
+        <w:t>{{seri}}.</w:t>
+      </w:r>
+    </w:p>
+    <w:p>
+      <w:pPr>
+        <w:rPr>
+          <w:rFonts w:ascii="Times New Roman" w:hAnsi="Times New Roman"/>
+          <w:sz w:val="28"/>
+        </w:rPr>
+      </w:pPr>
+      <w:r>
+        <w:rPr>
+          <w:rFonts w:ascii="Times New Roman" w:hAnsi="Times New Roman"/>
+          <w:sz w:val="28"/>
+        </w:rPr>
+        <w:t xml:space="preserve">Mang tên: </w:t>
+      </w:r>
+      <w:r>
+        <w:rPr>
+          <w:rFonts w:ascii="Times New Roman" w:hAnsi="Times New Roman"/>
+          <w:sz w:val="28"/>
+        </w:rPr>
+        <w:t>{{ndtbd}}.</w:t>
+      </w:r>
+    </w:p>
+    <w:p>
+      <w:pPr>
+        <w:rPr>
+          <w:rFonts w:ascii="Times New Roman" w:hAnsi="Times New Roman"/>
+          <w:sz w:val="28"/>
+        </w:rPr>
+      </w:pPr>
+      <w:r>
+        <w:rPr>
+          <w:rFonts w:ascii="Times New Roman" w:hAnsi="Times New Roman"/>
+          <w:sz w:val="28"/>
+        </w:rPr>
+        <w:t>Số thử</w:t>
+      </w:r>
+      <w:r>
+        <w:rPr>
+          <w:rFonts w:ascii="Times New Roman" w:hAnsi="Times New Roman"/>
+          <w:sz w:val="28"/>
+        </w:rPr>
+        <w:t xml:space="preserve">a: {{std}}.                                        </w:t>
+      </w:r>
+      <w:r>
+        <w:rPr>
+          <w:rFonts w:ascii="Times New Roman" w:hAnsi="Times New Roman"/>
+          <w:sz w:val="28"/>
+        </w:rPr>
+        <w:t>Tờ bản đồ: {{sbd}}.</w:t>
+      </w:r>
+    </w:p>
+    <w:p>
+      <w:pPr>
+        <w:rPr>
+          <w:rFonts w:ascii="Times New Roman" w:hAnsi="Times New Roman"/>
+          <w:sz w:val="28"/>
+        </w:rPr>
+      </w:pPr>
+      <w:r>
+        <w:rPr>
+          <w:rFonts w:ascii="Times New Roman" w:hAnsi="Times New Roman"/>
+          <w:sz w:val="28"/>
+        </w:rPr>
+        <w:t>Vào sổ cấp Giấy chứng nhận số: {{vsmt}}.</w:t>
+      </w:r>
+    </w:p>
+    <w:p>
+      <w:pPr>
+        <w:rPr>
+          <w:rFonts w:ascii="Times New Roman" w:hAnsi="Times New Roman"/>
+          <w:sz w:val="28"/>
+        </w:rPr>
+      </w:pPr>
+      <w:r>
+        <w:rPr>
+          <w:rFonts w:ascii="Times New Roman" w:hAnsi="Times New Roman"/>
+          <w:sz w:val="28"/>
+        </w:rPr>
+        <w:t xml:space="preserve">Do: </w:t>
+      </w:r>
+      <w:r>
+        <w:rPr>
+          <w:rFonts w:ascii="Times New Roman" w:hAnsi="Times New Roman"/>
+          <w:sz w:val="28"/>
+        </w:rPr>
+        <w:t xml:space="preserve">{{dctd}} </w:t>
+      </w:r>
+      <w:r>
+        <w:rPr>
+          <w:rFonts w:ascii="Times New Roman" w:hAnsi="Times New Roman"/>
+          <w:sz w:val="28"/>
+        </w:rPr>
+        <w:t xml:space="preserve">            </w:t>
+      </w:r>
+      <w:r>
+        <w:rPr>
+          <w:rFonts w:ascii="Times New Roman" w:hAnsi="Times New Roman"/>
+          <w:sz w:val="28"/>
+        </w:rPr>
+        <w:t>cấp ngày: {{ngc}}.</w:t>
+      </w:r>
+    </w:p>
+    <w:p>
+      <w:pPr>
+        <w:rPr>
+          <w:rFonts w:ascii="Times New Roman" w:hAnsi="Times New Roman"/>
+          <w:sz w:val="28"/>
+        </w:rPr>
+      </w:pPr>
+      <w:r>
+        <w:rPr>
+          <w:rFonts w:ascii="Times New Roman" w:hAnsi="Times New Roman"/>
+          <w:sz w:val="28"/>
+        </w:rPr>
+        <w:t>Diện tích: {{dt}}.</w:t>
+      </w:r>
+    </w:p>
+    <w:p>
+      <w:pPr>
+        <w:rPr>
+          <w:rFonts w:ascii="Times New Roman" w:hAnsi="Times New Roman"/>
+          <w:b/>
+          <w:i/>
+          <w:sz w:val="28"/>
+        </w:rPr>
+      </w:pPr>
+      <w:r>
+        <w:rPr>
+          <w:rFonts w:ascii="Times New Roman" w:hAnsi="Times New Roman"/>
+          <w:b/>
+          <w:i/>
+          <w:sz w:val="28"/>
+        </w:rPr>
+        <w:t>Trong đó:</w:t>
+      </w:r>
+    </w:p>
+    <w:p>
+      <w:pPr>
+        <w:spacing w:after="120"/>
+        <w:rPr>
+          <w:rFonts w:ascii="Times New Roman" w:hAnsi="Times New Roman"/>
+          <w:sz w:val="28"/>
+        </w:rPr>
+      </w:pPr>
+      <w:r>
+        <w:rPr>
+          <w:rFonts w:ascii="Times New Roman" w:hAnsi="Times New Roman"/>
+          <w:b/>
+          <w:i/>
+          <w:sz w:val="28"/>
+        </w:rPr>
+        <w:tab/>
+      </w:r>
+      <w:r>
+        <w:rPr>
+          <w:rFonts w:ascii="Times New Roman" w:hAnsi="Times New Roman"/>
+          <w:sz w:val="28"/>
+        </w:rPr>
+        <w:t>{{land_items}}</w:t>
+      </w:r>
+    </w:p>
+    <w:p>
+      <w:pPr>
+        <w:spacing w:after="120"/>
+        <w:rPr>
+          <w:rFonts w:ascii="Times New Roman" w:hAnsi="Times New Roman"/>
+          <w:sz w:val="28"/>
+        </w:rPr>
+      </w:pPr>
+      <w:r>
+        <w:rPr>
+          <w:rFonts w:ascii="Times New Roman" w:hAnsi="Times New Roman"/>
+          <w:sz w:val="28"/>
+        </w:rPr>
+        <w:tab/>
+        <w:t>+ Nhà ở: {{dienTichTS}}; được định giá: 0 đồng.</w:t>
+      </w:r>
+    </w:p>
+    <w:p>
+      <w:pPr>
+        <w:spacing w:after="120"/>
+        <w:rPr>
+          <w:rFonts w:ascii="Times New Roman" w:hAnsi="Times New Roman"/>
+          <w:sz w:val="28"/>
+        </w:rPr>
+      </w:pPr>
+      <w:r>
+        <w:rPr>
+          <w:rFonts w:ascii="Times New Roman" w:hAnsi="Times New Roman"/>
+          <w:sz w:val="28"/>
+        </w:rPr>
+        <w:t xml:space="preserve">           </w:t>
+      </w:r>
+      <w:r>
+        <w:rPr>
+          <w:rFonts w:ascii="Times New Roman" w:hAnsi="Times New Roman"/>
+          <w:sz w:val="28"/>
+        </w:rPr>
+        <w:t xml:space="preserve">Tài sản </w:t>
+      </w:r>
+      <w:r>
+        <w:rPr>
+          <w:rFonts w:ascii="Times New Roman" w:hAnsi="Times New Roman"/>
+          <w:sz w:val="28"/>
+        </w:rPr>
+        <w:t>khác: …………………………………………………………………</w:t>
+      </w:r>
+    </w:p>
+    <w:p>
+      <w:pPr>
+        <w:spacing w:after="120"/>
+        <w:rPr>
+          <w:rFonts w:ascii="Times New Roman" w:hAnsi="Times New Roman"/>
+          <w:b/>
+          <w:sz w:val="28"/>
+        </w:rPr>
+      </w:pPr>
+      <w:r>
+        <w:rPr>
+          <w:rFonts w:ascii="Times New Roman" w:hAnsi="Times New Roman"/>
+          <w:b/>
+          <w:sz w:val="28"/>
+        </w:rPr>
+        <w:t>Tổng giá trị tài sản thế chấp được định giá là: {{tsbds}} đồng.</w:t>
+      </w:r>
+    </w:p>
+    <w:p>
+      <w:pPr>
+        <w:spacing w:after="120"/>
+        <w:rPr>
+          <w:rFonts w:ascii="Times New Roman" w:hAnsi="Times New Roman"/>
+          <w:sz w:val="28"/>
+        </w:rPr>
+      </w:pPr>
+      <w:r>
+        <w:rPr>
+          <w:rFonts w:ascii="Times New Roman" w:hAnsi="Times New Roman"/>
+          <w:b/>
+          <w:sz w:val="28"/>
+        </w:rPr>
+        <w:t xml:space="preserve">                                                                </w:t>
+      </w:r>
+      <w:r>
+        <w:rPr>
+          <w:rFonts w:ascii="Times New Roman" w:hAnsi="Times New Roman"/>
+          <w:sz w:val="28"/>
+        </w:rPr>
+        <w:t>(Ghi bằng chữ: {{tsbdc}})</w:t>
+      </w:r>
+    </w:p>
+    <w:p>
+      <w:pPr>
+        <w:rPr>
+          <w:rFonts w:ascii="Times New Roman" w:hAnsi="Times New Roman"/>
+          <w:b/>
+          <w:sz w:val="28"/>
+        </w:rPr>
+      </w:pPr>
+      <w:r>
+        <w:rPr>
+          <w:rFonts w:ascii="Times New Roman" w:hAnsi="Times New Roman"/>
+          <w:b/>
+          <w:sz w:val="28"/>
+        </w:rPr>
+        <w:t>9. Cam kết:</w:t>
+      </w:r>
+    </w:p>
+    <w:p>
+      <w:pPr>
+        <w:rPr>
+          <w:rFonts w:ascii="Times New Roman" w:hAnsi="Times New Roman"/>
+          <w:sz w:val="28"/>
+        </w:rPr>
+      </w:pPr>
+      <w:r>
+        <w:rPr>
+          <w:rFonts w:ascii="Times New Roman" w:hAnsi="Times New Roman"/>
           <w:sz w:val="28"/>
         </w:rPr>
         <w:lastRenderedPageBreak/>
-        <w:t xml:space="preserve">8. Tài sản đảm bảo: </w:t>
-      </w:r>
-    </w:p>
-    <w:p>
-      <w:pPr>
-        <w:rPr>
-          <w:rFonts w:ascii="Times New Roman" w:hAnsi="Times New Roman"/>
-          <w:sz w:val="28"/>
-        </w:rPr>
-      </w:pPr>
-      <w:r>
-        <w:rPr>
-          <w:rFonts w:ascii="Times New Roman" w:hAnsi="Times New Roman"/>
-          <w:sz w:val="28"/>
-        </w:rPr>
-        <w:t xml:space="preserve">Giấy chứng nhận Quyền sử dụng đất số: </w:t>
-      </w:r>
-      <w:r>
-        <w:rPr>
-          <w:rFonts w:ascii="Times New Roman" w:hAnsi="Times New Roman"/>
-          <w:sz w:val="28"/>
-        </w:rPr>
-        <w:tab/>
-      </w:r>
-      <w:r>
-        <w:rPr>
-          <w:rFonts w:ascii="Times New Roman" w:hAnsi="Times New Roman"/>
-          <w:sz w:val="28"/>
-        </w:rPr>
-        <w:tab/>
-        <w:t>{{seri}}.</w:t>
-      </w:r>
-    </w:p>
-    <w:p>
-      <w:pPr>
-        <w:rPr>
-          <w:rFonts w:ascii="Times New Roman" w:hAnsi="Times New Roman"/>
-          <w:sz w:val="28"/>
-        </w:rPr>
-      </w:pPr>
-      <w:r>
-        <w:rPr>
-          <w:rFonts w:ascii="Times New Roman" w:hAnsi="Times New Roman"/>
-          <w:sz w:val="28"/>
-        </w:rPr>
-        <w:t xml:space="preserve">Mang tên: </w:t>
-      </w:r>
-      <w:r>
-        <w:rPr>
-          <w:rFonts w:ascii="Times New Roman" w:hAnsi="Times New Roman"/>
-          <w:sz w:val="28"/>
-        </w:rPr>
-        <w:t>{{ndtbd}}.</w:t>
-      </w:r>
-    </w:p>
-    <w:p>
-      <w:pPr>
-        <w:rPr>
-          <w:rFonts w:ascii="Times New Roman" w:hAnsi="Times New Roman"/>
-          <w:sz w:val="28"/>
-        </w:rPr>
-      </w:pPr>
-      <w:r>
-        <w:rPr>
-          <w:rFonts w:ascii="Times New Roman" w:hAnsi="Times New Roman"/>
-          <w:sz w:val="28"/>
-        </w:rPr>
-        <w:t>Số thử</w:t>
-      </w:r>
-      <w:r>
-        <w:rPr>
-          <w:rFonts w:ascii="Times New Roman" w:hAnsi="Times New Roman"/>
-          <w:sz w:val="28"/>
-        </w:rPr>
-        <w:t xml:space="preserve">a: {{std}}.                                        </w:t>
-      </w:r>
-      <w:r>
-        <w:rPr>
-          <w:rFonts w:ascii="Times New Roman" w:hAnsi="Times New Roman"/>
-          <w:sz w:val="28"/>
-        </w:rPr>
-        <w:t>Tờ bản đồ: {{sbd}}.</w:t>
-      </w:r>
-    </w:p>
-    <w:p>
-      <w:pPr>
-        <w:rPr>
-          <w:rFonts w:ascii="Times New Roman" w:hAnsi="Times New Roman"/>
-          <w:sz w:val="28"/>
-        </w:rPr>
-      </w:pPr>
-      <w:r>
-        <w:rPr>
-          <w:rFonts w:ascii="Times New Roman" w:hAnsi="Times New Roman"/>
-          <w:sz w:val="28"/>
-        </w:rPr>
-        <w:t>Vào sổ cấp Giấy chứng nhận số: {{vsmt}}.</w:t>
-      </w:r>
-    </w:p>
-    <w:p>
-      <w:pPr>
-        <w:rPr>
-          <w:rFonts w:ascii="Times New Roman" w:hAnsi="Times New Roman"/>
-          <w:sz w:val="28"/>
-        </w:rPr>
-      </w:pPr>
-      <w:r>
-        <w:rPr>
-          <w:rFonts w:ascii="Times New Roman" w:hAnsi="Times New Roman"/>
-          <w:sz w:val="28"/>
-        </w:rPr>
-        <w:t xml:space="preserve">Do: </w:t>
-      </w:r>
-      <w:r>
-        <w:rPr>
-          <w:rFonts w:ascii="Times New Roman" w:hAnsi="Times New Roman"/>
-          <w:sz w:val="28"/>
-        </w:rPr>
-        <w:t xml:space="preserve">{{dctd}} </w:t>
-      </w:r>
-      <w:r>
-        <w:rPr>
-          <w:rFonts w:ascii="Times New Roman" w:hAnsi="Times New Roman"/>
-          <w:sz w:val="28"/>
-        </w:rPr>
-        <w:t xml:space="preserve">            </w:t>
-      </w:r>
-      <w:r>
-        <w:rPr>
-          <w:rFonts w:ascii="Times New Roman" w:hAnsi="Times New Roman"/>
-          <w:sz w:val="28"/>
-        </w:rPr>
-        <w:t>cấp ngày: {{ngc}}.</w:t>
-      </w:r>
-    </w:p>
-    <w:p>
-      <w:pPr>
-        <w:rPr>
-          <w:rFonts w:ascii="Times New Roman" w:hAnsi="Times New Roman"/>
-          <w:sz w:val="28"/>
-        </w:rPr>
-      </w:pPr>
-      <w:r>
-        <w:rPr>
-          <w:rFonts w:ascii="Times New Roman" w:hAnsi="Times New Roman"/>
-          <w:sz w:val="28"/>
-        </w:rPr>
-        <w:t>Diện tích: {{dt}}.</w:t>
-      </w:r>
-    </w:p>
-    <w:p>
-      <w:pPr>
-        <w:rPr>
-          <w:rFonts w:ascii="Times New Roman" w:hAnsi="Times New Roman"/>
-          <w:b/>
-          <w:i/>
-          <w:sz w:val="28"/>
-        </w:rPr>
-      </w:pPr>
-      <w:r>
-        <w:rPr>
-          <w:rFonts w:ascii="Times New Roman" w:hAnsi="Times New Roman"/>
-          <w:b/>
-          <w:i/>
-          <w:sz w:val="28"/>
-        </w:rPr>
-        <w:t>Trong đó:</w:t>
-      </w:r>
-    </w:p>
-    <w:p>
-      <w:pPr>
-        <w:spacing w:after="120"/>
-        <w:rPr>
-          <w:rFonts w:ascii="Times New Roman" w:hAnsi="Times New Roman"/>
-          <w:sz w:val="28"/>
-        </w:rPr>
-      </w:pPr>
-      <w:r>
-        <w:rPr>
-          <w:rFonts w:ascii="Times New Roman" w:hAnsi="Times New Roman"/>
-          <w:b/>
-          <w:i/>
-          <w:sz w:val="28"/>
-        </w:rPr>
-        <w:tab/>
-      </w:r>
-      <w:r>
-        <w:rPr>
-          <w:rFonts w:ascii="Times New Roman" w:hAnsi="Times New Roman"/>
-          <w:sz w:val="28"/>
-        </w:rPr>
-        <w:t>{{land_items}}</w:t>
-      </w:r>
-    </w:p>
-    <w:p>
-      <w:pPr>
-        <w:spacing w:after="120"/>
-        <w:rPr>
-          <w:rFonts w:ascii="Times New Roman" w:hAnsi="Times New Roman"/>
-          <w:sz w:val="28"/>
-        </w:rPr>
-      </w:pPr>
-      <w:r>
-        <w:rPr>
-          <w:rFonts w:ascii="Times New Roman" w:hAnsi="Times New Roman"/>
-          <w:sz w:val="28"/>
-        </w:rPr>
-        <w:tab/>
-        <w:t>+ Nhà ở: {{dienTichTS}}; được định giá: 0 đồng.</w:t>
-      </w:r>
-    </w:p>
-    <w:p>
-      <w:pPr>
-        <w:spacing w:after="120"/>
-        <w:rPr>
-          <w:rFonts w:ascii="Times New Roman" w:hAnsi="Times New Roman"/>
-          <w:sz w:val="28"/>
-        </w:rPr>
-      </w:pPr>
-      <w:r>
-        <w:rPr>
-          <w:rFonts w:ascii="Times New Roman" w:hAnsi="Times New Roman"/>
-          <w:sz w:val="28"/>
-        </w:rPr>
-        <w:t xml:space="preserve">           </w:t>
-      </w:r>
-      <w:r>
-        <w:rPr>
-          <w:rFonts w:ascii="Times New Roman" w:hAnsi="Times New Roman"/>
-          <w:sz w:val="28"/>
-        </w:rPr>
-        <w:t xml:space="preserve">Tài sản </w:t>
-      </w:r>
-      <w:r>
-        <w:rPr>
-          <w:rFonts w:ascii="Times New Roman" w:hAnsi="Times New Roman"/>
-          <w:sz w:val="28"/>
-        </w:rPr>
-        <w:t>khác: …………………………………………………………………</w:t>
-      </w:r>
-    </w:p>
-    <w:p>
-      <w:pPr>
-        <w:spacing w:after="120"/>
-        <w:rPr>
-          <w:rFonts w:ascii="Times New Roman" w:hAnsi="Times New Roman"/>
-          <w:b/>
-          <w:sz w:val="28"/>
-        </w:rPr>
-      </w:pPr>
-      <w:r>
-        <w:rPr>
-          <w:rFonts w:ascii="Times New Roman" w:hAnsi="Times New Roman"/>
-          <w:b/>
-          <w:sz w:val="28"/>
-        </w:rPr>
-        <w:t>Tổng giá trị tài sản thế chấp được định giá là: {{tsbds}} đồng.</w:t>
-      </w:r>
-    </w:p>
-    <w:p>
-      <w:pPr>
-        <w:spacing w:after="120"/>
-        <w:rPr>
-          <w:rFonts w:ascii="Times New Roman" w:hAnsi="Times New Roman"/>
-          <w:sz w:val="28"/>
-        </w:rPr>
-      </w:pPr>
-      <w:r>
-        <w:rPr>
-          <w:rFonts w:ascii="Times New Roman" w:hAnsi="Times New Roman"/>
-          <w:b/>
-          <w:sz w:val="28"/>
-        </w:rPr>
-        <w:t xml:space="preserve">                                                                </w:t>
-      </w:r>
-      <w:r>
-        <w:rPr>
-          <w:rFonts w:ascii="Times New Roman" w:hAnsi="Times New Roman"/>
-          <w:sz w:val="28"/>
-        </w:rPr>
-        <w:t>(Ghi bằng chữ: {{tsbdc}})</w:t>
-      </w:r>
-    </w:p>
-    <w:p>
-      <w:pPr>
-        <w:rPr>
-          <w:rFonts w:ascii="Times New Roman" w:hAnsi="Times New Roman"/>
-          <w:b/>
-          <w:sz w:val="28"/>
-        </w:rPr>
-      </w:pPr>
-      <w:r>
-        <w:rPr>
-          <w:rFonts w:ascii="Times New Roman" w:hAnsi="Times New Roman"/>
-          <w:b/>
-          <w:sz w:val="28"/>
-        </w:rPr>
-        <w:t>9. Cam kết:</w:t>
-      </w:r>
-    </w:p>
-    <w:p>
-      <w:pPr>
-        <w:rPr>
-          <w:rFonts w:ascii="Times New Roman" w:hAnsi="Times New Roman"/>
-          <w:sz w:val="28"/>
-        </w:rPr>
-      </w:pPr>
-      <w:r>
-        <w:rPr>
-          <w:rFonts w:ascii="Times New Roman" w:hAnsi="Times New Roman"/>
-          <w:sz w:val="28"/>
-        </w:rPr>
         <w:tab/>
         <w:t>Tôi là: {{kh}} cam kết cung cấp thông tin, hồ sơ đúng sự thật và chịu trách nhiệm tính chính xác các nội dung đã được cung cấp. Nếu được QTD cho vay vốn gia đình tôi cam kết sử dụng vốn đúng mục đích, trả nợ gốc, lãi đúng kỳ hạn ghi trên hợp đồng cho vay.</w:t>
       </w:r>

--- a/src/main/resources/templates/PhuongAnVayVon.docx
+++ b/src/main/resources/templates/PhuongAnVayVon.docx
@@ -186,16 +186,24 @@
       <w:r>
         <w:rPr>
           <w:rFonts w:ascii="Times New Roman" w:hAnsi="Times New Roman"/>
-          <w:sz w:val="28"/>
-        </w:rPr>
-        <w:t xml:space="preserve">{{kh}}                                         </w:t>
-      </w:r>
-      <w:r>
-        <w:rPr>
-          <w:rFonts w:ascii="Times New Roman" w:hAnsi="Times New Roman"/>
-          <w:sz w:val="28"/>
-        </w:rPr>
-        <w:t>Ngày sinh: {{nskh}}.</w:t>
+          <w:b/>
+          <w:sz w:val="28"/>
+        </w:rPr>
+        <w:t>{{kh}}</w:t>
+      </w:r>
+      <w:r>
+        <w:rPr>
+          <w:rFonts w:ascii="Times New Roman" w:hAnsi="Times New Roman"/>
+          <w:sz w:val="28"/>
+        </w:rPr>
+        <w:t xml:space="preserve">       Năm</w:t>
+      </w:r>
+      <w:r>
+        <w:rPr>
+          <w:rFonts w:ascii="Times New Roman" w:hAnsi="Times New Roman"/>
+          <w:sz w:val="28"/>
+        </w:rPr>
+        <w:t xml:space="preserve"> sinh: {{nskh}}.</w:t>
       </w:r>
     </w:p>
     <w:p>
@@ -250,29 +258,36 @@
           <w:rFonts w:ascii="Times New Roman" w:hAnsi="Times New Roman"/>
           <w:sz w:val="28"/>
         </w:rPr>
-        <w:t xml:space="preserve">: {{cccdkh}}                              </w:t>
-      </w:r>
-      <w:r>
-        <w:rPr>
-          <w:rFonts w:ascii="Times New Roman" w:hAnsi="Times New Roman"/>
-          <w:sz w:val="28"/>
-        </w:rPr>
-        <w:t>Cấp ngày: {{nckh}}.</w:t>
-      </w:r>
-    </w:p>
-    <w:p>
-      <w:pPr>
-        <w:rPr>
-          <w:rFonts w:ascii="Times New Roman" w:hAnsi="Times New Roman"/>
-          <w:sz w:val="28"/>
-        </w:rPr>
-      </w:pPr>
-      <w:r>
-        <w:rPr>
-          <w:rFonts w:ascii="Times New Roman" w:hAnsi="Times New Roman"/>
-          <w:sz w:val="28"/>
-        </w:rPr>
-        <w:tab/>
+        <w:t>: {{cccdkh</w:t>
+      </w:r>
+      <w:r>
+        <w:rPr>
+          <w:rFonts w:ascii="Times New Roman" w:hAnsi="Times New Roman"/>
+          <w:sz w:val="28"/>
+        </w:rPr>
+        <w:t xml:space="preserve">}}; </w:t>
+      </w:r>
+      <w:r>
+        <w:rPr>
+          <w:rFonts w:ascii="Times New Roman" w:hAnsi="Times New Roman"/>
+          <w:sz w:val="28"/>
+        </w:rPr>
+        <w:t>Cấ</w:t>
+      </w:r>
+      <w:r>
+        <w:rPr>
+          <w:rFonts w:ascii="Times New Roman" w:hAnsi="Times New Roman"/>
+          <w:sz w:val="28"/>
+        </w:rPr>
+        <w:t xml:space="preserve">p ngày: {{nckh}}; </w:t>
+      </w:r>
+      <w:bookmarkStart w:id="0" w:name="_GoBack"/>
+      <w:bookmarkEnd w:id="0"/>
+      <w:r>
+        <w:rPr>
+          <w:rFonts w:ascii="Times New Roman" w:hAnsi="Times New Roman"/>
+          <w:sz w:val="28"/>
+        </w:rPr>
         <w:t>Nơi cấp: {{nccccdkh}}.</w:t>
       </w:r>
     </w:p>
@@ -577,8 +592,52 @@
           <w:rFonts w:ascii="Times New Roman" w:hAnsi="Times New Roman"/>
           <w:sz w:val="28"/>
         </w:rPr>
+        <w:t>- Tổng nhu cầu vốn cần thiết của phương án: {{tongVon}}</w:t>
+      </w:r>
+      <w:r>
+        <w:rPr>
+          <w:rFonts w:ascii="Times New Roman" w:hAnsi="Times New Roman"/>
+          <w:sz w:val="28"/>
+        </w:rPr>
+        <w:t xml:space="preserve"> đồng</w:t>
+      </w:r>
+      <w:r>
+        <w:rPr>
+          <w:rFonts w:ascii="Times New Roman" w:hAnsi="Times New Roman"/>
+          <w:sz w:val="28"/>
+        </w:rPr>
+        <w:t>.</w:t>
+      </w:r>
+    </w:p>
+    <w:p>
+      <w:pPr>
+        <w:ind w:left="360"/>
+        <w:rPr>
+          <w:rFonts w:ascii="Times New Roman" w:hAnsi="Times New Roman"/>
+          <w:sz w:val="28"/>
+        </w:rPr>
+      </w:pPr>
+      <w:r>
+        <w:rPr>
+          <w:rFonts w:ascii="Times New Roman" w:hAnsi="Times New Roman"/>
+          <w:sz w:val="28"/>
+        </w:rPr>
         <w:lastRenderedPageBreak/>
-        <w:t>- Tổng nhu cầu vốn cần thiết của phương án: {{tongVon}}</w:t>
+        <w:t>- Tổng nhu cầu vốn lưu động của phương án: {{tongVonLu</w:t>
+      </w:r>
+      <w:r>
+        <w:rPr>
+          <w:rFonts w:ascii="Times New Roman" w:hAnsi="Times New Roman"/>
+          <w:sz w:val="28"/>
+        </w:rPr>
+        <w:t>u</w:t>
+      </w:r>
+      <w:r>
+        <w:rPr>
+          <w:rFonts w:ascii="Times New Roman" w:hAnsi="Times New Roman"/>
+          <w:sz w:val="28"/>
+        </w:rPr>
+        <w:t>Dong}}</w:t>
       </w:r>
       <w:r>
         <w:rPr>
@@ -608,35 +667,7 @@
           <w:rFonts w:ascii="Times New Roman" w:hAnsi="Times New Roman"/>
           <w:sz w:val="28"/>
         </w:rPr>
-        <w:t>- Tổng nhu cầu vốn lưu động của phương án: {{tongVonLu</w:t>
-      </w:r>
-      <w:r>
-        <w:rPr>
-          <w:rFonts w:ascii="Times New Roman" w:hAnsi="Times New Roman"/>
-          <w:sz w:val="28"/>
-        </w:rPr>
-        <w:t>u</w:t>
-      </w:r>
-      <w:r>
-        <w:rPr>
-          <w:rFonts w:ascii="Times New Roman" w:hAnsi="Times New Roman"/>
-          <w:sz w:val="28"/>
-        </w:rPr>
-        <w:t>Dong}}</w:t>
-      </w:r>
-      <w:r>
-        <w:rPr>
-          <w:rFonts w:ascii="Times New Roman" w:hAnsi="Times New Roman"/>
-          <w:sz w:val="28"/>
-        </w:rPr>
-        <w:t xml:space="preserve"> đồng</w:t>
-      </w:r>
-      <w:r>
-        <w:rPr>
-          <w:rFonts w:ascii="Times New Roman" w:hAnsi="Times New Roman"/>
-          <w:sz w:val="28"/>
-        </w:rPr>
-        <w:t>.</w:t>
+        <w:t>(Vốn lưu động của phương án = Tổng chi phí của phương án – Chi phí gián tiếp).</w:t>
       </w:r>
     </w:p>
     <w:p>
@@ -652,7 +683,7 @@
           <w:rFonts w:ascii="Times New Roman" w:hAnsi="Times New Roman"/>
           <w:sz w:val="28"/>
         </w:rPr>
-        <w:t>(Vốn lưu động của phương án = Tổng chi phí của phương án – Chi phí gián tiếp).</w:t>
+        <w:t>{{vongQuay}}</w:t>
       </w:r>
     </w:p>
     <w:p>
@@ -668,16 +699,14 @@
           <w:rFonts w:ascii="Times New Roman" w:hAnsi="Times New Roman"/>
           <w:sz w:val="28"/>
         </w:rPr>
-        <w:t>{{vongQuay</w:t>
-      </w:r>
-      <w:bookmarkStart w:id="0" w:name="_GoBack"/>
-      <w:bookmarkEnd w:id="0"/>
-      <w:r>
-        <w:rPr>
-          <w:rFonts w:ascii="Times New Roman" w:hAnsi="Times New Roman"/>
-          <w:sz w:val="28"/>
-        </w:rPr>
-        <w:t>}}</w:t>
+        <w:t>{{vonLuuDong</w:t>
+      </w:r>
+      <w:r>
+        <w:rPr>
+          <w:rFonts w:ascii="Times New Roman" w:hAnsi="Times New Roman"/>
+          <w:sz w:val="28"/>
+        </w:rPr>
+        <w:t>MotVongQuay}}</w:t>
       </w:r>
     </w:p>
     <w:p>
@@ -693,14 +722,7 @@
           <w:rFonts w:ascii="Times New Roman" w:hAnsi="Times New Roman"/>
           <w:sz w:val="28"/>
         </w:rPr>
-        <w:t>{{vonLuuDong</w:t>
-      </w:r>
-      <w:r>
-        <w:rPr>
-          <w:rFonts w:ascii="Times New Roman" w:hAnsi="Times New Roman"/>
-          <w:sz w:val="28"/>
-        </w:rPr>
-        <w:t>MotVongQuay}}</w:t>
+        <w:t>- Vốn tự có lũy kế:               {{vonTuCo}}               {{vonTuCoPercent}}.</w:t>
       </w:r>
     </w:p>
     <w:p>
@@ -716,7 +738,7 @@
           <w:rFonts w:ascii="Times New Roman" w:hAnsi="Times New Roman"/>
           <w:sz w:val="28"/>
         </w:rPr>
-        <w:t>- Vốn tự có lũy kế:               {{vonTuCo}}               {{vonTuCoPercent}}.</w:t>
+        <w:t>- Vốn khác:                          {{vonKhac}}.               {{vonKhacPercent}}.</w:t>
       </w:r>
     </w:p>
     <w:p>
@@ -732,22 +754,6 @@
           <w:rFonts w:ascii="Times New Roman" w:hAnsi="Times New Roman"/>
           <w:sz w:val="28"/>
         </w:rPr>
-        <w:t>- Vốn khác:                          {{vonKhac}}.               {{vonKhacPercent}}.</w:t>
-      </w:r>
-    </w:p>
-    <w:p>
-      <w:pPr>
-        <w:ind w:left="360"/>
-        <w:rPr>
-          <w:rFonts w:ascii="Times New Roman" w:hAnsi="Times New Roman"/>
-          <w:sz w:val="28"/>
-        </w:rPr>
-      </w:pPr>
-      <w:r>
-        <w:rPr>
-          <w:rFonts w:ascii="Times New Roman" w:hAnsi="Times New Roman"/>
-          <w:sz w:val="28"/>
-        </w:rPr>
         <w:t>- Vốn vay quỹ tín dụng:       {{tienso}}               {{tienSoPercent}}.</w:t>
       </w:r>
     </w:p>
@@ -1077,9 +1083,16 @@
           <w:rFonts w:ascii="Times New Roman" w:hAnsi="Times New Roman"/>
           <w:sz w:val="28"/>
         </w:rPr>
+        <w:tab/>
+        <w:t xml:space="preserve">Tôi là: {{kh}} cam kết cung cấp thông tin, hồ sơ đúng sự thật và chịu trách nhiệm tính chính xác các nội dung đã được cung cấp. Nếu được QTD cho vay vốn </w:t>
+      </w:r>
+      <w:r>
+        <w:rPr>
+          <w:rFonts w:ascii="Times New Roman" w:hAnsi="Times New Roman"/>
+          <w:sz w:val="28"/>
+        </w:rPr>
         <w:lastRenderedPageBreak/>
-        <w:tab/>
-        <w:t>Tôi là: {{kh}} cam kết cung cấp thông tin, hồ sơ đúng sự thật và chịu trách nhiệm tính chính xác các nội dung đã được cung cấp. Nếu được QTD cho vay vốn gia đình tôi cam kết sử dụng vốn đúng mục đích, trả nợ gốc, lãi đúng kỳ hạn ghi trên hợp đồng cho vay.</w:t>
+        <w:t>gia đình tôi cam kết sử dụng vốn đúng mục đích, trả nợ gốc, lãi đúng kỳ hạn ghi trên hợp đồng cho vay.</w:t>
       </w:r>
     </w:p>
     <w:p>

--- a/src/main/resources/templates/PhuongAnVayVon.docx
+++ b/src/main/resources/templates/PhuongAnVayVon.docx
@@ -258,31 +258,31 @@
           <w:rFonts w:ascii="Times New Roman" w:hAnsi="Times New Roman"/>
           <w:sz w:val="28"/>
         </w:rPr>
-        <w:t>: {{cccdkh</w:t>
-      </w:r>
-      <w:r>
-        <w:rPr>
-          <w:rFonts w:ascii="Times New Roman" w:hAnsi="Times New Roman"/>
-          <w:sz w:val="28"/>
-        </w:rPr>
-        <w:t xml:space="preserve">}}; </w:t>
-      </w:r>
-      <w:r>
-        <w:rPr>
-          <w:rFonts w:ascii="Times New Roman" w:hAnsi="Times New Roman"/>
-          <w:sz w:val="28"/>
-        </w:rPr>
-        <w:t>Cấ</w:t>
-      </w:r>
-      <w:r>
-        <w:rPr>
-          <w:rFonts w:ascii="Times New Roman" w:hAnsi="Times New Roman"/>
-          <w:sz w:val="28"/>
-        </w:rPr>
-        <w:t xml:space="preserve">p ngày: {{nckh}}; </w:t>
+        <w:t>: {{cccdkh}}</w:t>
       </w:r>
       <w:bookmarkStart w:id="0" w:name="_GoBack"/>
       <w:bookmarkEnd w:id="0"/>
+      <w:r>
+        <w:rPr>
+          <w:rFonts w:ascii="Times New Roman" w:hAnsi="Times New Roman"/>
+          <w:sz w:val="28"/>
+        </w:rPr>
+        <w:t xml:space="preserve">; </w:t>
+      </w:r>
+      <w:r>
+        <w:rPr>
+          <w:rFonts w:ascii="Times New Roman" w:hAnsi="Times New Roman"/>
+          <w:sz w:val="28"/>
+        </w:rPr>
+        <w:t>Cấ</w:t>
+      </w:r>
+      <w:r>
+        <w:rPr>
+          <w:rFonts w:ascii="Times New Roman" w:hAnsi="Times New Roman"/>
+          <w:sz w:val="28"/>
+        </w:rPr>
+        <w:t xml:space="preserve">p ngày: {{nckh}}; </w:t>
+      </w:r>
       <w:r>
         <w:rPr>
           <w:rFonts w:ascii="Times New Roman" w:hAnsi="Times New Roman"/>

--- a/src/main/resources/templates/PhuongAnVayVon.docx
+++ b/src/main/resources/templates/PhuongAnVayVon.docx
@@ -109,12 +109,14 @@
         <w:jc w:val="center"/>
         <w:rPr>
           <w:rFonts w:ascii="Times New Roman" w:hAnsi="Times New Roman"/>
-          <w:sz w:val="28"/>
-        </w:rPr>
-      </w:pPr>
-      <w:r>
-        <w:rPr>
-          <w:rFonts w:ascii="Times New Roman" w:hAnsi="Times New Roman"/>
+          <w:b/>
+          <w:sz w:val="28"/>
+        </w:rPr>
+      </w:pPr>
+      <w:r>
+        <w:rPr>
+          <w:rFonts w:ascii="Times New Roman" w:hAnsi="Times New Roman"/>
+          <w:b/>
           <w:sz w:val="28"/>
         </w:rPr>
         <w:t>PHƯƠNG ÁN VAY VỐN</w:t>
@@ -124,31 +126,62 @@
       <w:pPr>
         <w:rPr>
           <w:rFonts w:ascii="Times New Roman" w:hAnsi="Times New Roman"/>
-          <w:b/>
-          <w:sz w:val="28"/>
-        </w:rPr>
-      </w:pPr>
-      <w:r>
-        <w:rPr>
-          <w:rFonts w:ascii="Times New Roman" w:hAnsi="Times New Roman"/>
-          <w:b/>
-          <w:sz w:val="28"/>
-        </w:rPr>
-        <w:t>Kính gửi: QUỸ TÍN DỤNG THÁI HỌC</w:t>
-      </w:r>
-    </w:p>
-    <w:p>
-      <w:pPr>
-        <w:rPr>
-          <w:rFonts w:ascii="Times New Roman" w:hAnsi="Times New Roman"/>
-          <w:b/>
-          <w:sz w:val="28"/>
-        </w:rPr>
-      </w:pPr>
-      <w:r>
-        <w:rPr>
-          <w:rFonts w:ascii="Times New Roman" w:hAnsi="Times New Roman"/>
-          <w:b/>
+          <w:sz w:val="28"/>
+        </w:rPr>
+      </w:pPr>
+      <w:r>
+        <w:rPr>
+          <w:rFonts w:ascii="Times New Roman" w:hAnsi="Times New Roman"/>
+          <w:sz w:val="28"/>
+        </w:rPr>
+        <w:t xml:space="preserve">Kính gửi: </w:t>
+      </w:r>
+      <w:r>
+        <w:rPr>
+          <w:rFonts w:ascii="Times New Roman" w:hAnsi="Times New Roman"/>
+          <w:sz w:val="28"/>
+        </w:rPr>
+        <w:tab/>
+      </w:r>
+      <w:r>
+        <w:rPr>
+          <w:rFonts w:ascii="Times New Roman" w:hAnsi="Times New Roman"/>
+          <w:sz w:val="28"/>
+        </w:rPr>
+        <w:tab/>
+      </w:r>
+      <w:r>
+        <w:rPr>
+          <w:rFonts w:ascii="Times New Roman" w:hAnsi="Times New Roman"/>
+          <w:sz w:val="28"/>
+        </w:rPr>
+        <w:t xml:space="preserve">QUỸ TÍN DỤNG </w:t>
+      </w:r>
+      <w:r>
+        <w:rPr>
+          <w:rFonts w:ascii="Times New Roman" w:hAnsi="Times New Roman"/>
+          <w:sz w:val="28"/>
+        </w:rPr>
+        <w:t xml:space="preserve">NHÂN DÂN </w:t>
+      </w:r>
+      <w:r>
+        <w:rPr>
+          <w:rFonts w:ascii="Times New Roman" w:hAnsi="Times New Roman"/>
+          <w:sz w:val="28"/>
+        </w:rPr>
+        <w:t>THÁI HỌC</w:t>
+      </w:r>
+    </w:p>
+    <w:p>
+      <w:pPr>
+        <w:rPr>
+          <w:rFonts w:ascii="Times New Roman" w:hAnsi="Times New Roman"/>
+          <w:sz w:val="28"/>
+        </w:rPr>
+      </w:pPr>
+      <w:r>
+        <w:rPr>
+          <w:rFonts w:ascii="Times New Roman" w:hAnsi="Times New Roman"/>
           <w:sz w:val="28"/>
         </w:rPr>
         <w:t>1.</w:t>
@@ -156,10 +189,23 @@
       <w:r>
         <w:rPr>
           <w:rFonts w:ascii="Times New Roman" w:hAnsi="Times New Roman"/>
-          <w:b/>
-          <w:sz w:val="28"/>
-        </w:rPr>
-        <w:t xml:space="preserve"> Người lập phương án:</w:t>
+          <w:sz w:val="28"/>
+        </w:rPr>
+        <w:t xml:space="preserve"> KHÁCH HÀNG VAY VỐN </w:t>
+      </w:r>
+      <w:r>
+        <w:rPr>
+          <w:rFonts w:ascii="Times New Roman" w:hAnsi="Times New Roman"/>
+          <w:sz w:val="28"/>
+        </w:rPr>
+        <w:t>:</w:t>
+      </w:r>
+      <w:r>
+        <w:rPr>
+          <w:rFonts w:ascii="Times New Roman" w:hAnsi="Times New Roman"/>
+          <w:sz w:val="28"/>
+        </w:rPr>
+        <w:t xml:space="preserve">               Điện thoại liên hệ: {{sdtkh}}</w:t>
       </w:r>
     </w:p>
     <w:p>
@@ -186,6 +232,13 @@
       <w:r>
         <w:rPr>
           <w:rFonts w:ascii="Times New Roman" w:hAnsi="Times New Roman"/>
+          <w:sz w:val="28"/>
+        </w:rPr>
+        <w:t xml:space="preserve">        </w:t>
+      </w:r>
+      <w:r>
+        <w:rPr>
+          <w:rFonts w:ascii="Times New Roman" w:hAnsi="Times New Roman"/>
           <w:b/>
           <w:sz w:val="28"/>
         </w:rPr>
@@ -196,7 +249,21 @@
           <w:rFonts w:ascii="Times New Roman" w:hAnsi="Times New Roman"/>
           <w:sz w:val="28"/>
         </w:rPr>
-        <w:t xml:space="preserve">       Năm</w:t>
+        <w:t xml:space="preserve">       </w:t>
+      </w:r>
+      <w:r>
+        <w:rPr>
+          <w:rFonts w:ascii="Times New Roman" w:hAnsi="Times New Roman"/>
+          <w:sz w:val="28"/>
+        </w:rPr>
+        <w:t xml:space="preserve">              </w:t>
+      </w:r>
+      <w:r>
+        <w:rPr>
+          <w:rFonts w:ascii="Times New Roman" w:hAnsi="Times New Roman"/>
+          <w:sz w:val="28"/>
+        </w:rPr>
+        <w:t>Năm</w:t>
       </w:r>
       <w:r>
         <w:rPr>
@@ -251,7 +318,7 @@
           <w:sz w:val="28"/>
         </w:rPr>
         <w:tab/>
-        <w:t>CC/CCCD số</w:t>
+        <w:t>CCCD số</w:t>
       </w:r>
       <w:r>
         <w:rPr>
@@ -260,8 +327,6 @@
         </w:rPr>
         <w:t>: {{cccdkh}}</w:t>
       </w:r>
-      <w:bookmarkStart w:id="0" w:name="_GoBack"/>
-      <w:bookmarkEnd w:id="0"/>
       <w:r>
         <w:rPr>
           <w:rFonts w:ascii="Times New Roman" w:hAnsi="Times New Roman"/>
@@ -295,14 +360,12 @@
       <w:pPr>
         <w:rPr>
           <w:rFonts w:ascii="Times New Roman" w:hAnsi="Times New Roman"/>
-          <w:b/>
-          <w:sz w:val="28"/>
-        </w:rPr>
-      </w:pPr>
-      <w:r>
-        <w:rPr>
-          <w:rFonts w:ascii="Times New Roman" w:hAnsi="Times New Roman"/>
-          <w:b/>
+          <w:sz w:val="28"/>
+        </w:rPr>
+      </w:pPr>
+      <w:r>
+        <w:rPr>
+          <w:rFonts w:ascii="Times New Roman" w:hAnsi="Times New Roman"/>
           <w:sz w:val="28"/>
         </w:rPr>
         <w:t>2.</w:t>
@@ -310,7 +373,6 @@
       <w:r>
         <w:rPr>
           <w:rFonts w:ascii="Times New Roman" w:hAnsi="Times New Roman"/>
-          <w:b/>
           <w:sz w:val="28"/>
         </w:rPr>
         <w:t xml:space="preserve"> Giấy CNĐKKD số: </w:t>
@@ -318,51 +380,71 @@
       <w:r>
         <w:rPr>
           <w:rFonts w:ascii="Times New Roman" w:hAnsi="Times New Roman"/>
-          <w:b/>
-          <w:sz w:val="28"/>
-        </w:rPr>
-        <w:tab/>
-      </w:r>
-      <w:r>
-        <w:rPr>
-          <w:rFonts w:ascii="Times New Roman" w:hAnsi="Times New Roman"/>
-          <w:b/>
-          <w:sz w:val="28"/>
-        </w:rPr>
-        <w:tab/>
-        <w:t xml:space="preserve">Nơi cấp: </w:t>
-      </w:r>
-      <w:r>
-        <w:rPr>
-          <w:rFonts w:ascii="Times New Roman" w:hAnsi="Times New Roman"/>
-          <w:b/>
-          <w:sz w:val="28"/>
-        </w:rPr>
-        <w:tab/>
-      </w:r>
-      <w:r>
-        <w:rPr>
-          <w:rFonts w:ascii="Times New Roman" w:hAnsi="Times New Roman"/>
-          <w:b/>
-          <w:sz w:val="28"/>
-        </w:rPr>
-        <w:tab/>
-      </w:r>
-      <w:r>
-        <w:rPr>
-          <w:rFonts w:ascii="Times New Roman" w:hAnsi="Times New Roman"/>
-          <w:b/>
-          <w:sz w:val="28"/>
-        </w:rPr>
-        <w:tab/>
-      </w:r>
-      <w:r>
-        <w:rPr>
-          <w:rFonts w:ascii="Times New Roman" w:hAnsi="Times New Roman"/>
-          <w:b/>
-          <w:sz w:val="28"/>
-        </w:rPr>
-        <w:tab/>
+          <w:sz w:val="28"/>
+        </w:rPr>
+        <w:tab/>
+      </w:r>
+      <w:r>
+        <w:rPr>
+          <w:rFonts w:ascii="Times New Roman" w:hAnsi="Times New Roman"/>
+          <w:sz w:val="28"/>
+        </w:rPr>
+        <w:tab/>
+      </w:r>
+      <w:r>
+        <w:rPr>
+          <w:rFonts w:ascii="Times New Roman" w:hAnsi="Times New Roman"/>
+          <w:sz w:val="28"/>
+        </w:rPr>
+        <w:t xml:space="preserve">   </w:t>
+      </w:r>
+      <w:r>
+        <w:rPr>
+          <w:rFonts w:ascii="Times New Roman" w:hAnsi="Times New Roman"/>
+          <w:sz w:val="28"/>
+        </w:rPr>
+        <w:t>Nơi cấ</w:t>
+      </w:r>
+      <w:r>
+        <w:rPr>
+          <w:rFonts w:ascii="Times New Roman" w:hAnsi="Times New Roman"/>
+          <w:sz w:val="28"/>
+        </w:rPr>
+        <w:t xml:space="preserve">p: </w:t>
+      </w:r>
+      <w:r>
+        <w:rPr>
+          <w:rFonts w:ascii="Times New Roman" w:hAnsi="Times New Roman"/>
+          <w:sz w:val="28"/>
+        </w:rPr>
+        <w:tab/>
+      </w:r>
+      <w:r>
+        <w:rPr>
+          <w:rFonts w:ascii="Times New Roman" w:hAnsi="Times New Roman"/>
+          <w:sz w:val="28"/>
+        </w:rPr>
+        <w:tab/>
+      </w:r>
+      <w:r>
+        <w:rPr>
+          <w:rFonts w:ascii="Times New Roman" w:hAnsi="Times New Roman"/>
+          <w:sz w:val="28"/>
+        </w:rPr>
+        <w:tab/>
+      </w:r>
+      <w:r>
+        <w:rPr>
+          <w:rFonts w:ascii="Times New Roman" w:hAnsi="Times New Roman"/>
+          <w:sz w:val="28"/>
+        </w:rPr>
+        <w:t xml:space="preserve"> </w:t>
+      </w:r>
+      <w:r>
+        <w:rPr>
+          <w:rFonts w:ascii="Times New Roman" w:hAnsi="Times New Roman"/>
+          <w:sz w:val="28"/>
+        </w:rPr>
         <w:t>Cấp ngày:</w:t>
       </w:r>
     </w:p>
@@ -370,14 +452,12 @@
       <w:pPr>
         <w:rPr>
           <w:rFonts w:ascii="Times New Roman" w:hAnsi="Times New Roman"/>
-          <w:b/>
-          <w:sz w:val="28"/>
-        </w:rPr>
-      </w:pPr>
-      <w:r>
-        <w:rPr>
-          <w:rFonts w:ascii="Times New Roman" w:hAnsi="Times New Roman"/>
-          <w:b/>
+          <w:sz w:val="28"/>
+        </w:rPr>
+      </w:pPr>
+      <w:r>
+        <w:rPr>
+          <w:rFonts w:ascii="Times New Roman" w:hAnsi="Times New Roman"/>
           <w:sz w:val="28"/>
         </w:rPr>
         <w:t>3.</w:t>
@@ -385,7 +465,6 @@
       <w:r>
         <w:rPr>
           <w:rFonts w:ascii="Times New Roman" w:hAnsi="Times New Roman"/>
-          <w:b/>
           <w:sz w:val="28"/>
         </w:rPr>
         <w:t xml:space="preserve"> Đề nghị quỹ tín dụng nhân dân Thái Học xét duyệt cho tôi được vay vốn để thực hiện phương án kinh doanh của gia đình tôi</w:t>
@@ -407,6 +486,23 @@
           <w:sz w:val="28"/>
         </w:rPr>
         <w:t>NỘI DUNG PHƯƠNG ÁN</w:t>
+      </w:r>
+    </w:p>
+    <w:p>
+      <w:pPr>
+        <w:rPr>
+          <w:rFonts w:ascii="Times New Roman" w:hAnsi="Times New Roman"/>
+          <w:b/>
+          <w:sz w:val="28"/>
+        </w:rPr>
+      </w:pPr>
+      <w:r>
+        <w:rPr>
+          <w:rFonts w:ascii="Times New Roman" w:hAnsi="Times New Roman"/>
+          <w:b/>
+          <w:sz w:val="28"/>
+        </w:rPr>
+        <w:t>1. Giới thiệu phương án</w:t>
       </w:r>
     </w:p>
     <w:p>
@@ -475,7 +571,7 @@
           <w:rFonts w:ascii="Times New Roman" w:hAnsi="Times New Roman"/>
           <w:sz w:val="28"/>
         </w:rPr>
-        <w:t>{{tghm}}</w:t>
+        <w:t>{{hm1}}</w:t>
       </w:r>
     </w:p>
     <w:p>
@@ -491,6 +587,40 @@
           <w:rFonts w:ascii="Times New Roman" w:hAnsi="Times New Roman"/>
           <w:sz w:val="28"/>
         </w:rPr>
+        <w:t>{{hm2}}</w:t>
+      </w:r>
+    </w:p>
+    <w:p>
+      <w:pPr>
+        <w:ind w:left="360"/>
+        <w:rPr>
+          <w:rFonts w:ascii="Times New Roman" w:hAnsi="Times New Roman"/>
+          <w:b/>
+          <w:sz w:val="28"/>
+        </w:rPr>
+      </w:pPr>
+      <w:r>
+        <w:rPr>
+          <w:rFonts w:ascii="Times New Roman" w:hAnsi="Times New Roman"/>
+          <w:b/>
+          <w:sz w:val="28"/>
+        </w:rPr>
+        <w:t>{{hm3}}</w:t>
+      </w:r>
+    </w:p>
+    <w:p>
+      <w:pPr>
+        <w:ind w:left="360"/>
+        <w:rPr>
+          <w:rFonts w:ascii="Times New Roman" w:hAnsi="Times New Roman"/>
+          <w:sz w:val="28"/>
+        </w:rPr>
+      </w:pPr>
+      <w:r>
+        <w:rPr>
+          <w:rFonts w:ascii="Times New Roman" w:hAnsi="Times New Roman"/>
+          <w:sz w:val="28"/>
+        </w:rPr>
         <w:t>{{TABLE_HM_PLACEHO</w:t>
       </w:r>
       <w:r>
@@ -518,49 +648,96 @@
       <w:r>
         <w:rPr>
           <w:rFonts w:ascii="Times New Roman" w:hAnsi="Times New Roman"/>
-          <w:sz w:val="28"/>
-        </w:rPr>
-        <w:t xml:space="preserve">            {{vqhm}}</w:t>
-      </w:r>
-    </w:p>
-    <w:p>
-      <w:pPr>
-        <w:rPr>
-          <w:rFonts w:ascii="Times New Roman" w:hAnsi="Times New Roman"/>
-          <w:sz w:val="28"/>
-        </w:rPr>
-      </w:pPr>
-      <w:r>
-        <w:rPr>
-          <w:rFonts w:ascii="Times New Roman" w:hAnsi="Times New Roman"/>
-          <w:b/>
-          <w:sz w:val="28"/>
-        </w:rPr>
-        <w:t xml:space="preserve">      </w:t>
-      </w:r>
-      <w:r>
-        <w:rPr>
-          <w:rFonts w:ascii="Times New Roman" w:hAnsi="Times New Roman"/>
-          <w:sz w:val="28"/>
-        </w:rPr>
-        <w:t>{{tgvv}}</w:t>
-      </w:r>
-    </w:p>
-    <w:p>
-      <w:pPr>
-        <w:rPr>
-          <w:rFonts w:ascii="Times New Roman" w:hAnsi="Times New Roman"/>
-          <w:b/>
-          <w:sz w:val="28"/>
-        </w:rPr>
-      </w:pPr>
-      <w:r>
-        <w:rPr>
-          <w:rFonts w:ascii="Times New Roman" w:hAnsi="Times New Roman"/>
-          <w:b/>
-          <w:sz w:val="28"/>
-        </w:rPr>
-        <w:t>4. Chi phí đầu tư cho phương án:</w:t>
+          <w:b/>
+          <w:sz w:val="28"/>
+        </w:rPr>
+        <w:t>2. Thời gian {{tgpa}}:</w:t>
+      </w:r>
+      <w:r>
+        <w:rPr>
+          <w:rFonts w:ascii="Times New Roman" w:hAnsi="Times New Roman"/>
+          <w:b/>
+          <w:sz w:val="28"/>
+        </w:rPr>
+        <w:t xml:space="preserve"> </w:t>
+      </w:r>
+      <w:r>
+        <w:rPr>
+          <w:rFonts w:ascii="Times New Roman" w:hAnsi="Times New Roman"/>
+          <w:sz w:val="28"/>
+        </w:rPr>
+        <w:t xml:space="preserve">          {{tgvv}}</w:t>
+      </w:r>
+    </w:p>
+    <w:p>
+      <w:pPr>
+        <w:rPr>
+          <w:rFonts w:ascii="Times New Roman" w:hAnsi="Times New Roman"/>
+          <w:b/>
+          <w:sz w:val="28"/>
+        </w:rPr>
+      </w:pPr>
+      <w:r>
+        <w:rPr>
+          <w:rFonts w:ascii="Times New Roman" w:hAnsi="Times New Roman"/>
+          <w:b/>
+          <w:sz w:val="28"/>
+        </w:rPr>
+        <w:t>3.</w:t>
+      </w:r>
+      <w:r>
+        <w:rPr>
+          <w:rFonts w:ascii="Times New Roman" w:hAnsi="Times New Roman"/>
+          <w:b/>
+          <w:sz w:val="28"/>
+        </w:rPr>
+        <w:t xml:space="preserve"> Tình hình tài chính của phương án:</w:t>
+      </w:r>
+    </w:p>
+    <w:p>
+      <w:pPr>
+        <w:rPr>
+          <w:rFonts w:ascii="Times New Roman" w:hAnsi="Times New Roman"/>
+          <w:sz w:val="28"/>
+        </w:rPr>
+      </w:pPr>
+      <w:r>
+        <w:rPr>
+          <w:rFonts w:ascii="Times New Roman" w:hAnsi="Times New Roman"/>
+          <w:sz w:val="28"/>
+        </w:rPr>
+        <w:lastRenderedPageBreak/>
+        <w:t>3</w:t>
+      </w:r>
+      <w:r>
+        <w:rPr>
+          <w:rFonts w:ascii="Times New Roman" w:hAnsi="Times New Roman"/>
+          <w:sz w:val="28"/>
+        </w:rPr>
+        <w:t>.</w:t>
+      </w:r>
+      <w:r>
+        <w:rPr>
+          <w:rFonts w:ascii="Times New Roman" w:hAnsi="Times New Roman"/>
+          <w:sz w:val="28"/>
+        </w:rPr>
+        <w:t>1</w:t>
+      </w:r>
+      <w:r>
+        <w:rPr>
+          <w:rFonts w:ascii="Times New Roman" w:hAnsi="Times New Roman"/>
+          <w:sz w:val="28"/>
+        </w:rPr>
+        <w:t xml:space="preserve"> </w:t>
+      </w:r>
+      <w:bookmarkStart w:id="0" w:name="_GoBack"/>
+      <w:bookmarkEnd w:id="0"/>
+      <w:r>
+        <w:rPr>
+          <w:rFonts w:ascii="Times New Roman" w:hAnsi="Times New Roman"/>
+          <w:sz w:val="28"/>
+        </w:rPr>
+        <w:t>Chi phí đầu tư cho phương án:</w:t>
       </w:r>
     </w:p>
     <w:p>
@@ -622,452 +799,452 @@
           <w:rFonts w:ascii="Times New Roman" w:hAnsi="Times New Roman"/>
           <w:sz w:val="28"/>
         </w:rPr>
+        <w:t>- Tổng nhu cầu vốn lưu động của phương án: {{tongVonLu</w:t>
+      </w:r>
+      <w:r>
+        <w:rPr>
+          <w:rFonts w:ascii="Times New Roman" w:hAnsi="Times New Roman"/>
+          <w:sz w:val="28"/>
+        </w:rPr>
+        <w:t>u</w:t>
+      </w:r>
+      <w:r>
+        <w:rPr>
+          <w:rFonts w:ascii="Times New Roman" w:hAnsi="Times New Roman"/>
+          <w:sz w:val="28"/>
+        </w:rPr>
+        <w:t>Dong}}</w:t>
+      </w:r>
+      <w:r>
+        <w:rPr>
+          <w:rFonts w:ascii="Times New Roman" w:hAnsi="Times New Roman"/>
+          <w:sz w:val="28"/>
+        </w:rPr>
+        <w:t xml:space="preserve"> đồng</w:t>
+      </w:r>
+      <w:r>
+        <w:rPr>
+          <w:rFonts w:ascii="Times New Roman" w:hAnsi="Times New Roman"/>
+          <w:sz w:val="28"/>
+        </w:rPr>
+        <w:t>.</w:t>
+      </w:r>
+    </w:p>
+    <w:p>
+      <w:pPr>
+        <w:ind w:left="360"/>
+        <w:rPr>
+          <w:rFonts w:ascii="Times New Roman" w:hAnsi="Times New Roman"/>
+          <w:sz w:val="28"/>
+        </w:rPr>
+      </w:pPr>
+      <w:r>
+        <w:rPr>
+          <w:rFonts w:ascii="Times New Roman" w:hAnsi="Times New Roman"/>
+          <w:sz w:val="28"/>
+        </w:rPr>
+        <w:t>(Vốn lưu động của phương án = Tổng chi phí của phương án – Chi phí gián tiếp).</w:t>
+      </w:r>
+    </w:p>
+    <w:p>
+      <w:pPr>
+        <w:ind w:left="360"/>
+        <w:rPr>
+          <w:rFonts w:ascii="Times New Roman" w:hAnsi="Times New Roman"/>
+          <w:sz w:val="28"/>
+        </w:rPr>
+      </w:pPr>
+      <w:r>
+        <w:rPr>
+          <w:rFonts w:ascii="Times New Roman" w:hAnsi="Times New Roman"/>
+          <w:sz w:val="28"/>
+        </w:rPr>
+        <w:t>{{vongQuay}}</w:t>
+      </w:r>
+    </w:p>
+    <w:p>
+      <w:pPr>
+        <w:ind w:left="360"/>
+        <w:rPr>
+          <w:rFonts w:ascii="Times New Roman" w:hAnsi="Times New Roman"/>
+          <w:sz w:val="28"/>
+        </w:rPr>
+      </w:pPr>
+      <w:r>
+        <w:rPr>
+          <w:rFonts w:ascii="Times New Roman" w:hAnsi="Times New Roman"/>
+          <w:sz w:val="28"/>
+        </w:rPr>
+        <w:t>{{vonLuuDong</w:t>
+      </w:r>
+      <w:r>
+        <w:rPr>
+          <w:rFonts w:ascii="Times New Roman" w:hAnsi="Times New Roman"/>
+          <w:sz w:val="28"/>
+        </w:rPr>
+        <w:t>MotVongQuay}}</w:t>
+      </w:r>
+    </w:p>
+    <w:p>
+      <w:pPr>
+        <w:ind w:left="360"/>
+        <w:rPr>
+          <w:rFonts w:ascii="Times New Roman" w:hAnsi="Times New Roman"/>
+          <w:sz w:val="28"/>
+        </w:rPr>
+      </w:pPr>
+      <w:r>
+        <w:rPr>
+          <w:rFonts w:ascii="Times New Roman" w:hAnsi="Times New Roman"/>
+          <w:sz w:val="28"/>
+        </w:rPr>
+        <w:t>- Vốn tự có lũy kế:               {{vonTuCo}}               {{vonTuCoPercent}}.</w:t>
+      </w:r>
+    </w:p>
+    <w:p>
+      <w:pPr>
+        <w:ind w:left="360"/>
+        <w:rPr>
+          <w:rFonts w:ascii="Times New Roman" w:hAnsi="Times New Roman"/>
+          <w:sz w:val="28"/>
+        </w:rPr>
+      </w:pPr>
+      <w:r>
+        <w:rPr>
+          <w:rFonts w:ascii="Times New Roman" w:hAnsi="Times New Roman"/>
+          <w:sz w:val="28"/>
+        </w:rPr>
+        <w:t>- Vốn khác:                          {{vonKhac}}.               {{vonKhacPercent}}.</w:t>
+      </w:r>
+    </w:p>
+    <w:p>
+      <w:pPr>
+        <w:ind w:left="360"/>
+        <w:rPr>
+          <w:rFonts w:ascii="Times New Roman" w:hAnsi="Times New Roman"/>
+          <w:sz w:val="28"/>
+        </w:rPr>
+      </w:pPr>
+      <w:r>
+        <w:rPr>
+          <w:rFonts w:ascii="Times New Roman" w:hAnsi="Times New Roman"/>
+          <w:sz w:val="28"/>
+        </w:rPr>
+        <w:t>- Vốn vay quỹ tín dụng:       {{tienso}}               {{tienSoPercent}}.</w:t>
+      </w:r>
+    </w:p>
+    <w:p>
+      <w:pPr>
+        <w:rPr>
+          <w:rFonts w:ascii="Times New Roman" w:hAnsi="Times New Roman"/>
+          <w:b/>
+          <w:sz w:val="28"/>
+        </w:rPr>
+      </w:pPr>
+      <w:r>
+        <w:rPr>
+          <w:rFonts w:ascii="Times New Roman" w:hAnsi="Times New Roman"/>
+          <w:b/>
+          <w:sz w:val="28"/>
+        </w:rPr>
+        <w:t xml:space="preserve">8. Tài sản đảm bảo: </w:t>
+      </w:r>
+    </w:p>
+    <w:p>
+      <w:pPr>
+        <w:rPr>
+          <w:rFonts w:ascii="Times New Roman" w:hAnsi="Times New Roman"/>
+          <w:sz w:val="28"/>
+        </w:rPr>
+      </w:pPr>
+      <w:r>
+        <w:rPr>
+          <w:rFonts w:ascii="Times New Roman" w:hAnsi="Times New Roman"/>
+          <w:sz w:val="28"/>
+        </w:rPr>
+        <w:t xml:space="preserve">Giấy chứng nhận Quyền sử dụng đất số: </w:t>
+      </w:r>
+      <w:r>
+        <w:rPr>
+          <w:rFonts w:ascii="Times New Roman" w:hAnsi="Times New Roman"/>
+          <w:sz w:val="28"/>
+        </w:rPr>
+        <w:tab/>
+      </w:r>
+      <w:r>
+        <w:rPr>
+          <w:rFonts w:ascii="Times New Roman" w:hAnsi="Times New Roman"/>
+          <w:sz w:val="28"/>
+        </w:rPr>
+        <w:tab/>
+        <w:t>{{seri}}.</w:t>
+      </w:r>
+    </w:p>
+    <w:p>
+      <w:pPr>
+        <w:rPr>
+          <w:rFonts w:ascii="Times New Roman" w:hAnsi="Times New Roman"/>
+          <w:sz w:val="28"/>
+        </w:rPr>
+      </w:pPr>
+      <w:r>
+        <w:rPr>
+          <w:rFonts w:ascii="Times New Roman" w:hAnsi="Times New Roman"/>
+          <w:sz w:val="28"/>
+        </w:rPr>
+        <w:t xml:space="preserve">Mang tên: </w:t>
+      </w:r>
+      <w:r>
+        <w:rPr>
+          <w:rFonts w:ascii="Times New Roman" w:hAnsi="Times New Roman"/>
+          <w:sz w:val="28"/>
+        </w:rPr>
+        <w:t>{{ndtbd}}.</w:t>
+      </w:r>
+    </w:p>
+    <w:p>
+      <w:pPr>
+        <w:rPr>
+          <w:rFonts w:ascii="Times New Roman" w:hAnsi="Times New Roman"/>
+          <w:sz w:val="28"/>
+        </w:rPr>
+      </w:pPr>
+      <w:r>
+        <w:rPr>
+          <w:rFonts w:ascii="Times New Roman" w:hAnsi="Times New Roman"/>
+          <w:sz w:val="28"/>
+        </w:rPr>
+        <w:t>Số thử</w:t>
+      </w:r>
+      <w:r>
+        <w:rPr>
+          <w:rFonts w:ascii="Times New Roman" w:hAnsi="Times New Roman"/>
+          <w:sz w:val="28"/>
+        </w:rPr>
+        <w:t xml:space="preserve">a: {{std}}.                                        </w:t>
+      </w:r>
+      <w:r>
+        <w:rPr>
+          <w:rFonts w:ascii="Times New Roman" w:hAnsi="Times New Roman"/>
+          <w:sz w:val="28"/>
+        </w:rPr>
+        <w:t>Tờ bản đồ: {{sbd}}.</w:t>
+      </w:r>
+    </w:p>
+    <w:p>
+      <w:pPr>
+        <w:rPr>
+          <w:rFonts w:ascii="Times New Roman" w:hAnsi="Times New Roman"/>
+          <w:sz w:val="28"/>
+        </w:rPr>
+      </w:pPr>
+      <w:r>
+        <w:rPr>
+          <w:rFonts w:ascii="Times New Roman" w:hAnsi="Times New Roman"/>
+          <w:sz w:val="28"/>
+        </w:rPr>
+        <w:t>Vào sổ cấp Giấy chứng nhận số: {{vsmt}}.</w:t>
+      </w:r>
+    </w:p>
+    <w:p>
+      <w:pPr>
+        <w:rPr>
+          <w:rFonts w:ascii="Times New Roman" w:hAnsi="Times New Roman"/>
+          <w:sz w:val="28"/>
+        </w:rPr>
+      </w:pPr>
+      <w:r>
+        <w:rPr>
+          <w:rFonts w:ascii="Times New Roman" w:hAnsi="Times New Roman"/>
+          <w:sz w:val="28"/>
+        </w:rPr>
+        <w:t xml:space="preserve">Do: </w:t>
+      </w:r>
+      <w:r>
+        <w:rPr>
+          <w:rFonts w:ascii="Times New Roman" w:hAnsi="Times New Roman"/>
+          <w:sz w:val="28"/>
+        </w:rPr>
+        <w:t xml:space="preserve">{{dctd}} </w:t>
+      </w:r>
+      <w:r>
+        <w:rPr>
+          <w:rFonts w:ascii="Times New Roman" w:hAnsi="Times New Roman"/>
+          <w:sz w:val="28"/>
+        </w:rPr>
+        <w:t xml:space="preserve">            </w:t>
+      </w:r>
+      <w:r>
+        <w:rPr>
+          <w:rFonts w:ascii="Times New Roman" w:hAnsi="Times New Roman"/>
+          <w:sz w:val="28"/>
+        </w:rPr>
+        <w:t>cấp ngày: {{ngc}}.</w:t>
+      </w:r>
+    </w:p>
+    <w:p>
+      <w:pPr>
+        <w:rPr>
+          <w:rFonts w:ascii="Times New Roman" w:hAnsi="Times New Roman"/>
+          <w:sz w:val="28"/>
+        </w:rPr>
+      </w:pPr>
+      <w:r>
+        <w:rPr>
+          <w:rFonts w:ascii="Times New Roman" w:hAnsi="Times New Roman"/>
+          <w:sz w:val="28"/>
+        </w:rPr>
+        <w:t>Diện tích: {{dt}}.</w:t>
+      </w:r>
+    </w:p>
+    <w:p>
+      <w:pPr>
+        <w:rPr>
+          <w:rFonts w:ascii="Times New Roman" w:hAnsi="Times New Roman"/>
+          <w:b/>
+          <w:i/>
+          <w:sz w:val="28"/>
+        </w:rPr>
+      </w:pPr>
+      <w:r>
+        <w:rPr>
+          <w:rFonts w:ascii="Times New Roman" w:hAnsi="Times New Roman"/>
+          <w:b/>
+          <w:i/>
+          <w:sz w:val="28"/>
+        </w:rPr>
+        <w:t>Trong đó:</w:t>
+      </w:r>
+    </w:p>
+    <w:p>
+      <w:pPr>
+        <w:spacing w:after="120"/>
+        <w:rPr>
+          <w:rFonts w:ascii="Times New Roman" w:hAnsi="Times New Roman"/>
+          <w:sz w:val="28"/>
+        </w:rPr>
+      </w:pPr>
+      <w:r>
+        <w:rPr>
+          <w:rFonts w:ascii="Times New Roman" w:hAnsi="Times New Roman"/>
+          <w:b/>
+          <w:i/>
+          <w:sz w:val="28"/>
+        </w:rPr>
+        <w:tab/>
+      </w:r>
+      <w:r>
+        <w:rPr>
+          <w:rFonts w:ascii="Times New Roman" w:hAnsi="Times New Roman"/>
+          <w:sz w:val="28"/>
+        </w:rPr>
+        <w:t>{{land_items}}</w:t>
+      </w:r>
+    </w:p>
+    <w:p>
+      <w:pPr>
+        <w:spacing w:after="120"/>
+        <w:rPr>
+          <w:rFonts w:ascii="Times New Roman" w:hAnsi="Times New Roman"/>
+          <w:sz w:val="28"/>
+        </w:rPr>
+      </w:pPr>
+      <w:r>
+        <w:rPr>
+          <w:rFonts w:ascii="Times New Roman" w:hAnsi="Times New Roman"/>
+          <w:sz w:val="28"/>
+        </w:rPr>
+        <w:tab/>
+        <w:t>+ Nhà ở: {{dienTichTS}}; được định giá: 0 đồng.</w:t>
+      </w:r>
+    </w:p>
+    <w:p>
+      <w:pPr>
+        <w:spacing w:after="120"/>
+        <w:rPr>
+          <w:rFonts w:ascii="Times New Roman" w:hAnsi="Times New Roman"/>
+          <w:sz w:val="28"/>
+        </w:rPr>
+      </w:pPr>
+      <w:r>
+        <w:rPr>
+          <w:rFonts w:ascii="Times New Roman" w:hAnsi="Times New Roman"/>
+          <w:sz w:val="28"/>
+        </w:rPr>
+        <w:t xml:space="preserve">           </w:t>
+      </w:r>
+      <w:r>
+        <w:rPr>
+          <w:rFonts w:ascii="Times New Roman" w:hAnsi="Times New Roman"/>
+          <w:sz w:val="28"/>
+        </w:rPr>
+        <w:t xml:space="preserve">Tài sản </w:t>
+      </w:r>
+      <w:r>
+        <w:rPr>
+          <w:rFonts w:ascii="Times New Roman" w:hAnsi="Times New Roman"/>
+          <w:sz w:val="28"/>
+        </w:rPr>
+        <w:t>khác: …………………………………………………………………</w:t>
+      </w:r>
+    </w:p>
+    <w:p>
+      <w:pPr>
+        <w:spacing w:after="120"/>
+        <w:rPr>
+          <w:rFonts w:ascii="Times New Roman" w:hAnsi="Times New Roman"/>
+          <w:b/>
+          <w:sz w:val="28"/>
+        </w:rPr>
+      </w:pPr>
+      <w:r>
+        <w:rPr>
+          <w:rFonts w:ascii="Times New Roman" w:hAnsi="Times New Roman"/>
+          <w:b/>
+          <w:sz w:val="28"/>
+        </w:rPr>
+        <w:t>Tổng giá trị tài sản thế chấp được định giá là: {{tsbds}} đồng.</w:t>
+      </w:r>
+    </w:p>
+    <w:p>
+      <w:pPr>
+        <w:spacing w:after="120"/>
+        <w:rPr>
+          <w:rFonts w:ascii="Times New Roman" w:hAnsi="Times New Roman"/>
+          <w:sz w:val="28"/>
+        </w:rPr>
+      </w:pPr>
+      <w:r>
+        <w:rPr>
+          <w:rFonts w:ascii="Times New Roman" w:hAnsi="Times New Roman"/>
+          <w:b/>
+          <w:sz w:val="28"/>
+        </w:rPr>
+        <w:t xml:space="preserve">                                                                </w:t>
+      </w:r>
+      <w:r>
+        <w:rPr>
+          <w:rFonts w:ascii="Times New Roman" w:hAnsi="Times New Roman"/>
+          <w:sz w:val="28"/>
+        </w:rPr>
+        <w:t>(Ghi bằng chữ: {{tsbdc}})</w:t>
+      </w:r>
+    </w:p>
+    <w:p>
+      <w:pPr>
+        <w:rPr>
+          <w:rFonts w:ascii="Times New Roman" w:hAnsi="Times New Roman"/>
+          <w:b/>
+          <w:sz w:val="28"/>
+        </w:rPr>
+      </w:pPr>
+      <w:r>
+        <w:rPr>
+          <w:rFonts w:ascii="Times New Roman" w:hAnsi="Times New Roman"/>
+          <w:b/>
+          <w:sz w:val="28"/>
+        </w:rPr>
         <w:lastRenderedPageBreak/>
-        <w:t>- Tổng nhu cầu vốn lưu động của phương án: {{tongVonLu</w:t>
-      </w:r>
-      <w:r>
-        <w:rPr>
-          <w:rFonts w:ascii="Times New Roman" w:hAnsi="Times New Roman"/>
-          <w:sz w:val="28"/>
-        </w:rPr>
-        <w:t>u</w:t>
-      </w:r>
-      <w:r>
-        <w:rPr>
-          <w:rFonts w:ascii="Times New Roman" w:hAnsi="Times New Roman"/>
-          <w:sz w:val="28"/>
-        </w:rPr>
-        <w:t>Dong}}</w:t>
-      </w:r>
-      <w:r>
-        <w:rPr>
-          <w:rFonts w:ascii="Times New Roman" w:hAnsi="Times New Roman"/>
-          <w:sz w:val="28"/>
-        </w:rPr>
-        <w:t xml:space="preserve"> đồng</w:t>
-      </w:r>
-      <w:r>
-        <w:rPr>
-          <w:rFonts w:ascii="Times New Roman" w:hAnsi="Times New Roman"/>
-          <w:sz w:val="28"/>
-        </w:rPr>
-        <w:t>.</w:t>
-      </w:r>
-    </w:p>
-    <w:p>
-      <w:pPr>
-        <w:ind w:left="360"/>
-        <w:rPr>
-          <w:rFonts w:ascii="Times New Roman" w:hAnsi="Times New Roman"/>
-          <w:sz w:val="28"/>
-        </w:rPr>
-      </w:pPr>
-      <w:r>
-        <w:rPr>
-          <w:rFonts w:ascii="Times New Roman" w:hAnsi="Times New Roman"/>
-          <w:sz w:val="28"/>
-        </w:rPr>
-        <w:t>(Vốn lưu động của phương án = Tổng chi phí của phương án – Chi phí gián tiếp).</w:t>
-      </w:r>
-    </w:p>
-    <w:p>
-      <w:pPr>
-        <w:ind w:left="360"/>
-        <w:rPr>
-          <w:rFonts w:ascii="Times New Roman" w:hAnsi="Times New Roman"/>
-          <w:sz w:val="28"/>
-        </w:rPr>
-      </w:pPr>
-      <w:r>
-        <w:rPr>
-          <w:rFonts w:ascii="Times New Roman" w:hAnsi="Times New Roman"/>
-          <w:sz w:val="28"/>
-        </w:rPr>
-        <w:t>{{vongQuay}}</w:t>
-      </w:r>
-    </w:p>
-    <w:p>
-      <w:pPr>
-        <w:ind w:left="360"/>
-        <w:rPr>
-          <w:rFonts w:ascii="Times New Roman" w:hAnsi="Times New Roman"/>
-          <w:sz w:val="28"/>
-        </w:rPr>
-      </w:pPr>
-      <w:r>
-        <w:rPr>
-          <w:rFonts w:ascii="Times New Roman" w:hAnsi="Times New Roman"/>
-          <w:sz w:val="28"/>
-        </w:rPr>
-        <w:t>{{vonLuuDong</w:t>
-      </w:r>
-      <w:r>
-        <w:rPr>
-          <w:rFonts w:ascii="Times New Roman" w:hAnsi="Times New Roman"/>
-          <w:sz w:val="28"/>
-        </w:rPr>
-        <w:t>MotVongQuay}}</w:t>
-      </w:r>
-    </w:p>
-    <w:p>
-      <w:pPr>
-        <w:ind w:left="360"/>
-        <w:rPr>
-          <w:rFonts w:ascii="Times New Roman" w:hAnsi="Times New Roman"/>
-          <w:sz w:val="28"/>
-        </w:rPr>
-      </w:pPr>
-      <w:r>
-        <w:rPr>
-          <w:rFonts w:ascii="Times New Roman" w:hAnsi="Times New Roman"/>
-          <w:sz w:val="28"/>
-        </w:rPr>
-        <w:t>- Vốn tự có lũy kế:               {{vonTuCo}}               {{vonTuCoPercent}}.</w:t>
-      </w:r>
-    </w:p>
-    <w:p>
-      <w:pPr>
-        <w:ind w:left="360"/>
-        <w:rPr>
-          <w:rFonts w:ascii="Times New Roman" w:hAnsi="Times New Roman"/>
-          <w:sz w:val="28"/>
-        </w:rPr>
-      </w:pPr>
-      <w:r>
-        <w:rPr>
-          <w:rFonts w:ascii="Times New Roman" w:hAnsi="Times New Roman"/>
-          <w:sz w:val="28"/>
-        </w:rPr>
-        <w:t>- Vốn khác:                          {{vonKhac}}.               {{vonKhacPercent}}.</w:t>
-      </w:r>
-    </w:p>
-    <w:p>
-      <w:pPr>
-        <w:ind w:left="360"/>
-        <w:rPr>
-          <w:rFonts w:ascii="Times New Roman" w:hAnsi="Times New Roman"/>
-          <w:sz w:val="28"/>
-        </w:rPr>
-      </w:pPr>
-      <w:r>
-        <w:rPr>
-          <w:rFonts w:ascii="Times New Roman" w:hAnsi="Times New Roman"/>
-          <w:sz w:val="28"/>
-        </w:rPr>
-        <w:t>- Vốn vay quỹ tín dụng:       {{tienso}}               {{tienSoPercent}}.</w:t>
-      </w:r>
-    </w:p>
-    <w:p>
-      <w:pPr>
-        <w:rPr>
-          <w:rFonts w:ascii="Times New Roman" w:hAnsi="Times New Roman"/>
-          <w:b/>
-          <w:sz w:val="28"/>
-        </w:rPr>
-      </w:pPr>
-      <w:r>
-        <w:rPr>
-          <w:rFonts w:ascii="Times New Roman" w:hAnsi="Times New Roman"/>
-          <w:b/>
-          <w:sz w:val="28"/>
-        </w:rPr>
-        <w:t xml:space="preserve">8. Tài sản đảm bảo: </w:t>
-      </w:r>
-    </w:p>
-    <w:p>
-      <w:pPr>
-        <w:rPr>
-          <w:rFonts w:ascii="Times New Roman" w:hAnsi="Times New Roman"/>
-          <w:sz w:val="28"/>
-        </w:rPr>
-      </w:pPr>
-      <w:r>
-        <w:rPr>
-          <w:rFonts w:ascii="Times New Roman" w:hAnsi="Times New Roman"/>
-          <w:sz w:val="28"/>
-        </w:rPr>
-        <w:t xml:space="preserve">Giấy chứng nhận Quyền sử dụng đất số: </w:t>
-      </w:r>
-      <w:r>
-        <w:rPr>
-          <w:rFonts w:ascii="Times New Roman" w:hAnsi="Times New Roman"/>
-          <w:sz w:val="28"/>
-        </w:rPr>
-        <w:tab/>
-      </w:r>
-      <w:r>
-        <w:rPr>
-          <w:rFonts w:ascii="Times New Roman" w:hAnsi="Times New Roman"/>
-          <w:sz w:val="28"/>
-        </w:rPr>
-        <w:tab/>
-        <w:t>{{seri}}.</w:t>
-      </w:r>
-    </w:p>
-    <w:p>
-      <w:pPr>
-        <w:rPr>
-          <w:rFonts w:ascii="Times New Roman" w:hAnsi="Times New Roman"/>
-          <w:sz w:val="28"/>
-        </w:rPr>
-      </w:pPr>
-      <w:r>
-        <w:rPr>
-          <w:rFonts w:ascii="Times New Roman" w:hAnsi="Times New Roman"/>
-          <w:sz w:val="28"/>
-        </w:rPr>
-        <w:t xml:space="preserve">Mang tên: </w:t>
-      </w:r>
-      <w:r>
-        <w:rPr>
-          <w:rFonts w:ascii="Times New Roman" w:hAnsi="Times New Roman"/>
-          <w:sz w:val="28"/>
-        </w:rPr>
-        <w:t>{{ndtbd}}.</w:t>
-      </w:r>
-    </w:p>
-    <w:p>
-      <w:pPr>
-        <w:rPr>
-          <w:rFonts w:ascii="Times New Roman" w:hAnsi="Times New Roman"/>
-          <w:sz w:val="28"/>
-        </w:rPr>
-      </w:pPr>
-      <w:r>
-        <w:rPr>
-          <w:rFonts w:ascii="Times New Roman" w:hAnsi="Times New Roman"/>
-          <w:sz w:val="28"/>
-        </w:rPr>
-        <w:t>Số thử</w:t>
-      </w:r>
-      <w:r>
-        <w:rPr>
-          <w:rFonts w:ascii="Times New Roman" w:hAnsi="Times New Roman"/>
-          <w:sz w:val="28"/>
-        </w:rPr>
-        <w:t xml:space="preserve">a: {{std}}.                                        </w:t>
-      </w:r>
-      <w:r>
-        <w:rPr>
-          <w:rFonts w:ascii="Times New Roman" w:hAnsi="Times New Roman"/>
-          <w:sz w:val="28"/>
-        </w:rPr>
-        <w:t>Tờ bản đồ: {{sbd}}.</w:t>
-      </w:r>
-    </w:p>
-    <w:p>
-      <w:pPr>
-        <w:rPr>
-          <w:rFonts w:ascii="Times New Roman" w:hAnsi="Times New Roman"/>
-          <w:sz w:val="28"/>
-        </w:rPr>
-      </w:pPr>
-      <w:r>
-        <w:rPr>
-          <w:rFonts w:ascii="Times New Roman" w:hAnsi="Times New Roman"/>
-          <w:sz w:val="28"/>
-        </w:rPr>
-        <w:t>Vào sổ cấp Giấy chứng nhận số: {{vsmt}}.</w:t>
-      </w:r>
-    </w:p>
-    <w:p>
-      <w:pPr>
-        <w:rPr>
-          <w:rFonts w:ascii="Times New Roman" w:hAnsi="Times New Roman"/>
-          <w:sz w:val="28"/>
-        </w:rPr>
-      </w:pPr>
-      <w:r>
-        <w:rPr>
-          <w:rFonts w:ascii="Times New Roman" w:hAnsi="Times New Roman"/>
-          <w:sz w:val="28"/>
-        </w:rPr>
-        <w:t xml:space="preserve">Do: </w:t>
-      </w:r>
-      <w:r>
-        <w:rPr>
-          <w:rFonts w:ascii="Times New Roman" w:hAnsi="Times New Roman"/>
-          <w:sz w:val="28"/>
-        </w:rPr>
-        <w:t xml:space="preserve">{{dctd}} </w:t>
-      </w:r>
-      <w:r>
-        <w:rPr>
-          <w:rFonts w:ascii="Times New Roman" w:hAnsi="Times New Roman"/>
-          <w:sz w:val="28"/>
-        </w:rPr>
-        <w:t xml:space="preserve">            </w:t>
-      </w:r>
-      <w:r>
-        <w:rPr>
-          <w:rFonts w:ascii="Times New Roman" w:hAnsi="Times New Roman"/>
-          <w:sz w:val="28"/>
-        </w:rPr>
-        <w:t>cấp ngày: {{ngc}}.</w:t>
-      </w:r>
-    </w:p>
-    <w:p>
-      <w:pPr>
-        <w:rPr>
-          <w:rFonts w:ascii="Times New Roman" w:hAnsi="Times New Roman"/>
-          <w:sz w:val="28"/>
-        </w:rPr>
-      </w:pPr>
-      <w:r>
-        <w:rPr>
-          <w:rFonts w:ascii="Times New Roman" w:hAnsi="Times New Roman"/>
-          <w:sz w:val="28"/>
-        </w:rPr>
-        <w:t>Diện tích: {{dt}}.</w:t>
-      </w:r>
-    </w:p>
-    <w:p>
-      <w:pPr>
-        <w:rPr>
-          <w:rFonts w:ascii="Times New Roman" w:hAnsi="Times New Roman"/>
-          <w:b/>
-          <w:i/>
-          <w:sz w:val="28"/>
-        </w:rPr>
-      </w:pPr>
-      <w:r>
-        <w:rPr>
-          <w:rFonts w:ascii="Times New Roman" w:hAnsi="Times New Roman"/>
-          <w:b/>
-          <w:i/>
-          <w:sz w:val="28"/>
-        </w:rPr>
-        <w:t>Trong đó:</w:t>
-      </w:r>
-    </w:p>
-    <w:p>
-      <w:pPr>
-        <w:spacing w:after="120"/>
-        <w:rPr>
-          <w:rFonts w:ascii="Times New Roman" w:hAnsi="Times New Roman"/>
-          <w:sz w:val="28"/>
-        </w:rPr>
-      </w:pPr>
-      <w:r>
-        <w:rPr>
-          <w:rFonts w:ascii="Times New Roman" w:hAnsi="Times New Roman"/>
-          <w:b/>
-          <w:i/>
-          <w:sz w:val="28"/>
-        </w:rPr>
-        <w:tab/>
-      </w:r>
-      <w:r>
-        <w:rPr>
-          <w:rFonts w:ascii="Times New Roman" w:hAnsi="Times New Roman"/>
-          <w:sz w:val="28"/>
-        </w:rPr>
-        <w:t>{{land_items}}</w:t>
-      </w:r>
-    </w:p>
-    <w:p>
-      <w:pPr>
-        <w:spacing w:after="120"/>
-        <w:rPr>
-          <w:rFonts w:ascii="Times New Roman" w:hAnsi="Times New Roman"/>
-          <w:sz w:val="28"/>
-        </w:rPr>
-      </w:pPr>
-      <w:r>
-        <w:rPr>
-          <w:rFonts w:ascii="Times New Roman" w:hAnsi="Times New Roman"/>
-          <w:sz w:val="28"/>
-        </w:rPr>
-        <w:tab/>
-        <w:t>+ Nhà ở: {{dienTichTS}}; được định giá: 0 đồng.</w:t>
-      </w:r>
-    </w:p>
-    <w:p>
-      <w:pPr>
-        <w:spacing w:after="120"/>
-        <w:rPr>
-          <w:rFonts w:ascii="Times New Roman" w:hAnsi="Times New Roman"/>
-          <w:sz w:val="28"/>
-        </w:rPr>
-      </w:pPr>
-      <w:r>
-        <w:rPr>
-          <w:rFonts w:ascii="Times New Roman" w:hAnsi="Times New Roman"/>
-          <w:sz w:val="28"/>
-        </w:rPr>
-        <w:t xml:space="preserve">           </w:t>
-      </w:r>
-      <w:r>
-        <w:rPr>
-          <w:rFonts w:ascii="Times New Roman" w:hAnsi="Times New Roman"/>
-          <w:sz w:val="28"/>
-        </w:rPr>
-        <w:t xml:space="preserve">Tài sản </w:t>
-      </w:r>
-      <w:r>
-        <w:rPr>
-          <w:rFonts w:ascii="Times New Roman" w:hAnsi="Times New Roman"/>
-          <w:sz w:val="28"/>
-        </w:rPr>
-        <w:t>khác: …………………………………………………………………</w:t>
-      </w:r>
-    </w:p>
-    <w:p>
-      <w:pPr>
-        <w:spacing w:after="120"/>
-        <w:rPr>
-          <w:rFonts w:ascii="Times New Roman" w:hAnsi="Times New Roman"/>
-          <w:b/>
-          <w:sz w:val="28"/>
-        </w:rPr>
-      </w:pPr>
-      <w:r>
-        <w:rPr>
-          <w:rFonts w:ascii="Times New Roman" w:hAnsi="Times New Roman"/>
-          <w:b/>
-          <w:sz w:val="28"/>
-        </w:rPr>
-        <w:t>Tổng giá trị tài sản thế chấp được định giá là: {{tsbds}} đồng.</w:t>
-      </w:r>
-    </w:p>
-    <w:p>
-      <w:pPr>
-        <w:spacing w:after="120"/>
-        <w:rPr>
-          <w:rFonts w:ascii="Times New Roman" w:hAnsi="Times New Roman"/>
-          <w:sz w:val="28"/>
-        </w:rPr>
-      </w:pPr>
-      <w:r>
-        <w:rPr>
-          <w:rFonts w:ascii="Times New Roman" w:hAnsi="Times New Roman"/>
-          <w:b/>
-          <w:sz w:val="28"/>
-        </w:rPr>
-        <w:t xml:space="preserve">                                                                </w:t>
-      </w:r>
-      <w:r>
-        <w:rPr>
-          <w:rFonts w:ascii="Times New Roman" w:hAnsi="Times New Roman"/>
-          <w:sz w:val="28"/>
-        </w:rPr>
-        <w:t>(Ghi bằng chữ: {{tsbdc}})</w:t>
-      </w:r>
-    </w:p>
-    <w:p>
-      <w:pPr>
-        <w:rPr>
-          <w:rFonts w:ascii="Times New Roman" w:hAnsi="Times New Roman"/>
-          <w:b/>
-          <w:sz w:val="28"/>
-        </w:rPr>
-      </w:pPr>
-      <w:r>
-        <w:rPr>
-          <w:rFonts w:ascii="Times New Roman" w:hAnsi="Times New Roman"/>
-          <w:b/>
-          <w:sz w:val="28"/>
-        </w:rPr>
         <w:t>9. Cam kết:</w:t>
       </w:r>
     </w:p>
@@ -1084,15 +1261,7 @@
           <w:sz w:val="28"/>
         </w:rPr>
         <w:tab/>
-        <w:t xml:space="preserve">Tôi là: {{kh}} cam kết cung cấp thông tin, hồ sơ đúng sự thật và chịu trách nhiệm tính chính xác các nội dung đã được cung cấp. Nếu được QTD cho vay vốn </w:t>
-      </w:r>
-      <w:r>
-        <w:rPr>
-          <w:rFonts w:ascii="Times New Roman" w:hAnsi="Times New Roman"/>
-          <w:sz w:val="28"/>
-        </w:rPr>
-        <w:lastRenderedPageBreak/>
-        <w:t>gia đình tôi cam kết sử dụng vốn đúng mục đích, trả nợ gốc, lãi đúng kỳ hạn ghi trên hợp đồng cho vay.</w:t>
+        <w:t>Tôi là: {{kh}} cam kết cung cấp thông tin, hồ sơ đúng sự thật và chịu trách nhiệm tính chính xác các nội dung đã được cung cấp. Nếu được QTD cho vay vốn gia đình tôi cam kết sử dụng vốn đúng mục đích, trả nợ gốc, lãi đúng kỳ hạn ghi trên hợp đồng cho vay.</w:t>
       </w:r>
     </w:p>
     <w:p>

--- a/src/main/resources/templates/PhuongAnVayVon.docx
+++ b/src/main/resources/templates/PhuongAnVayVon.docx
@@ -730,208 +730,201 @@
         </w:rPr>
         <w:t xml:space="preserve"> </w:t>
       </w:r>
+      <w:r>
+        <w:rPr>
+          <w:rFonts w:ascii="Times New Roman" w:hAnsi="Times New Roman"/>
+          <w:sz w:val="28"/>
+        </w:rPr>
+        <w:t>Chi phí đầu tư cho phương án:</w:t>
+      </w:r>
+    </w:p>
+    <w:p>
+      <w:pPr>
+        <w:ind w:left="360"/>
+        <w:rPr>
+          <w:rFonts w:ascii="Times New Roman" w:hAnsi="Times New Roman"/>
+          <w:sz w:val="28"/>
+        </w:rPr>
+      </w:pPr>
+      <w:r>
+        <w:rPr>
+          <w:rFonts w:ascii="Times New Roman" w:hAnsi="Times New Roman"/>
+          <w:sz w:val="28"/>
+        </w:rPr>
+        <w:t>{{TABLE_CP_PLACEHOLDER}}</w:t>
+      </w:r>
+    </w:p>
+    <w:p>
+      <w:pPr>
+        <w:ind w:left="360"/>
+        <w:rPr>
+          <w:rFonts w:ascii="Times New Roman" w:hAnsi="Times New Roman"/>
+          <w:sz w:val="28"/>
+        </w:rPr>
+      </w:pPr>
+      <w:r>
+        <w:rPr>
+          <w:rFonts w:ascii="Times New Roman" w:hAnsi="Times New Roman"/>
+          <w:sz w:val="28"/>
+        </w:rPr>
+        <w:t>-</w:t>
+      </w:r>
+      <w:r>
+        <w:rPr>
+          <w:rFonts w:ascii="Times New Roman" w:hAnsi="Times New Roman"/>
+          <w:sz w:val="28"/>
+        </w:rPr>
+        <w:t xml:space="preserve"> Tổng nhu cầu vốn đầu tư cho phương án = Tổng chi phí của phương án – Tổng chi phí gián tiếp:      {{tongNCV}} đồng.</w:t>
+      </w:r>
+    </w:p>
+    <w:p>
+      <w:pPr>
+        <w:ind w:left="360"/>
+        <w:rPr>
+          <w:rFonts w:ascii="Times New Roman" w:hAnsi="Times New Roman"/>
+          <w:sz w:val="28"/>
+        </w:rPr>
+      </w:pPr>
+      <w:r>
+        <w:rPr>
+          <w:rFonts w:ascii="Times New Roman" w:hAnsi="Times New Roman"/>
+          <w:sz w:val="28"/>
+        </w:rPr>
+        <w:t xml:space="preserve">- </w:t>
+      </w:r>
+      <w:r>
+        <w:rPr>
+          <w:rFonts w:ascii="Times New Roman" w:hAnsi="Times New Roman"/>
+          <w:sz w:val="28"/>
+        </w:rPr>
+        <w:t xml:space="preserve">Vốn tự có: </w:t>
+      </w:r>
+      <w:r>
+        <w:rPr>
+          <w:rFonts w:ascii="Times New Roman" w:hAnsi="Times New Roman"/>
+          <w:sz w:val="28"/>
+        </w:rPr>
+        <w:t xml:space="preserve"> </w:t>
+      </w:r>
+      <w:r>
+        <w:rPr>
+          <w:rFonts w:ascii="Times New Roman" w:hAnsi="Times New Roman"/>
+          <w:sz w:val="28"/>
+        </w:rPr>
+        <w:t xml:space="preserve">     </w:t>
+      </w:r>
+      <w:r>
+        <w:rPr>
+          <w:rFonts w:ascii="Times New Roman" w:hAnsi="Times New Roman"/>
+          <w:sz w:val="28"/>
+        </w:rPr>
+        <w:t>{{vonTuCo}}</w:t>
+      </w:r>
+      <w:r>
+        <w:rPr>
+          <w:rFonts w:ascii="Times New Roman" w:hAnsi="Times New Roman"/>
+          <w:sz w:val="28"/>
+        </w:rPr>
+        <w:t xml:space="preserve">     </w:t>
+      </w:r>
+      <w:r>
+        <w:rPr>
+          <w:rFonts w:ascii="Times New Roman" w:hAnsi="Times New Roman"/>
+          <w:sz w:val="28"/>
+        </w:rPr>
+        <w:t xml:space="preserve"> </w:t>
+      </w:r>
+      <w:r>
+        <w:rPr>
+          <w:rFonts w:ascii="Times New Roman" w:hAnsi="Times New Roman"/>
+          <w:sz w:val="28"/>
+        </w:rPr>
+        <w:t>đồng</w:t>
+      </w:r>
+      <w:r>
+        <w:rPr>
+          <w:rFonts w:ascii="Times New Roman" w:hAnsi="Times New Roman"/>
+          <w:sz w:val="28"/>
+        </w:rPr>
+        <w:t xml:space="preserve">        {{phanTramVTC}}</w:t>
+      </w:r>
+    </w:p>
+    <w:p>
+      <w:pPr>
+        <w:ind w:left="360"/>
+        <w:rPr>
+          <w:rFonts w:ascii="Times New Roman" w:hAnsi="Times New Roman"/>
+          <w:sz w:val="28"/>
+        </w:rPr>
+      </w:pPr>
+      <w:r>
+        <w:rPr>
+          <w:rFonts w:ascii="Times New Roman" w:hAnsi="Times New Roman"/>
+          <w:sz w:val="28"/>
+        </w:rPr>
+        <w:t>- Vố</w:t>
+      </w:r>
+      <w:r>
+        <w:rPr>
+          <w:rFonts w:ascii="Times New Roman" w:hAnsi="Times New Roman"/>
+          <w:sz w:val="28"/>
+        </w:rPr>
+        <w:t>n xin vay:   {{tienso}}</w:t>
+      </w:r>
+      <w:r>
+        <w:rPr>
+          <w:rFonts w:ascii="Times New Roman" w:hAnsi="Times New Roman"/>
+          <w:sz w:val="28"/>
+        </w:rPr>
+        <w:t xml:space="preserve">     </w:t>
+      </w:r>
+      <w:r>
+        <w:rPr>
+          <w:rFonts w:ascii="Times New Roman" w:hAnsi="Times New Roman"/>
+          <w:sz w:val="28"/>
+        </w:rPr>
+        <w:t xml:space="preserve"> </w:t>
+      </w:r>
+      <w:r>
+        <w:rPr>
+          <w:rFonts w:ascii="Times New Roman" w:hAnsi="Times New Roman"/>
+          <w:sz w:val="28"/>
+        </w:rPr>
+        <w:t>đồng        {{phanTramVV}}</w:t>
+      </w:r>
+    </w:p>
+    <w:p>
+      <w:pPr>
+        <w:rPr>
+          <w:rFonts w:ascii="Times New Roman" w:hAnsi="Times New Roman"/>
+          <w:sz w:val="28"/>
+        </w:rPr>
+      </w:pPr>
+      <w:r>
+        <w:rPr>
+          <w:rFonts w:ascii="Times New Roman" w:hAnsi="Times New Roman"/>
+          <w:sz w:val="28"/>
+        </w:rPr>
+        <w:t>3.2 Thu nhập dự kiến của phương án:</w:t>
+      </w:r>
+    </w:p>
+    <w:p>
+      <w:pPr>
+        <w:rPr>
+          <w:rFonts w:ascii="Times New Roman" w:hAnsi="Times New Roman"/>
+          <w:sz w:val="28"/>
+        </w:rPr>
+      </w:pPr>
+      <w:r>
+        <w:rPr>
+          <w:rFonts w:ascii="Times New Roman" w:hAnsi="Times New Roman"/>
+          <w:sz w:val="28"/>
+        </w:rPr>
+        <w:tab/>
+        <w:t>{{TABLE_TN_PLACEHOLDER}}</w:t>
+      </w:r>
       <w:bookmarkStart w:id="0" w:name="_GoBack"/>
       <w:bookmarkEnd w:id="0"/>
-      <w:r>
-        <w:rPr>
-          <w:rFonts w:ascii="Times New Roman" w:hAnsi="Times New Roman"/>
-          <w:sz w:val="28"/>
-        </w:rPr>
-        <w:t>Chi phí đầu tư cho phương án:</w:t>
-      </w:r>
-    </w:p>
-    <w:p>
-      <w:pPr>
-        <w:ind w:left="360"/>
-        <w:rPr>
-          <w:rFonts w:ascii="Times New Roman" w:hAnsi="Times New Roman"/>
-          <w:sz w:val="28"/>
-        </w:rPr>
-      </w:pPr>
-      <w:r>
-        <w:rPr>
-          <w:rFonts w:ascii="Times New Roman" w:hAnsi="Times New Roman"/>
-          <w:sz w:val="28"/>
-        </w:rPr>
-        <w:t>{{TABLE_CP_PLACEHOLDER}}</w:t>
-      </w:r>
-    </w:p>
-    <w:p>
-      <w:pPr>
-        <w:ind w:left="360"/>
-        <w:rPr>
-          <w:rFonts w:ascii="Times New Roman" w:hAnsi="Times New Roman"/>
-          <w:sz w:val="28"/>
-        </w:rPr>
-      </w:pPr>
-      <w:r>
-        <w:rPr>
-          <w:rFonts w:ascii="Times New Roman" w:hAnsi="Times New Roman"/>
-          <w:sz w:val="28"/>
-        </w:rPr>
-        <w:t>- Tổng nhu cầu vốn cần thiết của phương án: {{tongVon}}</w:t>
-      </w:r>
-      <w:r>
-        <w:rPr>
-          <w:rFonts w:ascii="Times New Roman" w:hAnsi="Times New Roman"/>
-          <w:sz w:val="28"/>
-        </w:rPr>
-        <w:t xml:space="preserve"> đồng</w:t>
-      </w:r>
-      <w:r>
-        <w:rPr>
-          <w:rFonts w:ascii="Times New Roman" w:hAnsi="Times New Roman"/>
-          <w:sz w:val="28"/>
-        </w:rPr>
-        <w:t>.</w:t>
-      </w:r>
-    </w:p>
-    <w:p>
-      <w:pPr>
-        <w:ind w:left="360"/>
-        <w:rPr>
-          <w:rFonts w:ascii="Times New Roman" w:hAnsi="Times New Roman"/>
-          <w:sz w:val="28"/>
-        </w:rPr>
-      </w:pPr>
-      <w:r>
-        <w:rPr>
-          <w:rFonts w:ascii="Times New Roman" w:hAnsi="Times New Roman"/>
-          <w:sz w:val="28"/>
-        </w:rPr>
-        <w:t>- Tổng nhu cầu vốn lưu động của phương án: {{tongVonLu</w:t>
-      </w:r>
-      <w:r>
-        <w:rPr>
-          <w:rFonts w:ascii="Times New Roman" w:hAnsi="Times New Roman"/>
-          <w:sz w:val="28"/>
-        </w:rPr>
-        <w:t>u</w:t>
-      </w:r>
-      <w:r>
-        <w:rPr>
-          <w:rFonts w:ascii="Times New Roman" w:hAnsi="Times New Roman"/>
-          <w:sz w:val="28"/>
-        </w:rPr>
-        <w:t>Dong}}</w:t>
-      </w:r>
-      <w:r>
-        <w:rPr>
-          <w:rFonts w:ascii="Times New Roman" w:hAnsi="Times New Roman"/>
-          <w:sz w:val="28"/>
-        </w:rPr>
-        <w:t xml:space="preserve"> đồng</w:t>
-      </w:r>
-      <w:r>
-        <w:rPr>
-          <w:rFonts w:ascii="Times New Roman" w:hAnsi="Times New Roman"/>
-          <w:sz w:val="28"/>
-        </w:rPr>
-        <w:t>.</w:t>
-      </w:r>
-    </w:p>
-    <w:p>
-      <w:pPr>
-        <w:ind w:left="360"/>
-        <w:rPr>
-          <w:rFonts w:ascii="Times New Roman" w:hAnsi="Times New Roman"/>
-          <w:sz w:val="28"/>
-        </w:rPr>
-      </w:pPr>
-      <w:r>
-        <w:rPr>
-          <w:rFonts w:ascii="Times New Roman" w:hAnsi="Times New Roman"/>
-          <w:sz w:val="28"/>
-        </w:rPr>
-        <w:t>(Vốn lưu động của phương án = Tổng chi phí của phương án – Chi phí gián tiếp).</w:t>
-      </w:r>
-    </w:p>
-    <w:p>
-      <w:pPr>
-        <w:ind w:left="360"/>
-        <w:rPr>
-          <w:rFonts w:ascii="Times New Roman" w:hAnsi="Times New Roman"/>
-          <w:sz w:val="28"/>
-        </w:rPr>
-      </w:pPr>
-      <w:r>
-        <w:rPr>
-          <w:rFonts w:ascii="Times New Roman" w:hAnsi="Times New Roman"/>
-          <w:sz w:val="28"/>
-        </w:rPr>
-        <w:t>{{vongQuay}}</w:t>
-      </w:r>
-    </w:p>
-    <w:p>
-      <w:pPr>
-        <w:ind w:left="360"/>
-        <w:rPr>
-          <w:rFonts w:ascii="Times New Roman" w:hAnsi="Times New Roman"/>
-          <w:sz w:val="28"/>
-        </w:rPr>
-      </w:pPr>
-      <w:r>
-        <w:rPr>
-          <w:rFonts w:ascii="Times New Roman" w:hAnsi="Times New Roman"/>
-          <w:sz w:val="28"/>
-        </w:rPr>
-        <w:t>{{vonLuuDong</w:t>
-      </w:r>
-      <w:r>
-        <w:rPr>
-          <w:rFonts w:ascii="Times New Roman" w:hAnsi="Times New Roman"/>
-          <w:sz w:val="28"/>
-        </w:rPr>
-        <w:t>MotVongQuay}}</w:t>
-      </w:r>
-    </w:p>
-    <w:p>
-      <w:pPr>
-        <w:ind w:left="360"/>
-        <w:rPr>
-          <w:rFonts w:ascii="Times New Roman" w:hAnsi="Times New Roman"/>
-          <w:sz w:val="28"/>
-        </w:rPr>
-      </w:pPr>
-      <w:r>
-        <w:rPr>
-          <w:rFonts w:ascii="Times New Roman" w:hAnsi="Times New Roman"/>
-          <w:sz w:val="28"/>
-        </w:rPr>
-        <w:t>- Vốn tự có lũy kế:               {{vonTuCo}}               {{vonTuCoPercent}}.</w:t>
-      </w:r>
-    </w:p>
-    <w:p>
-      <w:pPr>
-        <w:ind w:left="360"/>
-        <w:rPr>
-          <w:rFonts w:ascii="Times New Roman" w:hAnsi="Times New Roman"/>
-          <w:sz w:val="28"/>
-        </w:rPr>
-      </w:pPr>
-      <w:r>
-        <w:rPr>
-          <w:rFonts w:ascii="Times New Roman" w:hAnsi="Times New Roman"/>
-          <w:sz w:val="28"/>
-        </w:rPr>
-        <w:t>- Vốn khác:                          {{vonKhac}}.               {{vonKhacPercent}}.</w:t>
-      </w:r>
-    </w:p>
-    <w:p>
-      <w:pPr>
-        <w:ind w:left="360"/>
-        <w:rPr>
-          <w:rFonts w:ascii="Times New Roman" w:hAnsi="Times New Roman"/>
-          <w:sz w:val="28"/>
-        </w:rPr>
-      </w:pPr>
-      <w:r>
-        <w:rPr>
-          <w:rFonts w:ascii="Times New Roman" w:hAnsi="Times New Roman"/>
-          <w:sz w:val="28"/>
-        </w:rPr>
-        <w:t>- Vốn vay quỹ tín dụng:       {{tienso}}               {{tienSoPercent}}.</w:t>
-      </w:r>
     </w:p>
     <w:p>
       <w:pPr>
@@ -1244,24 +1237,31 @@
           <w:b/>
           <w:sz w:val="28"/>
         </w:rPr>
+        <w:t>9. Cam kết:</w:t>
+      </w:r>
+    </w:p>
+    <w:p>
+      <w:pPr>
+        <w:rPr>
+          <w:rFonts w:ascii="Times New Roman" w:hAnsi="Times New Roman"/>
+          <w:sz w:val="28"/>
+        </w:rPr>
+      </w:pPr>
+      <w:r>
+        <w:rPr>
+          <w:rFonts w:ascii="Times New Roman" w:hAnsi="Times New Roman"/>
+          <w:sz w:val="28"/>
+        </w:rPr>
+        <w:tab/>
+        <w:t xml:space="preserve">Tôi là: {{kh}} cam kết cung cấp thông tin, hồ sơ đúng sự thật và chịu trách nhiệm tính chính xác các nội dung đã được cung cấp. Nếu được QTD cho vay vốn </w:t>
+      </w:r>
+      <w:r>
+        <w:rPr>
+          <w:rFonts w:ascii="Times New Roman" w:hAnsi="Times New Roman"/>
+          <w:sz w:val="28"/>
+        </w:rPr>
         <w:lastRenderedPageBreak/>
-        <w:t>9. Cam kết:</w:t>
-      </w:r>
-    </w:p>
-    <w:p>
-      <w:pPr>
-        <w:rPr>
-          <w:rFonts w:ascii="Times New Roman" w:hAnsi="Times New Roman"/>
-          <w:sz w:val="28"/>
-        </w:rPr>
-      </w:pPr>
-      <w:r>
-        <w:rPr>
-          <w:rFonts w:ascii="Times New Roman" w:hAnsi="Times New Roman"/>
-          <w:sz w:val="28"/>
-        </w:rPr>
-        <w:tab/>
-        <w:t>Tôi là: {{kh}} cam kết cung cấp thông tin, hồ sơ đúng sự thật và chịu trách nhiệm tính chính xác các nội dung đã được cung cấp. Nếu được QTD cho vay vốn gia đình tôi cam kết sử dụng vốn đúng mục đích, trả nợ gốc, lãi đúng kỳ hạn ghi trên hợp đồng cho vay.</w:t>
+        <w:t>gia đình tôi cam kết sử dụng vốn đúng mục đích, trả nợ gốc, lãi đúng kỳ hạn ghi trên hợp đồng cho vay.</w:t>
       </w:r>
     </w:p>
     <w:p>

--- a/src/main/resources/templates/PhuongAnVayVon.docx
+++ b/src/main/resources/templates/PhuongAnVayVon.docx
@@ -220,13 +220,6 @@
           <w:rFonts w:ascii="Times New Roman" w:hAnsi="Times New Roman"/>
           <w:sz w:val="28"/>
         </w:rPr>
-        <w:t xml:space="preserve">          </w:t>
-      </w:r>
-      <w:r>
-        <w:rPr>
-          <w:rFonts w:ascii="Times New Roman" w:hAnsi="Times New Roman"/>
-          <w:sz w:val="28"/>
-        </w:rPr>
         <w:t xml:space="preserve">Họ và tên: </w:t>
       </w:r>
       <w:r>
@@ -239,6 +232,13 @@
       <w:r>
         <w:rPr>
           <w:rFonts w:ascii="Times New Roman" w:hAnsi="Times New Roman"/>
+          <w:sz w:val="28"/>
+        </w:rPr>
+        <w:t xml:space="preserve">                 </w:t>
+      </w:r>
+      <w:r>
+        <w:rPr>
+          <w:rFonts w:ascii="Times New Roman" w:hAnsi="Times New Roman"/>
           <w:b/>
           <w:sz w:val="28"/>
         </w:rPr>
@@ -270,22 +270,21 @@
           <w:rFonts w:ascii="Times New Roman" w:hAnsi="Times New Roman"/>
           <w:sz w:val="28"/>
         </w:rPr>
-        <w:t xml:space="preserve"> sinh: {{nskh}}.</w:t>
-      </w:r>
-    </w:p>
-    <w:p>
-      <w:pPr>
-        <w:rPr>
-          <w:rFonts w:ascii="Times New Roman" w:hAnsi="Times New Roman"/>
-          <w:sz w:val="28"/>
-        </w:rPr>
-      </w:pPr>
-      <w:r>
-        <w:rPr>
-          <w:rFonts w:ascii="Times New Roman" w:hAnsi="Times New Roman"/>
-          <w:sz w:val="28"/>
-        </w:rPr>
-        <w:tab/>
+        <w:t xml:space="preserve"> sinh: {{nskh}}</w:t>
+      </w:r>
+    </w:p>
+    <w:p>
+      <w:pPr>
+        <w:rPr>
+          <w:rFonts w:ascii="Times New Roman" w:hAnsi="Times New Roman"/>
+          <w:sz w:val="28"/>
+        </w:rPr>
+      </w:pPr>
+      <w:r>
+        <w:rPr>
+          <w:rFonts w:ascii="Times New Roman" w:hAnsi="Times New Roman"/>
+          <w:sz w:val="28"/>
+        </w:rPr>
         <w:t>Địa chỉ thường trú: {{ttkh}}.</w:t>
       </w:r>
     </w:p>
@@ -301,7 +300,6 @@
           <w:rFonts w:ascii="Times New Roman" w:hAnsi="Times New Roman"/>
           <w:sz w:val="28"/>
         </w:rPr>
-        <w:tab/>
         <w:t>Điện thoại liên hệ: {{sdtkh}}.</w:t>
       </w:r>
     </w:p>
@@ -317,8 +315,14 @@
           <w:rFonts w:ascii="Times New Roman" w:hAnsi="Times New Roman"/>
           <w:sz w:val="28"/>
         </w:rPr>
-        <w:tab/>
-        <w:t>CCCD số</w:t>
+        <w:t>CCCD S</w:t>
+      </w:r>
+      <w:r>
+        <w:rPr>
+          <w:rFonts w:ascii="Times New Roman" w:hAnsi="Times New Roman"/>
+          <w:sz w:val="28"/>
+        </w:rPr>
+        <w:t>ố</w:t>
       </w:r>
       <w:r>
         <w:rPr>
@@ -354,6 +358,82 @@
           <w:sz w:val="28"/>
         </w:rPr>
         <w:t>Nơi cấp: {{nccccdkh}}.</w:t>
+      </w:r>
+    </w:p>
+    <w:p>
+      <w:pPr>
+        <w:rPr>
+          <w:rFonts w:ascii="Times New Roman" w:hAnsi="Times New Roman"/>
+          <w:sz w:val="28"/>
+        </w:rPr>
+      </w:pPr>
+      <w:r>
+        <w:rPr>
+          <w:rFonts w:ascii="Times New Roman" w:hAnsi="Times New Roman"/>
+          <w:sz w:val="28"/>
+        </w:rPr>
+        <w:t xml:space="preserve">Người liên đới trả nợ:        </w:t>
+      </w:r>
+      <w:r>
+        <w:rPr>
+          <w:rFonts w:ascii="Times New Roman" w:hAnsi="Times New Roman"/>
+          <w:b/>
+          <w:sz w:val="28"/>
+        </w:rPr>
+        <w:t>{{ntkh}}</w:t>
+      </w:r>
+      <w:bookmarkStart w:id="0" w:name="_GoBack"/>
+      <w:bookmarkEnd w:id="0"/>
+      <w:r>
+        <w:rPr>
+          <w:rFonts w:ascii="Times New Roman" w:hAnsi="Times New Roman"/>
+          <w:sz w:val="28"/>
+        </w:rPr>
+        <w:t xml:space="preserve">                Năm sinh: {{nsnt}}</w:t>
+      </w:r>
+    </w:p>
+    <w:p>
+      <w:pPr>
+        <w:rPr>
+          <w:rFonts w:ascii="Times New Roman" w:hAnsi="Times New Roman"/>
+          <w:sz w:val="28"/>
+        </w:rPr>
+      </w:pPr>
+      <w:r>
+        <w:rPr>
+          <w:rFonts w:ascii="Times New Roman" w:hAnsi="Times New Roman"/>
+          <w:sz w:val="28"/>
+        </w:rPr>
+        <w:t>CCCD Số:</w:t>
+      </w:r>
+      <w:r>
+        <w:rPr>
+          <w:rFonts w:ascii="Times New Roman" w:hAnsi="Times New Roman"/>
+          <w:sz w:val="28"/>
+        </w:rPr>
+        <w:t xml:space="preserve"> {{cccdnt}}; Cấp ngày {{ncnt}}; Nơi cấp: {{nccccdnt}}</w:t>
+      </w:r>
+    </w:p>
+    <w:p>
+      <w:pPr>
+        <w:rPr>
+          <w:rFonts w:ascii="Times New Roman" w:hAnsi="Times New Roman"/>
+          <w:sz w:val="28"/>
+        </w:rPr>
+      </w:pPr>
+      <w:r>
+        <w:rPr>
+          <w:rFonts w:ascii="Times New Roman" w:hAnsi="Times New Roman"/>
+          <w:sz w:val="28"/>
+        </w:rPr>
+        <w:t>Cùng địa chỉ thường trú: {{ttnt}}</w:t>
+      </w:r>
+      <w:r>
+        <w:rPr>
+          <w:rFonts w:ascii="Times New Roman" w:hAnsi="Times New Roman"/>
+          <w:sz w:val="28"/>
+        </w:rPr>
+        <w:t xml:space="preserve">         </w:t>
       </w:r>
     </w:p>
     <w:p>
@@ -651,6 +731,7 @@
           <w:b/>
           <w:sz w:val="28"/>
         </w:rPr>
+        <w:lastRenderedPageBreak/>
         <w:t>2. Thời gian {{tgpa}}:</w:t>
       </w:r>
       <w:r>
@@ -706,562 +787,552 @@
           <w:rFonts w:ascii="Times New Roman" w:hAnsi="Times New Roman"/>
           <w:sz w:val="28"/>
         </w:rPr>
+        <w:t>3</w:t>
+      </w:r>
+      <w:r>
+        <w:rPr>
+          <w:rFonts w:ascii="Times New Roman" w:hAnsi="Times New Roman"/>
+          <w:sz w:val="28"/>
+        </w:rPr>
+        <w:t>.</w:t>
+      </w:r>
+      <w:r>
+        <w:rPr>
+          <w:rFonts w:ascii="Times New Roman" w:hAnsi="Times New Roman"/>
+          <w:sz w:val="28"/>
+        </w:rPr>
+        <w:t>1</w:t>
+      </w:r>
+      <w:r>
+        <w:rPr>
+          <w:rFonts w:ascii="Times New Roman" w:hAnsi="Times New Roman"/>
+          <w:sz w:val="28"/>
+        </w:rPr>
+        <w:t xml:space="preserve"> </w:t>
+      </w:r>
+      <w:r>
+        <w:rPr>
+          <w:rFonts w:ascii="Times New Roman" w:hAnsi="Times New Roman"/>
+          <w:sz w:val="28"/>
+        </w:rPr>
+        <w:t>Chi phí đầu tư cho phương án:</w:t>
+      </w:r>
+    </w:p>
+    <w:p>
+      <w:pPr>
+        <w:ind w:left="360"/>
+        <w:rPr>
+          <w:rFonts w:ascii="Times New Roman" w:hAnsi="Times New Roman"/>
+          <w:sz w:val="28"/>
+        </w:rPr>
+      </w:pPr>
+      <w:r>
+        <w:rPr>
+          <w:rFonts w:ascii="Times New Roman" w:hAnsi="Times New Roman"/>
+          <w:sz w:val="28"/>
+        </w:rPr>
+        <w:t>{{TABLE_CP_PLACEHOLDER}}</w:t>
+      </w:r>
+    </w:p>
+    <w:p>
+      <w:pPr>
+        <w:ind w:left="360"/>
+        <w:rPr>
+          <w:rFonts w:ascii="Times New Roman" w:hAnsi="Times New Roman"/>
+          <w:sz w:val="28"/>
+        </w:rPr>
+      </w:pPr>
+      <w:r>
+        <w:rPr>
+          <w:rFonts w:ascii="Times New Roman" w:hAnsi="Times New Roman"/>
+          <w:sz w:val="28"/>
+        </w:rPr>
+        <w:t>-</w:t>
+      </w:r>
+      <w:r>
+        <w:rPr>
+          <w:rFonts w:ascii="Times New Roman" w:hAnsi="Times New Roman"/>
+          <w:sz w:val="28"/>
+        </w:rPr>
+        <w:t xml:space="preserve"> Tổng nhu cầu vốn đầu tư cho phương án = Tổng chi phí của phương án – Tổng chi phí gián tiếp:      {{tongNCV}} đồng.</w:t>
+      </w:r>
+    </w:p>
+    <w:p>
+      <w:pPr>
+        <w:ind w:left="360"/>
+        <w:rPr>
+          <w:rFonts w:ascii="Times New Roman" w:hAnsi="Times New Roman"/>
+          <w:sz w:val="28"/>
+        </w:rPr>
+      </w:pPr>
+      <w:r>
+        <w:rPr>
+          <w:rFonts w:ascii="Times New Roman" w:hAnsi="Times New Roman"/>
+          <w:sz w:val="28"/>
+        </w:rPr>
+        <w:t xml:space="preserve">- </w:t>
+      </w:r>
+      <w:r>
+        <w:rPr>
+          <w:rFonts w:ascii="Times New Roman" w:hAnsi="Times New Roman"/>
+          <w:sz w:val="28"/>
+        </w:rPr>
+        <w:t xml:space="preserve">Vốn tự có: </w:t>
+      </w:r>
+      <w:r>
+        <w:rPr>
+          <w:rFonts w:ascii="Times New Roman" w:hAnsi="Times New Roman"/>
+          <w:sz w:val="28"/>
+        </w:rPr>
+        <w:t xml:space="preserve"> </w:t>
+      </w:r>
+      <w:r>
+        <w:rPr>
+          <w:rFonts w:ascii="Times New Roman" w:hAnsi="Times New Roman"/>
+          <w:sz w:val="28"/>
+        </w:rPr>
+        <w:t xml:space="preserve">     </w:t>
+      </w:r>
+      <w:r>
+        <w:rPr>
+          <w:rFonts w:ascii="Times New Roman" w:hAnsi="Times New Roman"/>
+          <w:sz w:val="28"/>
+        </w:rPr>
+        <w:t>{{vonTuCo}}</w:t>
+      </w:r>
+      <w:r>
+        <w:rPr>
+          <w:rFonts w:ascii="Times New Roman" w:hAnsi="Times New Roman"/>
+          <w:sz w:val="28"/>
+        </w:rPr>
+        <w:t xml:space="preserve">     </w:t>
+      </w:r>
+      <w:r>
+        <w:rPr>
+          <w:rFonts w:ascii="Times New Roman" w:hAnsi="Times New Roman"/>
+          <w:sz w:val="28"/>
+        </w:rPr>
+        <w:t xml:space="preserve"> </w:t>
+      </w:r>
+      <w:r>
+        <w:rPr>
+          <w:rFonts w:ascii="Times New Roman" w:hAnsi="Times New Roman"/>
+          <w:sz w:val="28"/>
+        </w:rPr>
+        <w:t>đồng</w:t>
+      </w:r>
+      <w:r>
+        <w:rPr>
+          <w:rFonts w:ascii="Times New Roman" w:hAnsi="Times New Roman"/>
+          <w:sz w:val="28"/>
+        </w:rPr>
+        <w:t xml:space="preserve">        {{phanTramVTC}}</w:t>
+      </w:r>
+    </w:p>
+    <w:p>
+      <w:pPr>
+        <w:ind w:left="360"/>
+        <w:rPr>
+          <w:rFonts w:ascii="Times New Roman" w:hAnsi="Times New Roman"/>
+          <w:sz w:val="28"/>
+        </w:rPr>
+      </w:pPr>
+      <w:r>
+        <w:rPr>
+          <w:rFonts w:ascii="Times New Roman" w:hAnsi="Times New Roman"/>
+          <w:sz w:val="28"/>
+        </w:rPr>
+        <w:t>- Vố</w:t>
+      </w:r>
+      <w:r>
+        <w:rPr>
+          <w:rFonts w:ascii="Times New Roman" w:hAnsi="Times New Roman"/>
+          <w:sz w:val="28"/>
+        </w:rPr>
+        <w:t>n xin vay:   {{tienso}}</w:t>
+      </w:r>
+      <w:r>
+        <w:rPr>
+          <w:rFonts w:ascii="Times New Roman" w:hAnsi="Times New Roman"/>
+          <w:sz w:val="28"/>
+        </w:rPr>
+        <w:t xml:space="preserve">     </w:t>
+      </w:r>
+      <w:r>
+        <w:rPr>
+          <w:rFonts w:ascii="Times New Roman" w:hAnsi="Times New Roman"/>
+          <w:sz w:val="28"/>
+        </w:rPr>
+        <w:t xml:space="preserve"> </w:t>
+      </w:r>
+      <w:r>
+        <w:rPr>
+          <w:rFonts w:ascii="Times New Roman" w:hAnsi="Times New Roman"/>
+          <w:sz w:val="28"/>
+        </w:rPr>
+        <w:t>đồng        {{phanTramVV}}</w:t>
+      </w:r>
+    </w:p>
+    <w:p>
+      <w:pPr>
+        <w:rPr>
+          <w:rFonts w:ascii="Times New Roman" w:hAnsi="Times New Roman"/>
+          <w:sz w:val="28"/>
+        </w:rPr>
+      </w:pPr>
+      <w:r>
+        <w:rPr>
+          <w:rFonts w:ascii="Times New Roman" w:hAnsi="Times New Roman"/>
+          <w:sz w:val="28"/>
+        </w:rPr>
+        <w:t>3.2 Thu nhập dự kiến của phương án:</w:t>
+      </w:r>
+    </w:p>
+    <w:p>
+      <w:pPr>
+        <w:rPr>
+          <w:rFonts w:ascii="Times New Roman" w:hAnsi="Times New Roman"/>
+          <w:sz w:val="28"/>
+        </w:rPr>
+      </w:pPr>
+      <w:r>
+        <w:rPr>
+          <w:rFonts w:ascii="Times New Roman" w:hAnsi="Times New Roman"/>
+          <w:sz w:val="28"/>
+        </w:rPr>
+        <w:tab/>
+        <w:t>{{TABLE_TN_PLACEHOLDER}}</w:t>
+      </w:r>
+    </w:p>
+    <w:p>
+      <w:pPr>
+        <w:rPr>
+          <w:rFonts w:ascii="Times New Roman" w:hAnsi="Times New Roman"/>
+          <w:b/>
+          <w:sz w:val="28"/>
+        </w:rPr>
+      </w:pPr>
+      <w:r>
+        <w:rPr>
+          <w:rFonts w:ascii="Times New Roman" w:hAnsi="Times New Roman"/>
+          <w:b/>
+          <w:sz w:val="28"/>
+        </w:rPr>
+        <w:t xml:space="preserve">8. Tài sản đảm bảo: </w:t>
+      </w:r>
+    </w:p>
+    <w:p>
+      <w:pPr>
+        <w:rPr>
+          <w:rFonts w:ascii="Times New Roman" w:hAnsi="Times New Roman"/>
+          <w:sz w:val="28"/>
+        </w:rPr>
+      </w:pPr>
+      <w:r>
+        <w:rPr>
+          <w:rFonts w:ascii="Times New Roman" w:hAnsi="Times New Roman"/>
+          <w:sz w:val="28"/>
+        </w:rPr>
+        <w:t xml:space="preserve">Giấy chứng nhận Quyền sử dụng đất số: </w:t>
+      </w:r>
+      <w:r>
+        <w:rPr>
+          <w:rFonts w:ascii="Times New Roman" w:hAnsi="Times New Roman"/>
+          <w:sz w:val="28"/>
+        </w:rPr>
+        <w:tab/>
+      </w:r>
+      <w:r>
+        <w:rPr>
+          <w:rFonts w:ascii="Times New Roman" w:hAnsi="Times New Roman"/>
+          <w:sz w:val="28"/>
+        </w:rPr>
+        <w:tab/>
+        <w:t>{{seri}}.</w:t>
+      </w:r>
+    </w:p>
+    <w:p>
+      <w:pPr>
+        <w:rPr>
+          <w:rFonts w:ascii="Times New Roman" w:hAnsi="Times New Roman"/>
+          <w:sz w:val="28"/>
+        </w:rPr>
+      </w:pPr>
+      <w:r>
+        <w:rPr>
+          <w:rFonts w:ascii="Times New Roman" w:hAnsi="Times New Roman"/>
+          <w:sz w:val="28"/>
+        </w:rPr>
+        <w:t xml:space="preserve">Mang tên: </w:t>
+      </w:r>
+      <w:r>
+        <w:rPr>
+          <w:rFonts w:ascii="Times New Roman" w:hAnsi="Times New Roman"/>
+          <w:sz w:val="28"/>
+        </w:rPr>
+        <w:t>{{ndtbd}}.</w:t>
+      </w:r>
+    </w:p>
+    <w:p>
+      <w:pPr>
+        <w:rPr>
+          <w:rFonts w:ascii="Times New Roman" w:hAnsi="Times New Roman"/>
+          <w:sz w:val="28"/>
+        </w:rPr>
+      </w:pPr>
+      <w:r>
+        <w:rPr>
+          <w:rFonts w:ascii="Times New Roman" w:hAnsi="Times New Roman"/>
+          <w:sz w:val="28"/>
+        </w:rPr>
+        <w:t>Số thử</w:t>
+      </w:r>
+      <w:r>
+        <w:rPr>
+          <w:rFonts w:ascii="Times New Roman" w:hAnsi="Times New Roman"/>
+          <w:sz w:val="28"/>
+        </w:rPr>
+        <w:t xml:space="preserve">a: {{std}}.                                        </w:t>
+      </w:r>
+      <w:r>
+        <w:rPr>
+          <w:rFonts w:ascii="Times New Roman" w:hAnsi="Times New Roman"/>
+          <w:sz w:val="28"/>
+        </w:rPr>
+        <w:t>Tờ bản đồ: {{sbd}}.</w:t>
+      </w:r>
+    </w:p>
+    <w:p>
+      <w:pPr>
+        <w:rPr>
+          <w:rFonts w:ascii="Times New Roman" w:hAnsi="Times New Roman"/>
+          <w:sz w:val="28"/>
+        </w:rPr>
+      </w:pPr>
+      <w:r>
+        <w:rPr>
+          <w:rFonts w:ascii="Times New Roman" w:hAnsi="Times New Roman"/>
+          <w:sz w:val="28"/>
+        </w:rPr>
+        <w:t>Vào sổ cấp Giấy chứng nhận số: {{vsmt}}.</w:t>
+      </w:r>
+    </w:p>
+    <w:p>
+      <w:pPr>
+        <w:rPr>
+          <w:rFonts w:ascii="Times New Roman" w:hAnsi="Times New Roman"/>
+          <w:sz w:val="28"/>
+        </w:rPr>
+      </w:pPr>
+      <w:r>
+        <w:rPr>
+          <w:rFonts w:ascii="Times New Roman" w:hAnsi="Times New Roman"/>
+          <w:sz w:val="28"/>
+        </w:rPr>
+        <w:t xml:space="preserve">Do: </w:t>
+      </w:r>
+      <w:r>
+        <w:rPr>
+          <w:rFonts w:ascii="Times New Roman" w:hAnsi="Times New Roman"/>
+          <w:sz w:val="28"/>
+        </w:rPr>
+        <w:t xml:space="preserve">{{dctd}} </w:t>
+      </w:r>
+      <w:r>
+        <w:rPr>
+          <w:rFonts w:ascii="Times New Roman" w:hAnsi="Times New Roman"/>
+          <w:sz w:val="28"/>
+        </w:rPr>
+        <w:t xml:space="preserve">            </w:t>
+      </w:r>
+      <w:r>
+        <w:rPr>
+          <w:rFonts w:ascii="Times New Roman" w:hAnsi="Times New Roman"/>
+          <w:sz w:val="28"/>
+        </w:rPr>
+        <w:t>cấp ngày: {{ngc}}.</w:t>
+      </w:r>
+    </w:p>
+    <w:p>
+      <w:pPr>
+        <w:rPr>
+          <w:rFonts w:ascii="Times New Roman" w:hAnsi="Times New Roman"/>
+          <w:sz w:val="28"/>
+        </w:rPr>
+      </w:pPr>
+      <w:r>
+        <w:rPr>
+          <w:rFonts w:ascii="Times New Roman" w:hAnsi="Times New Roman"/>
+          <w:sz w:val="28"/>
+        </w:rPr>
+        <w:t>Diện tích: {{dt}}.</w:t>
+      </w:r>
+    </w:p>
+    <w:p>
+      <w:pPr>
+        <w:rPr>
+          <w:rFonts w:ascii="Times New Roman" w:hAnsi="Times New Roman"/>
+          <w:b/>
+          <w:i/>
+          <w:sz w:val="28"/>
+        </w:rPr>
+      </w:pPr>
+      <w:r>
+        <w:rPr>
+          <w:rFonts w:ascii="Times New Roman" w:hAnsi="Times New Roman"/>
+          <w:b/>
+          <w:i/>
+          <w:sz w:val="28"/>
+        </w:rPr>
+        <w:t>Trong đó:</w:t>
+      </w:r>
+    </w:p>
+    <w:p>
+      <w:pPr>
+        <w:spacing w:after="120"/>
+        <w:rPr>
+          <w:rFonts w:ascii="Times New Roman" w:hAnsi="Times New Roman"/>
+          <w:sz w:val="28"/>
+        </w:rPr>
+      </w:pPr>
+      <w:r>
+        <w:rPr>
+          <w:rFonts w:ascii="Times New Roman" w:hAnsi="Times New Roman"/>
+          <w:b/>
+          <w:i/>
+          <w:sz w:val="28"/>
+        </w:rPr>
+        <w:tab/>
+      </w:r>
+      <w:r>
+        <w:rPr>
+          <w:rFonts w:ascii="Times New Roman" w:hAnsi="Times New Roman"/>
+          <w:sz w:val="28"/>
+        </w:rPr>
+        <w:t>{{land_items}}</w:t>
+      </w:r>
+    </w:p>
+    <w:p>
+      <w:pPr>
+        <w:spacing w:after="120"/>
+        <w:rPr>
+          <w:rFonts w:ascii="Times New Roman" w:hAnsi="Times New Roman"/>
+          <w:sz w:val="28"/>
+        </w:rPr>
+      </w:pPr>
+      <w:r>
+        <w:rPr>
+          <w:rFonts w:ascii="Times New Roman" w:hAnsi="Times New Roman"/>
+          <w:sz w:val="28"/>
+        </w:rPr>
+        <w:tab/>
+        <w:t>+ Nhà ở: {{dienTichTS}}; được định giá: 0 đồng.</w:t>
+      </w:r>
+    </w:p>
+    <w:p>
+      <w:pPr>
+        <w:spacing w:after="120"/>
+        <w:rPr>
+          <w:rFonts w:ascii="Times New Roman" w:hAnsi="Times New Roman"/>
+          <w:sz w:val="28"/>
+        </w:rPr>
+      </w:pPr>
+      <w:r>
+        <w:rPr>
+          <w:rFonts w:ascii="Times New Roman" w:hAnsi="Times New Roman"/>
+          <w:sz w:val="28"/>
+        </w:rPr>
+        <w:t xml:space="preserve">           </w:t>
+      </w:r>
+      <w:r>
+        <w:rPr>
+          <w:rFonts w:ascii="Times New Roman" w:hAnsi="Times New Roman"/>
+          <w:sz w:val="28"/>
+        </w:rPr>
+        <w:t xml:space="preserve">Tài sản </w:t>
+      </w:r>
+      <w:r>
+        <w:rPr>
+          <w:rFonts w:ascii="Times New Roman" w:hAnsi="Times New Roman"/>
+          <w:sz w:val="28"/>
+        </w:rPr>
+        <w:t>khác: …………………………………………………………………</w:t>
+      </w:r>
+    </w:p>
+    <w:p>
+      <w:pPr>
+        <w:spacing w:after="120"/>
+        <w:rPr>
+          <w:rFonts w:ascii="Times New Roman" w:hAnsi="Times New Roman"/>
+          <w:b/>
+          <w:sz w:val="28"/>
+        </w:rPr>
+      </w:pPr>
+      <w:r>
+        <w:rPr>
+          <w:rFonts w:ascii="Times New Roman" w:hAnsi="Times New Roman"/>
+          <w:b/>
+          <w:sz w:val="28"/>
+        </w:rPr>
+        <w:t>Tổng giá trị tài sản thế chấp được định giá là: {{tsbds}} đồng.</w:t>
+      </w:r>
+    </w:p>
+    <w:p>
+      <w:pPr>
+        <w:spacing w:after="120"/>
+        <w:rPr>
+          <w:rFonts w:ascii="Times New Roman" w:hAnsi="Times New Roman"/>
+          <w:sz w:val="28"/>
+        </w:rPr>
+      </w:pPr>
+      <w:r>
+        <w:rPr>
+          <w:rFonts w:ascii="Times New Roman" w:hAnsi="Times New Roman"/>
+          <w:b/>
+          <w:sz w:val="28"/>
+        </w:rPr>
+        <w:t xml:space="preserve">                                                                </w:t>
+      </w:r>
+      <w:r>
+        <w:rPr>
+          <w:rFonts w:ascii="Times New Roman" w:hAnsi="Times New Roman"/>
+          <w:sz w:val="28"/>
+        </w:rPr>
+        <w:t>(Ghi bằng chữ: {{tsbdc}})</w:t>
+      </w:r>
+    </w:p>
+    <w:p>
+      <w:pPr>
+        <w:rPr>
+          <w:rFonts w:ascii="Times New Roman" w:hAnsi="Times New Roman"/>
+          <w:b/>
+          <w:sz w:val="28"/>
+        </w:rPr>
+      </w:pPr>
+      <w:r>
+        <w:rPr>
+          <w:rFonts w:ascii="Times New Roman" w:hAnsi="Times New Roman"/>
+          <w:b/>
+          <w:sz w:val="28"/>
+        </w:rPr>
+        <w:t>9. Cam kết:</w:t>
+      </w:r>
+    </w:p>
+    <w:p>
+      <w:pPr>
+        <w:rPr>
+          <w:rFonts w:ascii="Times New Roman" w:hAnsi="Times New Roman"/>
+          <w:sz w:val="28"/>
+        </w:rPr>
+      </w:pPr>
+      <w:r>
+        <w:rPr>
+          <w:rFonts w:ascii="Times New Roman" w:hAnsi="Times New Roman"/>
+          <w:sz w:val="28"/>
+        </w:rPr>
         <w:lastRenderedPageBreak/>
-        <w:t>3</w:t>
-      </w:r>
-      <w:r>
-        <w:rPr>
-          <w:rFonts w:ascii="Times New Roman" w:hAnsi="Times New Roman"/>
-          <w:sz w:val="28"/>
-        </w:rPr>
-        <w:t>.</w:t>
-      </w:r>
-      <w:r>
-        <w:rPr>
-          <w:rFonts w:ascii="Times New Roman" w:hAnsi="Times New Roman"/>
-          <w:sz w:val="28"/>
-        </w:rPr>
-        <w:t>1</w:t>
-      </w:r>
-      <w:r>
-        <w:rPr>
-          <w:rFonts w:ascii="Times New Roman" w:hAnsi="Times New Roman"/>
-          <w:sz w:val="28"/>
-        </w:rPr>
-        <w:t xml:space="preserve"> </w:t>
-      </w:r>
-      <w:r>
-        <w:rPr>
-          <w:rFonts w:ascii="Times New Roman" w:hAnsi="Times New Roman"/>
-          <w:sz w:val="28"/>
-        </w:rPr>
-        <w:t>Chi phí đầu tư cho phương án:</w:t>
-      </w:r>
-    </w:p>
-    <w:p>
-      <w:pPr>
-        <w:ind w:left="360"/>
-        <w:rPr>
-          <w:rFonts w:ascii="Times New Roman" w:hAnsi="Times New Roman"/>
-          <w:sz w:val="28"/>
-        </w:rPr>
-      </w:pPr>
-      <w:r>
-        <w:rPr>
-          <w:rFonts w:ascii="Times New Roman" w:hAnsi="Times New Roman"/>
-          <w:sz w:val="28"/>
-        </w:rPr>
-        <w:t>{{TABLE_CP_PLACEHOLDER}}</w:t>
-      </w:r>
-    </w:p>
-    <w:p>
-      <w:pPr>
-        <w:ind w:left="360"/>
-        <w:rPr>
-          <w:rFonts w:ascii="Times New Roman" w:hAnsi="Times New Roman"/>
-          <w:sz w:val="28"/>
-        </w:rPr>
-      </w:pPr>
-      <w:r>
-        <w:rPr>
-          <w:rFonts w:ascii="Times New Roman" w:hAnsi="Times New Roman"/>
-          <w:sz w:val="28"/>
-        </w:rPr>
-        <w:t>-</w:t>
-      </w:r>
-      <w:r>
-        <w:rPr>
-          <w:rFonts w:ascii="Times New Roman" w:hAnsi="Times New Roman"/>
-          <w:sz w:val="28"/>
-        </w:rPr>
-        <w:t xml:space="preserve"> Tổng nhu cầu vốn đầu tư cho phương án = Tổng chi phí của phương án – Tổng chi phí gián tiếp:      {{tongNCV}} đồng.</w:t>
-      </w:r>
-    </w:p>
-    <w:p>
-      <w:pPr>
-        <w:ind w:left="360"/>
-        <w:rPr>
-          <w:rFonts w:ascii="Times New Roman" w:hAnsi="Times New Roman"/>
-          <w:sz w:val="28"/>
-        </w:rPr>
-      </w:pPr>
-      <w:r>
-        <w:rPr>
-          <w:rFonts w:ascii="Times New Roman" w:hAnsi="Times New Roman"/>
-          <w:sz w:val="28"/>
-        </w:rPr>
-        <w:t xml:space="preserve">- </w:t>
-      </w:r>
-      <w:r>
-        <w:rPr>
-          <w:rFonts w:ascii="Times New Roman" w:hAnsi="Times New Roman"/>
-          <w:sz w:val="28"/>
-        </w:rPr>
-        <w:t xml:space="preserve">Vốn tự có: </w:t>
-      </w:r>
-      <w:r>
-        <w:rPr>
-          <w:rFonts w:ascii="Times New Roman" w:hAnsi="Times New Roman"/>
-          <w:sz w:val="28"/>
-        </w:rPr>
-        <w:t xml:space="preserve"> </w:t>
-      </w:r>
-      <w:r>
-        <w:rPr>
-          <w:rFonts w:ascii="Times New Roman" w:hAnsi="Times New Roman"/>
-          <w:sz w:val="28"/>
-        </w:rPr>
-        <w:t xml:space="preserve">     </w:t>
-      </w:r>
-      <w:r>
-        <w:rPr>
-          <w:rFonts w:ascii="Times New Roman" w:hAnsi="Times New Roman"/>
-          <w:sz w:val="28"/>
-        </w:rPr>
-        <w:t>{{vonTuCo}}</w:t>
-      </w:r>
-      <w:r>
-        <w:rPr>
-          <w:rFonts w:ascii="Times New Roman" w:hAnsi="Times New Roman"/>
-          <w:sz w:val="28"/>
-        </w:rPr>
-        <w:t xml:space="preserve">     </w:t>
-      </w:r>
-      <w:r>
-        <w:rPr>
-          <w:rFonts w:ascii="Times New Roman" w:hAnsi="Times New Roman"/>
-          <w:sz w:val="28"/>
-        </w:rPr>
-        <w:t xml:space="preserve"> </w:t>
-      </w:r>
-      <w:r>
-        <w:rPr>
-          <w:rFonts w:ascii="Times New Roman" w:hAnsi="Times New Roman"/>
-          <w:sz w:val="28"/>
-        </w:rPr>
-        <w:t>đồng</w:t>
-      </w:r>
-      <w:r>
-        <w:rPr>
-          <w:rFonts w:ascii="Times New Roman" w:hAnsi="Times New Roman"/>
-          <w:sz w:val="28"/>
-        </w:rPr>
-        <w:t xml:space="preserve">        {{phanTramVTC}}</w:t>
-      </w:r>
-    </w:p>
-    <w:p>
-      <w:pPr>
-        <w:ind w:left="360"/>
-        <w:rPr>
-          <w:rFonts w:ascii="Times New Roman" w:hAnsi="Times New Roman"/>
-          <w:sz w:val="28"/>
-        </w:rPr>
-      </w:pPr>
-      <w:r>
-        <w:rPr>
-          <w:rFonts w:ascii="Times New Roman" w:hAnsi="Times New Roman"/>
-          <w:sz w:val="28"/>
-        </w:rPr>
-        <w:t>- Vố</w:t>
-      </w:r>
-      <w:r>
-        <w:rPr>
-          <w:rFonts w:ascii="Times New Roman" w:hAnsi="Times New Roman"/>
-          <w:sz w:val="28"/>
-        </w:rPr>
-        <w:t>n xin vay:   {{tienso}}</w:t>
-      </w:r>
-      <w:r>
-        <w:rPr>
-          <w:rFonts w:ascii="Times New Roman" w:hAnsi="Times New Roman"/>
-          <w:sz w:val="28"/>
-        </w:rPr>
-        <w:t xml:space="preserve">     </w:t>
-      </w:r>
-      <w:r>
-        <w:rPr>
-          <w:rFonts w:ascii="Times New Roman" w:hAnsi="Times New Roman"/>
-          <w:sz w:val="28"/>
-        </w:rPr>
-        <w:t xml:space="preserve"> </w:t>
-      </w:r>
-      <w:r>
-        <w:rPr>
-          <w:rFonts w:ascii="Times New Roman" w:hAnsi="Times New Roman"/>
-          <w:sz w:val="28"/>
-        </w:rPr>
-        <w:t>đồng        {{phanTramVV}}</w:t>
-      </w:r>
-    </w:p>
-    <w:p>
-      <w:pPr>
-        <w:rPr>
-          <w:rFonts w:ascii="Times New Roman" w:hAnsi="Times New Roman"/>
-          <w:sz w:val="28"/>
-        </w:rPr>
-      </w:pPr>
-      <w:r>
-        <w:rPr>
-          <w:rFonts w:ascii="Times New Roman" w:hAnsi="Times New Roman"/>
-          <w:sz w:val="28"/>
-        </w:rPr>
-        <w:t>3.2 Thu nhập dự kiến của phương án:</w:t>
-      </w:r>
-    </w:p>
-    <w:p>
-      <w:pPr>
-        <w:rPr>
-          <w:rFonts w:ascii="Times New Roman" w:hAnsi="Times New Roman"/>
-          <w:sz w:val="28"/>
-        </w:rPr>
-      </w:pPr>
-      <w:r>
-        <w:rPr>
-          <w:rFonts w:ascii="Times New Roman" w:hAnsi="Times New Roman"/>
-          <w:sz w:val="28"/>
-        </w:rPr>
-        <w:tab/>
-        <w:t>{{TABLE_TN_PLACEHOLDER}}</w:t>
-      </w:r>
-      <w:bookmarkStart w:id="0" w:name="_GoBack"/>
-      <w:bookmarkEnd w:id="0"/>
-    </w:p>
-    <w:p>
-      <w:pPr>
-        <w:rPr>
-          <w:rFonts w:ascii="Times New Roman" w:hAnsi="Times New Roman"/>
-          <w:b/>
-          <w:sz w:val="28"/>
-        </w:rPr>
-      </w:pPr>
-      <w:r>
-        <w:rPr>
-          <w:rFonts w:ascii="Times New Roman" w:hAnsi="Times New Roman"/>
-          <w:b/>
-          <w:sz w:val="28"/>
-        </w:rPr>
-        <w:t xml:space="preserve">8. Tài sản đảm bảo: </w:t>
-      </w:r>
-    </w:p>
-    <w:p>
-      <w:pPr>
-        <w:rPr>
-          <w:rFonts w:ascii="Times New Roman" w:hAnsi="Times New Roman"/>
-          <w:sz w:val="28"/>
-        </w:rPr>
-      </w:pPr>
-      <w:r>
-        <w:rPr>
-          <w:rFonts w:ascii="Times New Roman" w:hAnsi="Times New Roman"/>
-          <w:sz w:val="28"/>
-        </w:rPr>
-        <w:t xml:space="preserve">Giấy chứng nhận Quyền sử dụng đất số: </w:t>
-      </w:r>
-      <w:r>
-        <w:rPr>
-          <w:rFonts w:ascii="Times New Roman" w:hAnsi="Times New Roman"/>
-          <w:sz w:val="28"/>
-        </w:rPr>
-        <w:tab/>
-      </w:r>
-      <w:r>
-        <w:rPr>
-          <w:rFonts w:ascii="Times New Roman" w:hAnsi="Times New Roman"/>
-          <w:sz w:val="28"/>
-        </w:rPr>
-        <w:tab/>
-        <w:t>{{seri}}.</w:t>
-      </w:r>
-    </w:p>
-    <w:p>
-      <w:pPr>
-        <w:rPr>
-          <w:rFonts w:ascii="Times New Roman" w:hAnsi="Times New Roman"/>
-          <w:sz w:val="28"/>
-        </w:rPr>
-      </w:pPr>
-      <w:r>
-        <w:rPr>
-          <w:rFonts w:ascii="Times New Roman" w:hAnsi="Times New Roman"/>
-          <w:sz w:val="28"/>
-        </w:rPr>
-        <w:t xml:space="preserve">Mang tên: </w:t>
-      </w:r>
-      <w:r>
-        <w:rPr>
-          <w:rFonts w:ascii="Times New Roman" w:hAnsi="Times New Roman"/>
-          <w:sz w:val="28"/>
-        </w:rPr>
-        <w:t>{{ndtbd}}.</w:t>
-      </w:r>
-    </w:p>
-    <w:p>
-      <w:pPr>
-        <w:rPr>
-          <w:rFonts w:ascii="Times New Roman" w:hAnsi="Times New Roman"/>
-          <w:sz w:val="28"/>
-        </w:rPr>
-      </w:pPr>
-      <w:r>
-        <w:rPr>
-          <w:rFonts w:ascii="Times New Roman" w:hAnsi="Times New Roman"/>
-          <w:sz w:val="28"/>
-        </w:rPr>
-        <w:t>Số thử</w:t>
-      </w:r>
-      <w:r>
-        <w:rPr>
-          <w:rFonts w:ascii="Times New Roman" w:hAnsi="Times New Roman"/>
-          <w:sz w:val="28"/>
-        </w:rPr>
-        <w:t xml:space="preserve">a: {{std}}.                                        </w:t>
-      </w:r>
-      <w:r>
-        <w:rPr>
-          <w:rFonts w:ascii="Times New Roman" w:hAnsi="Times New Roman"/>
-          <w:sz w:val="28"/>
-        </w:rPr>
-        <w:t>Tờ bản đồ: {{sbd}}.</w:t>
-      </w:r>
-    </w:p>
-    <w:p>
-      <w:pPr>
-        <w:rPr>
-          <w:rFonts w:ascii="Times New Roman" w:hAnsi="Times New Roman"/>
-          <w:sz w:val="28"/>
-        </w:rPr>
-      </w:pPr>
-      <w:r>
-        <w:rPr>
-          <w:rFonts w:ascii="Times New Roman" w:hAnsi="Times New Roman"/>
-          <w:sz w:val="28"/>
-        </w:rPr>
-        <w:t>Vào sổ cấp Giấy chứng nhận số: {{vsmt}}.</w:t>
-      </w:r>
-    </w:p>
-    <w:p>
-      <w:pPr>
-        <w:rPr>
-          <w:rFonts w:ascii="Times New Roman" w:hAnsi="Times New Roman"/>
-          <w:sz w:val="28"/>
-        </w:rPr>
-      </w:pPr>
-      <w:r>
-        <w:rPr>
-          <w:rFonts w:ascii="Times New Roman" w:hAnsi="Times New Roman"/>
-          <w:sz w:val="28"/>
-        </w:rPr>
-        <w:t xml:space="preserve">Do: </w:t>
-      </w:r>
-      <w:r>
-        <w:rPr>
-          <w:rFonts w:ascii="Times New Roman" w:hAnsi="Times New Roman"/>
-          <w:sz w:val="28"/>
-        </w:rPr>
-        <w:t xml:space="preserve">{{dctd}} </w:t>
-      </w:r>
-      <w:r>
-        <w:rPr>
-          <w:rFonts w:ascii="Times New Roman" w:hAnsi="Times New Roman"/>
-          <w:sz w:val="28"/>
-        </w:rPr>
-        <w:t xml:space="preserve">            </w:t>
-      </w:r>
-      <w:r>
-        <w:rPr>
-          <w:rFonts w:ascii="Times New Roman" w:hAnsi="Times New Roman"/>
-          <w:sz w:val="28"/>
-        </w:rPr>
-        <w:t>cấp ngày: {{ngc}}.</w:t>
-      </w:r>
-    </w:p>
-    <w:p>
-      <w:pPr>
-        <w:rPr>
-          <w:rFonts w:ascii="Times New Roman" w:hAnsi="Times New Roman"/>
-          <w:sz w:val="28"/>
-        </w:rPr>
-      </w:pPr>
-      <w:r>
-        <w:rPr>
-          <w:rFonts w:ascii="Times New Roman" w:hAnsi="Times New Roman"/>
-          <w:sz w:val="28"/>
-        </w:rPr>
-        <w:t>Diện tích: {{dt}}.</w:t>
-      </w:r>
-    </w:p>
-    <w:p>
-      <w:pPr>
-        <w:rPr>
-          <w:rFonts w:ascii="Times New Roman" w:hAnsi="Times New Roman"/>
-          <w:b/>
-          <w:i/>
-          <w:sz w:val="28"/>
-        </w:rPr>
-      </w:pPr>
-      <w:r>
-        <w:rPr>
-          <w:rFonts w:ascii="Times New Roman" w:hAnsi="Times New Roman"/>
-          <w:b/>
-          <w:i/>
-          <w:sz w:val="28"/>
-        </w:rPr>
-        <w:t>Trong đó:</w:t>
-      </w:r>
-    </w:p>
-    <w:p>
-      <w:pPr>
-        <w:spacing w:after="120"/>
-        <w:rPr>
-          <w:rFonts w:ascii="Times New Roman" w:hAnsi="Times New Roman"/>
-          <w:sz w:val="28"/>
-        </w:rPr>
-      </w:pPr>
-      <w:r>
-        <w:rPr>
-          <w:rFonts w:ascii="Times New Roman" w:hAnsi="Times New Roman"/>
-          <w:b/>
-          <w:i/>
-          <w:sz w:val="28"/>
-        </w:rPr>
-        <w:tab/>
-      </w:r>
-      <w:r>
-        <w:rPr>
-          <w:rFonts w:ascii="Times New Roman" w:hAnsi="Times New Roman"/>
-          <w:sz w:val="28"/>
-        </w:rPr>
-        <w:t>{{land_items}}</w:t>
-      </w:r>
-    </w:p>
-    <w:p>
-      <w:pPr>
-        <w:spacing w:after="120"/>
-        <w:rPr>
-          <w:rFonts w:ascii="Times New Roman" w:hAnsi="Times New Roman"/>
-          <w:sz w:val="28"/>
-        </w:rPr>
-      </w:pPr>
-      <w:r>
-        <w:rPr>
-          <w:rFonts w:ascii="Times New Roman" w:hAnsi="Times New Roman"/>
-          <w:sz w:val="28"/>
-        </w:rPr>
-        <w:tab/>
-        <w:t>+ Nhà ở: {{dienTichTS}}; được định giá: 0 đồng.</w:t>
-      </w:r>
-    </w:p>
-    <w:p>
-      <w:pPr>
-        <w:spacing w:after="120"/>
-        <w:rPr>
-          <w:rFonts w:ascii="Times New Roman" w:hAnsi="Times New Roman"/>
-          <w:sz w:val="28"/>
-        </w:rPr>
-      </w:pPr>
-      <w:r>
-        <w:rPr>
-          <w:rFonts w:ascii="Times New Roman" w:hAnsi="Times New Roman"/>
-          <w:sz w:val="28"/>
-        </w:rPr>
-        <w:t xml:space="preserve">           </w:t>
-      </w:r>
-      <w:r>
-        <w:rPr>
-          <w:rFonts w:ascii="Times New Roman" w:hAnsi="Times New Roman"/>
-          <w:sz w:val="28"/>
-        </w:rPr>
-        <w:t xml:space="preserve">Tài sản </w:t>
-      </w:r>
-      <w:r>
-        <w:rPr>
-          <w:rFonts w:ascii="Times New Roman" w:hAnsi="Times New Roman"/>
-          <w:sz w:val="28"/>
-        </w:rPr>
-        <w:t>khác: …………………………………………………………………</w:t>
-      </w:r>
-    </w:p>
-    <w:p>
-      <w:pPr>
-        <w:spacing w:after="120"/>
-        <w:rPr>
-          <w:rFonts w:ascii="Times New Roman" w:hAnsi="Times New Roman"/>
-          <w:b/>
-          <w:sz w:val="28"/>
-        </w:rPr>
-      </w:pPr>
-      <w:r>
-        <w:rPr>
-          <w:rFonts w:ascii="Times New Roman" w:hAnsi="Times New Roman"/>
-          <w:b/>
-          <w:sz w:val="28"/>
-        </w:rPr>
-        <w:t>Tổng giá trị tài sản thế chấp được định giá là: {{tsbds}} đồng.</w:t>
-      </w:r>
-    </w:p>
-    <w:p>
-      <w:pPr>
-        <w:spacing w:after="120"/>
-        <w:rPr>
-          <w:rFonts w:ascii="Times New Roman" w:hAnsi="Times New Roman"/>
-          <w:sz w:val="28"/>
-        </w:rPr>
-      </w:pPr>
-      <w:r>
-        <w:rPr>
-          <w:rFonts w:ascii="Times New Roman" w:hAnsi="Times New Roman"/>
-          <w:b/>
-          <w:sz w:val="28"/>
-        </w:rPr>
-        <w:t xml:space="preserve">                                                                </w:t>
-      </w:r>
-      <w:r>
-        <w:rPr>
-          <w:rFonts w:ascii="Times New Roman" w:hAnsi="Times New Roman"/>
-          <w:sz w:val="28"/>
-        </w:rPr>
-        <w:t>(Ghi bằng chữ: {{tsbdc}})</w:t>
-      </w:r>
-    </w:p>
-    <w:p>
-      <w:pPr>
-        <w:rPr>
-          <w:rFonts w:ascii="Times New Roman" w:hAnsi="Times New Roman"/>
-          <w:b/>
-          <w:sz w:val="28"/>
-        </w:rPr>
-      </w:pPr>
-      <w:r>
-        <w:rPr>
-          <w:rFonts w:ascii="Times New Roman" w:hAnsi="Times New Roman"/>
-          <w:b/>
-          <w:sz w:val="28"/>
-        </w:rPr>
-        <w:t>9. Cam kết:</w:t>
-      </w:r>
-    </w:p>
-    <w:p>
-      <w:pPr>
-        <w:rPr>
-          <w:rFonts w:ascii="Times New Roman" w:hAnsi="Times New Roman"/>
-          <w:sz w:val="28"/>
-        </w:rPr>
-      </w:pPr>
-      <w:r>
-        <w:rPr>
-          <w:rFonts w:ascii="Times New Roman" w:hAnsi="Times New Roman"/>
-          <w:sz w:val="28"/>
-        </w:rPr>
-        <w:tab/>
-        <w:t xml:space="preserve">Tôi là: {{kh}} cam kết cung cấp thông tin, hồ sơ đúng sự thật và chịu trách nhiệm tính chính xác các nội dung đã được cung cấp. Nếu được QTD cho vay vốn </w:t>
-      </w:r>
-      <w:r>
-        <w:rPr>
-          <w:rFonts w:ascii="Times New Roman" w:hAnsi="Times New Roman"/>
-          <w:sz w:val="28"/>
-        </w:rPr>
-        <w:lastRenderedPageBreak/>
-        <w:t>gia đình tôi cam kết sử dụng vốn đúng mục đích, trả nợ gốc, lãi đúng kỳ hạn ghi trên hợp đồng cho vay.</w:t>
+        <w:tab/>
+        <w:t>Tôi là: {{kh}} cam kết cung cấp thông tin, hồ sơ đúng sự thật và chịu trách nhiệm tính chính xác các nội dung đã được cung cấp. Nếu được QTD cho vay vốn gia đình tôi cam kết sử dụng vốn đúng mục đích, trả nợ gốc, lãi đúng kỳ hạn ghi trên hợp đồng cho vay.</w:t>
       </w:r>
     </w:p>
     <w:p>
@@ -1475,7 +1546,7 @@
     </w:p>
     <w:sectPr>
       <w:pgSz w:w="12240" w:h="15840"/>
-      <w:pgMar w:top="1440" w:right="1440" w:bottom="1440" w:left="1440" w:header="720" w:footer="720" w:gutter="0"/>
+      <w:pgMar w:top="1134" w:right="1134" w:bottom="1134" w:left="1701" w:header="720" w:footer="720" w:gutter="0"/>
       <w:cols w:space="720"/>
       <w:docGrid w:linePitch="360"/>
     </w:sectPr>

--- a/src/main/resources/templates/PhuongAnVayVon.docx
+++ b/src/main/resources/templates/PhuongAnVayVon.docx
@@ -382,8 +382,6 @@
         </w:rPr>
         <w:t>{{ntkh}}</w:t>
       </w:r>
-      <w:bookmarkStart w:id="0" w:name="_GoBack"/>
-      <w:bookmarkEnd w:id="0"/>
       <w:r>
         <w:rPr>
           <w:rFonts w:ascii="Times New Roman" w:hAnsi="Times New Roman"/>
@@ -1008,6 +1006,68 @@
       <w:pPr>
         <w:rPr>
           <w:rFonts w:ascii="Times New Roman" w:hAnsi="Times New Roman"/>
+          <w:sz w:val="28"/>
+        </w:rPr>
+      </w:pPr>
+      <w:r>
+        <w:rPr>
+          <w:rFonts w:ascii="Times New Roman" w:hAnsi="Times New Roman"/>
+          <w:sz w:val="28"/>
+        </w:rPr>
+        <w:t>3.3 Hiệu quả kinh tế tài chính dự kiến:</w:t>
+      </w:r>
+    </w:p>
+    <w:p>
+      <w:pPr>
+        <w:rPr>
+          <w:rFonts w:ascii="Times New Roman" w:hAnsi="Times New Roman"/>
+          <w:sz w:val="28"/>
+        </w:rPr>
+      </w:pPr>
+      <w:r>
+        <w:rPr>
+          <w:rFonts w:ascii="Times New Roman" w:hAnsi="Times New Roman"/>
+          <w:sz w:val="28"/>
+        </w:rPr>
+        <w:t>Tổng doanh thu:                       {{tongDoanhThu}}</w:t>
+      </w:r>
+    </w:p>
+    <w:p>
+      <w:pPr>
+        <w:rPr>
+          <w:rFonts w:ascii="Times New Roman" w:hAnsi="Times New Roman"/>
+          <w:sz w:val="28"/>
+        </w:rPr>
+      </w:pPr>
+      <w:r>
+        <w:rPr>
+          <w:rFonts w:ascii="Times New Roman" w:hAnsi="Times New Roman"/>
+          <w:sz w:val="28"/>
+        </w:rPr>
+        <w:t>Tổng chi phí:                            {{tongChiPhi}}</w:t>
+      </w:r>
+    </w:p>
+    <w:p>
+      <w:pPr>
+        <w:rPr>
+          <w:rFonts w:ascii="Times New Roman" w:hAnsi="Times New Roman"/>
+          <w:sz w:val="28"/>
+        </w:rPr>
+      </w:pPr>
+      <w:r>
+        <w:rPr>
+          <w:rFonts w:ascii="Times New Roman" w:hAnsi="Times New Roman"/>
+          <w:sz w:val="28"/>
+        </w:rPr>
+        <w:t>Lợi nhuận:                                {{loiNhuan}}</w:t>
+      </w:r>
+      <w:bookmarkStart w:id="0" w:name="_GoBack"/>
+      <w:bookmarkEnd w:id="0"/>
+    </w:p>
+    <w:p>
+      <w:pPr>
+        <w:rPr>
+          <w:rFonts w:ascii="Times New Roman" w:hAnsi="Times New Roman"/>
           <w:b/>
           <w:sz w:val="28"/>
         </w:rPr>
@@ -1242,6 +1302,7 @@
           <w:rFonts w:ascii="Times New Roman" w:hAnsi="Times New Roman"/>
           <w:sz w:val="28"/>
         </w:rPr>
+        <w:lastRenderedPageBreak/>
         <w:t xml:space="preserve">           </w:t>
       </w:r>
       <w:r>
@@ -1330,7 +1391,6 @@
           <w:rFonts w:ascii="Times New Roman" w:hAnsi="Times New Roman"/>
           <w:sz w:val="28"/>
         </w:rPr>
-        <w:lastRenderedPageBreak/>
         <w:tab/>
         <w:t>Tôi là: {{kh}} cam kết cung cấp thông tin, hồ sơ đúng sự thật và chịu trách nhiệm tính chính xác các nội dung đã được cung cấp. Nếu được QTD cho vay vốn gia đình tôi cam kết sử dụng vốn đúng mục đích, trả nợ gốc, lãi đúng kỳ hạn ghi trên hợp đồng cho vay.</w:t>
       </w:r>

--- a/src/main/resources/templates/PhuongAnVayVon.docx
+++ b/src/main/resources/templates/PhuongAnVayVon.docx
@@ -1031,6 +1031,34 @@
         </w:rPr>
         <w:t>Tổng doanh thu:                       {{tongDoanhThu}}</w:t>
       </w:r>
+      <w:r>
+        <w:rPr>
+          <w:rFonts w:ascii="Times New Roman" w:hAnsi="Times New Roman"/>
+          <w:sz w:val="28"/>
+        </w:rPr>
+        <w:t xml:space="preserve">       </w:t>
+      </w:r>
+      <w:r>
+        <w:rPr>
+          <w:rFonts w:ascii="Times New Roman" w:hAnsi="Times New Roman"/>
+          <w:sz w:val="28"/>
+        </w:rPr>
+        <w:t xml:space="preserve">  </w:t>
+      </w:r>
+      <w:r>
+        <w:rPr>
+          <w:rFonts w:ascii="Times New Roman" w:hAnsi="Times New Roman"/>
+          <w:sz w:val="28"/>
+        </w:rPr>
+        <w:t xml:space="preserve">         </w:t>
+      </w:r>
+      <w:r>
+        <w:rPr>
+          <w:rFonts w:ascii="Times New Roman" w:hAnsi="Times New Roman"/>
+          <w:sz w:val="28"/>
+        </w:rPr>
+        <w:t>đồng</w:t>
+      </w:r>
     </w:p>
     <w:p>
       <w:pPr>
@@ -1046,6 +1074,27 @@
         </w:rPr>
         <w:t>Tổng chi phí:                            {{tongChiPhi}}</w:t>
       </w:r>
+      <w:r>
+        <w:rPr>
+          <w:rFonts w:ascii="Times New Roman" w:hAnsi="Times New Roman"/>
+          <w:sz w:val="28"/>
+        </w:rPr>
+        <w:t xml:space="preserve">             </w:t>
+      </w:r>
+      <w:r>
+        <w:rPr>
+          <w:rFonts w:ascii="Times New Roman" w:hAnsi="Times New Roman"/>
+          <w:sz w:val="28"/>
+        </w:rPr>
+        <w:t xml:space="preserve">   </w:t>
+      </w:r>
+      <w:r>
+        <w:rPr>
+          <w:rFonts w:ascii="Times New Roman" w:hAnsi="Times New Roman"/>
+          <w:sz w:val="28"/>
+        </w:rPr>
+        <w:t>đồng</w:t>
+      </w:r>
     </w:p>
     <w:p>
       <w:pPr>
@@ -1060,179 +1109,548 @@
           <w:sz w:val="28"/>
         </w:rPr>
         <w:t>Lợi nhuận:                                {{loiNhuan}}</w:t>
+      </w:r>
+      <w:r>
+        <w:rPr>
+          <w:rFonts w:ascii="Times New Roman" w:hAnsi="Times New Roman"/>
+          <w:sz w:val="28"/>
+        </w:rPr>
+        <w:t xml:space="preserve">                </w:t>
+      </w:r>
+      <w:r>
+        <w:rPr>
+          <w:rFonts w:ascii="Times New Roman" w:hAnsi="Times New Roman"/>
+          <w:sz w:val="28"/>
+        </w:rPr>
+        <w:t xml:space="preserve">   </w:t>
+      </w:r>
+      <w:r>
+        <w:rPr>
+          <w:rFonts w:ascii="Times New Roman" w:hAnsi="Times New Roman"/>
+          <w:sz w:val="28"/>
+        </w:rPr>
+        <w:t>đồng</w:t>
+      </w:r>
+    </w:p>
+    <w:p>
+      <w:pPr>
+        <w:rPr>
+          <w:rFonts w:ascii="Times New Roman" w:hAnsi="Times New Roman"/>
+          <w:b/>
+          <w:sz w:val="28"/>
+        </w:rPr>
+      </w:pPr>
+      <w:r>
+        <w:rPr>
+          <w:rFonts w:ascii="Times New Roman" w:hAnsi="Times New Roman"/>
+          <w:b/>
+          <w:sz w:val="28"/>
+        </w:rPr>
+        <w:t>4. Tình hình vay nợ của QTD Thái Học</w:t>
+      </w:r>
+      <w:r>
+        <w:rPr>
+          <w:rFonts w:ascii="Times New Roman" w:hAnsi="Times New Roman"/>
+          <w:b/>
+          <w:sz w:val="28"/>
+        </w:rPr>
+        <w:t xml:space="preserve">: </w:t>
+      </w:r>
+    </w:p>
+    <w:p>
+      <w:pPr>
+        <w:rPr>
+          <w:rFonts w:ascii="Times New Roman" w:hAnsi="Times New Roman"/>
+          <w:sz w:val="28"/>
+        </w:rPr>
+      </w:pPr>
+      <w:r>
+        <w:rPr>
+          <w:rFonts w:ascii="Times New Roman" w:hAnsi="Times New Roman"/>
+          <w:sz w:val="28"/>
+        </w:rPr>
+        <w:t xml:space="preserve">Dư nợ tại QTD Thái Học: </w:t>
+      </w:r>
+      <w:r>
+        <w:rPr>
+          <w:rFonts w:ascii="Times New Roman" w:hAnsi="Times New Roman"/>
+          <w:sz w:val="28"/>
+        </w:rPr>
+        <w:tab/>
+        <w:t>0</w:t>
+      </w:r>
+      <w:r>
+        <w:rPr>
+          <w:rFonts w:ascii="Times New Roman" w:hAnsi="Times New Roman"/>
+          <w:sz w:val="28"/>
+        </w:rPr>
+        <w:tab/>
+      </w:r>
+      <w:r>
+        <w:rPr>
+          <w:rFonts w:ascii="Times New Roman" w:hAnsi="Times New Roman"/>
+          <w:sz w:val="28"/>
+        </w:rPr>
+        <w:tab/>
+      </w:r>
+      <w:r>
+        <w:rPr>
+          <w:rFonts w:ascii="Times New Roman" w:hAnsi="Times New Roman"/>
+          <w:sz w:val="28"/>
+        </w:rPr>
+        <w:tab/>
+        <w:t xml:space="preserve">      đồng</w:t>
+      </w:r>
+    </w:p>
+    <w:p>
+      <w:pPr>
+        <w:rPr>
+          <w:rFonts w:ascii="Times New Roman" w:hAnsi="Times New Roman"/>
+          <w:b/>
+          <w:sz w:val="28"/>
+        </w:rPr>
+      </w:pPr>
+      <w:r>
+        <w:rPr>
+          <w:rFonts w:ascii="Times New Roman" w:hAnsi="Times New Roman"/>
+          <w:b/>
+          <w:sz w:val="28"/>
+        </w:rPr>
+        <w:t>5. Nguồn trả nợ tiền vay</w:t>
+      </w:r>
+      <w:r>
+        <w:rPr>
+          <w:rFonts w:ascii="Times New Roman" w:hAnsi="Times New Roman"/>
+          <w:b/>
+          <w:sz w:val="28"/>
+        </w:rPr>
+        <w:t>:</w:t>
+      </w:r>
+    </w:p>
+    <w:p>
+      <w:pPr>
+        <w:rPr>
+          <w:rFonts w:ascii="Times New Roman" w:hAnsi="Times New Roman"/>
+          <w:sz w:val="28"/>
+        </w:rPr>
+      </w:pPr>
+      <w:r>
+        <w:rPr>
+          <w:rFonts w:ascii="Times New Roman" w:hAnsi="Times New Roman"/>
+          <w:sz w:val="28"/>
+        </w:rPr>
+        <w:t>a) Nguồn trả nợ:</w:t>
+      </w:r>
+    </w:p>
+    <w:p>
+      <w:pPr>
+        <w:rPr>
+          <w:rFonts w:ascii="Times New Roman" w:hAnsi="Times New Roman"/>
+          <w:sz w:val="28"/>
+        </w:rPr>
+      </w:pPr>
+      <w:r>
+        <w:rPr>
+          <w:rFonts w:ascii="Times New Roman" w:hAnsi="Times New Roman"/>
+          <w:sz w:val="28"/>
+        </w:rPr>
+        <w:tab/>
+        <w:t xml:space="preserve">Từ lợi nhuận doanh thu của phương án: </w:t>
+      </w:r>
+      <w:r>
+        <w:rPr>
+          <w:rFonts w:ascii="Times New Roman" w:hAnsi="Times New Roman"/>
+          <w:sz w:val="28"/>
+        </w:rPr>
+        <w:tab/>
+        <w:t xml:space="preserve">{{loiNhuan}}       </w:t>
+      </w:r>
+      <w:r>
+        <w:rPr>
+          <w:rFonts w:ascii="Times New Roman" w:hAnsi="Times New Roman"/>
+          <w:sz w:val="28"/>
+        </w:rPr>
+        <w:t xml:space="preserve">  </w:t>
       </w:r>
       <w:bookmarkStart w:id="0" w:name="_GoBack"/>
       <w:bookmarkEnd w:id="0"/>
-    </w:p>
-    <w:p>
-      <w:pPr>
-        <w:rPr>
-          <w:rFonts w:ascii="Times New Roman" w:hAnsi="Times New Roman"/>
-          <w:b/>
-          <w:sz w:val="28"/>
-        </w:rPr>
-      </w:pPr>
-      <w:r>
-        <w:rPr>
-          <w:rFonts w:ascii="Times New Roman" w:hAnsi="Times New Roman"/>
-          <w:b/>
-          <w:sz w:val="28"/>
-        </w:rPr>
-        <w:t xml:space="preserve">8. Tài sản đảm bảo: </w:t>
-      </w:r>
-    </w:p>
-    <w:p>
-      <w:pPr>
-        <w:rPr>
-          <w:rFonts w:ascii="Times New Roman" w:hAnsi="Times New Roman"/>
-          <w:sz w:val="28"/>
-        </w:rPr>
-      </w:pPr>
-      <w:r>
-        <w:rPr>
-          <w:rFonts w:ascii="Times New Roman" w:hAnsi="Times New Roman"/>
-          <w:sz w:val="28"/>
-        </w:rPr>
-        <w:t xml:space="preserve">Giấy chứng nhận Quyền sử dụng đất số: </w:t>
-      </w:r>
-      <w:r>
-        <w:rPr>
-          <w:rFonts w:ascii="Times New Roman" w:hAnsi="Times New Roman"/>
-          <w:sz w:val="28"/>
-        </w:rPr>
-        <w:tab/>
-      </w:r>
-      <w:r>
-        <w:rPr>
-          <w:rFonts w:ascii="Times New Roman" w:hAnsi="Times New Roman"/>
-          <w:sz w:val="28"/>
-        </w:rPr>
-        <w:tab/>
-        <w:t>{{seri}}.</w:t>
-      </w:r>
-    </w:p>
-    <w:p>
-      <w:pPr>
-        <w:rPr>
-          <w:rFonts w:ascii="Times New Roman" w:hAnsi="Times New Roman"/>
-          <w:sz w:val="28"/>
-        </w:rPr>
-      </w:pPr>
-      <w:r>
-        <w:rPr>
-          <w:rFonts w:ascii="Times New Roman" w:hAnsi="Times New Roman"/>
-          <w:sz w:val="28"/>
-        </w:rPr>
-        <w:t xml:space="preserve">Mang tên: </w:t>
-      </w:r>
-      <w:r>
-        <w:rPr>
-          <w:rFonts w:ascii="Times New Roman" w:hAnsi="Times New Roman"/>
-          <w:sz w:val="28"/>
-        </w:rPr>
-        <w:t>{{ndtbd}}.</w:t>
-      </w:r>
-    </w:p>
-    <w:p>
-      <w:pPr>
-        <w:rPr>
-          <w:rFonts w:ascii="Times New Roman" w:hAnsi="Times New Roman"/>
-          <w:sz w:val="28"/>
-        </w:rPr>
-      </w:pPr>
-      <w:r>
-        <w:rPr>
-          <w:rFonts w:ascii="Times New Roman" w:hAnsi="Times New Roman"/>
-          <w:sz w:val="28"/>
-        </w:rPr>
-        <w:t>Số thử</w:t>
-      </w:r>
-      <w:r>
-        <w:rPr>
-          <w:rFonts w:ascii="Times New Roman" w:hAnsi="Times New Roman"/>
-          <w:sz w:val="28"/>
-        </w:rPr>
-        <w:t xml:space="preserve">a: {{std}}.                                        </w:t>
-      </w:r>
-      <w:r>
-        <w:rPr>
-          <w:rFonts w:ascii="Times New Roman" w:hAnsi="Times New Roman"/>
-          <w:sz w:val="28"/>
-        </w:rPr>
-        <w:t>Tờ bản đồ: {{sbd}}.</w:t>
-      </w:r>
-    </w:p>
-    <w:p>
-      <w:pPr>
-        <w:rPr>
-          <w:rFonts w:ascii="Times New Roman" w:hAnsi="Times New Roman"/>
-          <w:sz w:val="28"/>
-        </w:rPr>
-      </w:pPr>
-      <w:r>
-        <w:rPr>
-          <w:rFonts w:ascii="Times New Roman" w:hAnsi="Times New Roman"/>
-          <w:sz w:val="28"/>
-        </w:rPr>
-        <w:t>Vào sổ cấp Giấy chứng nhận số: {{vsmt}}.</w:t>
-      </w:r>
-    </w:p>
-    <w:p>
-      <w:pPr>
-        <w:rPr>
-          <w:rFonts w:ascii="Times New Roman" w:hAnsi="Times New Roman"/>
-          <w:sz w:val="28"/>
-        </w:rPr>
-      </w:pPr>
-      <w:r>
-        <w:rPr>
-          <w:rFonts w:ascii="Times New Roman" w:hAnsi="Times New Roman"/>
-          <w:sz w:val="28"/>
-        </w:rPr>
-        <w:t xml:space="preserve">Do: </w:t>
-      </w:r>
-      <w:r>
-        <w:rPr>
-          <w:rFonts w:ascii="Times New Roman" w:hAnsi="Times New Roman"/>
-          <w:sz w:val="28"/>
-        </w:rPr>
-        <w:t xml:space="preserve">{{dctd}} </w:t>
-      </w:r>
-      <w:r>
-        <w:rPr>
-          <w:rFonts w:ascii="Times New Roman" w:hAnsi="Times New Roman"/>
-          <w:sz w:val="28"/>
-        </w:rPr>
-        <w:t xml:space="preserve">            </w:t>
-      </w:r>
-      <w:r>
-        <w:rPr>
-          <w:rFonts w:ascii="Times New Roman" w:hAnsi="Times New Roman"/>
-          <w:sz w:val="28"/>
-        </w:rPr>
-        <w:t>cấp ngày: {{ngc}}.</w:t>
-      </w:r>
-    </w:p>
-    <w:p>
-      <w:pPr>
-        <w:rPr>
-          <w:rFonts w:ascii="Times New Roman" w:hAnsi="Times New Roman"/>
-          <w:sz w:val="28"/>
-        </w:rPr>
-      </w:pPr>
-      <w:r>
-        <w:rPr>
-          <w:rFonts w:ascii="Times New Roman" w:hAnsi="Times New Roman"/>
-          <w:sz w:val="28"/>
-        </w:rPr>
-        <w:t>Diện tích: {{dt}}.</w:t>
-      </w:r>
-    </w:p>
-    <w:p>
-      <w:pPr>
-        <w:rPr>
-          <w:rFonts w:ascii="Times New Roman" w:hAnsi="Times New Roman"/>
-          <w:b/>
+      <w:r>
+        <w:rPr>
+          <w:rFonts w:ascii="Times New Roman" w:hAnsi="Times New Roman"/>
+          <w:sz w:val="28"/>
+        </w:rPr>
+        <w:t xml:space="preserve"> đồng</w:t>
+      </w:r>
+    </w:p>
+    <w:p>
+      <w:pPr>
+        <w:rPr>
+          <w:rFonts w:ascii="Times New Roman" w:hAnsi="Times New Roman"/>
+          <w:sz w:val="28"/>
+        </w:rPr>
+      </w:pPr>
+      <w:r>
+        <w:rPr>
+          <w:rFonts w:ascii="Times New Roman" w:hAnsi="Times New Roman"/>
+          <w:sz w:val="28"/>
+        </w:rPr>
+        <w:tab/>
+        <w:t>Từ thu nhập khác:</w:t>
+      </w:r>
+      <w:r>
+        <w:rPr>
+          <w:rFonts w:ascii="Times New Roman" w:hAnsi="Times New Roman"/>
+          <w:sz w:val="28"/>
+        </w:rPr>
+        <w:tab/>
+      </w:r>
+      <w:r>
+        <w:rPr>
+          <w:rFonts w:ascii="Times New Roman" w:hAnsi="Times New Roman"/>
+          <w:sz w:val="28"/>
+        </w:rPr>
+        <w:tab/>
+      </w:r>
+      <w:r>
+        <w:rPr>
+          <w:rFonts w:ascii="Times New Roman" w:hAnsi="Times New Roman"/>
+          <w:sz w:val="28"/>
+        </w:rPr>
+        <w:tab/>
+      </w:r>
+      <w:r>
+        <w:rPr>
+          <w:rFonts w:ascii="Times New Roman" w:hAnsi="Times New Roman"/>
+          <w:sz w:val="28"/>
+        </w:rPr>
+        <w:tab/>
+      </w:r>
+      <w:r>
+        <w:rPr>
+          <w:rFonts w:ascii="Times New Roman" w:hAnsi="Times New Roman"/>
+          <w:sz w:val="28"/>
+        </w:rPr>
+        <w:tab/>
+        <w:t xml:space="preserve">0                            </w:t>
+      </w:r>
+      <w:r>
+        <w:rPr>
+          <w:rFonts w:ascii="Times New Roman" w:hAnsi="Times New Roman"/>
+          <w:sz w:val="28"/>
+        </w:rPr>
+        <w:t>đồng</w:t>
+      </w:r>
+    </w:p>
+    <w:p>
+      <w:pPr>
+        <w:rPr>
+          <w:rFonts w:ascii="Times New Roman" w:hAnsi="Times New Roman"/>
+          <w:sz w:val="28"/>
+        </w:rPr>
+      </w:pPr>
+      <w:r>
+        <w:rPr>
+          <w:rFonts w:ascii="Times New Roman" w:hAnsi="Times New Roman"/>
+          <w:sz w:val="28"/>
+        </w:rPr>
+        <w:tab/>
+        <w:t>Từ thu hồi vốn đầu tư củ</w:t>
+      </w:r>
+      <w:r>
+        <w:rPr>
+          <w:rFonts w:ascii="Times New Roman" w:hAnsi="Times New Roman"/>
+          <w:sz w:val="28"/>
+        </w:rPr>
+        <w:t>a</w:t>
+      </w:r>
+      <w:r>
+        <w:rPr>
+          <w:rFonts w:ascii="Times New Roman" w:hAnsi="Times New Roman"/>
+          <w:sz w:val="28"/>
+        </w:rPr>
+        <w:t xml:space="preserve"> phương án:              {{thuHoiVon}}    </w:t>
+      </w:r>
+      <w:r>
+        <w:rPr>
+          <w:rFonts w:ascii="Times New Roman" w:hAnsi="Times New Roman"/>
+          <w:sz w:val="28"/>
+        </w:rPr>
+        <w:t xml:space="preserve">   </w:t>
+      </w:r>
+      <w:r>
+        <w:rPr>
+          <w:rFonts w:ascii="Times New Roman" w:hAnsi="Times New Roman"/>
+          <w:sz w:val="28"/>
+        </w:rPr>
+        <w:t>đồng</w:t>
+      </w:r>
+    </w:p>
+    <w:p>
+      <w:pPr>
+        <w:rPr>
+          <w:rFonts w:ascii="Times New Roman" w:hAnsi="Times New Roman"/>
+          <w:sz w:val="28"/>
+        </w:rPr>
+      </w:pPr>
+      <w:r>
+        <w:rPr>
+          <w:rFonts w:ascii="Times New Roman" w:hAnsi="Times New Roman"/>
+          <w:sz w:val="28"/>
+        </w:rPr>
+        <w:t>b) Kế hoạch trả nợ:</w:t>
+      </w:r>
+    </w:p>
+    <w:p>
+      <w:pPr>
+        <w:rPr>
+          <w:rFonts w:ascii="Times New Roman" w:hAnsi="Times New Roman"/>
+          <w:sz w:val="28"/>
+        </w:rPr>
+      </w:pPr>
+      <w:r>
+        <w:rPr>
+          <w:rFonts w:ascii="Times New Roman" w:hAnsi="Times New Roman"/>
+          <w:sz w:val="28"/>
+        </w:rPr>
+        <w:tab/>
+        <w:t>Trả nợ gốc: Theo hợp đồng tín dụng</w:t>
+      </w:r>
+    </w:p>
+    <w:p>
+      <w:pPr>
+        <w:rPr>
+          <w:rFonts w:ascii="Times New Roman" w:hAnsi="Times New Roman"/>
+          <w:sz w:val="28"/>
+        </w:rPr>
+      </w:pPr>
+      <w:r>
+        <w:rPr>
+          <w:rFonts w:ascii="Times New Roman" w:hAnsi="Times New Roman"/>
+          <w:sz w:val="28"/>
+        </w:rPr>
+        <w:tab/>
+        <w:t>Trả lãi: Lãi tiền vay được trả hàng tháng</w:t>
+      </w:r>
+    </w:p>
+    <w:p>
+      <w:pPr>
+        <w:rPr>
+          <w:rFonts w:ascii="Times New Roman" w:hAnsi="Times New Roman"/>
+          <w:b/>
+          <w:sz w:val="28"/>
+        </w:rPr>
+      </w:pPr>
+      <w:r>
+        <w:rPr>
+          <w:rFonts w:ascii="Times New Roman" w:hAnsi="Times New Roman"/>
+          <w:b/>
+          <w:sz w:val="28"/>
+        </w:rPr>
+        <w:lastRenderedPageBreak/>
+        <w:t>6. Tài sản đảm bảo:</w:t>
+      </w:r>
+    </w:p>
+    <w:p>
+      <w:pPr>
+        <w:rPr>
+          <w:rFonts w:ascii="Times New Roman" w:hAnsi="Times New Roman"/>
+          <w:sz w:val="28"/>
+        </w:rPr>
+      </w:pPr>
+      <w:r>
+        <w:rPr>
+          <w:rFonts w:ascii="Times New Roman" w:hAnsi="Times New Roman"/>
+          <w:b/>
+          <w:sz w:val="28"/>
+        </w:rPr>
+        <w:tab/>
+      </w:r>
+      <w:r>
+        <w:rPr>
+          <w:rFonts w:ascii="Times New Roman" w:hAnsi="Times New Roman"/>
+          <w:sz w:val="28"/>
+        </w:rPr>
+        <w:t>Giấy chứng nhận Quyền sử dụng đất số:</w:t>
+      </w:r>
+      <w:r>
+        <w:rPr>
+          <w:rFonts w:ascii="Times New Roman" w:hAnsi="Times New Roman"/>
+          <w:sz w:val="28"/>
+        </w:rPr>
+        <w:tab/>
+        <w:t>{{seri}}</w:t>
+      </w:r>
+    </w:p>
+    <w:p>
+      <w:pPr>
+        <w:rPr>
+          <w:rFonts w:ascii="Times New Roman" w:hAnsi="Times New Roman"/>
+          <w:sz w:val="28"/>
+        </w:rPr>
+      </w:pPr>
+      <w:r>
+        <w:rPr>
+          <w:rFonts w:ascii="Times New Roman" w:hAnsi="Times New Roman"/>
+          <w:sz w:val="28"/>
+        </w:rPr>
+        <w:tab/>
+        <w:t>Số vào sổ cấp GCN số:                                   {{vsmt}}</w:t>
+      </w:r>
+    </w:p>
+    <w:p>
+      <w:pPr>
+        <w:rPr>
+          <w:rFonts w:ascii="Times New Roman" w:hAnsi="Times New Roman"/>
+          <w:sz w:val="28"/>
+        </w:rPr>
+      </w:pPr>
+      <w:r>
+        <w:rPr>
+          <w:rFonts w:ascii="Times New Roman" w:hAnsi="Times New Roman"/>
+          <w:sz w:val="28"/>
+        </w:rPr>
+        <w:tab/>
+        <w:t>Do {{nc}} cấp ngày {{ngc}}</w:t>
+      </w:r>
+    </w:p>
+    <w:p>
+      <w:pPr>
+        <w:rPr>
+          <w:rFonts w:ascii="Times New Roman" w:hAnsi="Times New Roman"/>
+          <w:sz w:val="28"/>
+        </w:rPr>
+      </w:pPr>
+      <w:r>
+        <w:rPr>
+          <w:rFonts w:ascii="Times New Roman" w:hAnsi="Times New Roman"/>
+          <w:sz w:val="28"/>
+        </w:rPr>
+        <w:tab/>
+        <w:t>Chủ sở hữu tài sản:</w:t>
+      </w:r>
+    </w:p>
+    <w:p>
+      <w:pPr>
+        <w:rPr>
+          <w:rFonts w:ascii="Times New Roman" w:hAnsi="Times New Roman"/>
+          <w:sz w:val="28"/>
+        </w:rPr>
+      </w:pPr>
+      <w:r>
+        <w:rPr>
+          <w:rFonts w:ascii="Times New Roman" w:hAnsi="Times New Roman"/>
+          <w:sz w:val="28"/>
+        </w:rPr>
+        <w:tab/>
+        <w:t>{{gtkh}}: {{kh}}</w:t>
+      </w:r>
+      <w:r>
+        <w:rPr>
+          <w:rFonts w:ascii="Times New Roman" w:hAnsi="Times New Roman"/>
+          <w:sz w:val="28"/>
+        </w:rPr>
+        <w:tab/>
+      </w:r>
+      <w:r>
+        <w:rPr>
+          <w:rFonts w:ascii="Times New Roman" w:hAnsi="Times New Roman"/>
+          <w:sz w:val="28"/>
+        </w:rPr>
+        <w:tab/>
+      </w:r>
+      <w:r>
+        <w:rPr>
+          <w:rFonts w:ascii="Times New Roman" w:hAnsi="Times New Roman"/>
+          <w:sz w:val="28"/>
+        </w:rPr>
+        <w:tab/>
+      </w:r>
+      <w:r>
+        <w:rPr>
+          <w:rFonts w:ascii="Times New Roman" w:hAnsi="Times New Roman"/>
+          <w:sz w:val="28"/>
+        </w:rPr>
+        <w:tab/>
+        <w:t>{{gtnt}}: {{ntkh}}</w:t>
+      </w:r>
+    </w:p>
+    <w:p>
+      <w:pPr>
+        <w:rPr>
+          <w:rFonts w:ascii="Times New Roman" w:hAnsi="Times New Roman"/>
+          <w:b/>
+          <w:sz w:val="28"/>
+        </w:rPr>
+      </w:pPr>
+      <w:r>
+        <w:rPr>
+          <w:rFonts w:ascii="Times New Roman" w:hAnsi="Times New Roman"/>
+          <w:b/>
+          <w:sz w:val="28"/>
+        </w:rPr>
+        <w:t>7. Khách hàng cam kết:</w:t>
+      </w:r>
+    </w:p>
+    <w:p>
+      <w:pPr>
+        <w:ind w:firstLine="720"/>
+        <w:rPr>
+          <w:rFonts w:ascii="Times New Roman" w:hAnsi="Times New Roman"/>
+          <w:sz w:val="28"/>
+        </w:rPr>
+      </w:pPr>
+      <w:r>
+        <w:rPr>
+          <w:rFonts w:ascii="Times New Roman" w:hAnsi="Times New Roman"/>
+          <w:sz w:val="28"/>
+        </w:rPr>
+        <w:t>Tôi là:  {{kh}} cam kết cung cấp thông tin, hồ sơ đúng sự thật và chịu trách nhiệm chính xác các nội dung đã cung cấp.</w:t>
+      </w:r>
+    </w:p>
+    <w:p>
+      <w:pPr>
+        <w:rPr>
+          <w:rFonts w:ascii="Times New Roman" w:hAnsi="Times New Roman"/>
+          <w:sz w:val="28"/>
+        </w:rPr>
+      </w:pPr>
+      <w:r>
+        <w:rPr>
+          <w:rFonts w:ascii="Times New Roman" w:hAnsi="Times New Roman"/>
+          <w:sz w:val="28"/>
+        </w:rPr>
+        <w:t xml:space="preserve">     </w:t>
+      </w:r>
+      <w:r>
+        <w:rPr>
+          <w:rFonts w:ascii="Times New Roman" w:hAnsi="Times New Roman"/>
+          <w:sz w:val="28"/>
+        </w:rPr>
+        <w:tab/>
+        <w:t>Nếu được QTD cho vay vốn gia đình tôi cam kết sử dụng vốn đúng mục đích, trả nợ gốc, lãi đúng kỳ hạn ghi trên hợp đồng cho vay.</w:t>
+      </w:r>
+    </w:p>
+    <w:p>
+      <w:pPr>
+        <w:rPr>
+          <w:rFonts w:ascii="Times New Roman" w:hAnsi="Times New Roman"/>
+          <w:sz w:val="28"/>
+        </w:rPr>
+      </w:pPr>
+      <w:r>
+        <w:rPr>
+          <w:rFonts w:ascii="Times New Roman" w:hAnsi="Times New Roman"/>
+          <w:sz w:val="28"/>
+        </w:rPr>
+        <w:tab/>
+        <w:t>Nếu không thực hiện đúng những cam kết trên, tôi hoàn toàn chịu trách nhiệm trước pháp luật.</w:t>
+      </w:r>
+    </w:p>
+    <w:p>
+      <w:pPr>
+        <w:ind w:firstLine="720"/>
+        <w:rPr>
+          <w:rFonts w:ascii="Times New Roman" w:hAnsi="Times New Roman"/>
           <w:i/>
           <w:sz w:val="28"/>
         </w:rPr>
@@ -1240,25 +1658,14 @@
       <w:r>
         <w:rPr>
           <w:rFonts w:ascii="Times New Roman" w:hAnsi="Times New Roman"/>
-          <w:b/>
           <w:i/>
           <w:sz w:val="28"/>
         </w:rPr>
-        <w:t>Trong đó:</w:t>
-      </w:r>
-    </w:p>
-    <w:p>
-      <w:pPr>
-        <w:spacing w:after="120"/>
-        <w:rPr>
-          <w:rFonts w:ascii="Times New Roman" w:hAnsi="Times New Roman"/>
-          <w:sz w:val="28"/>
-        </w:rPr>
-      </w:pPr>
-      <w:r>
-        <w:rPr>
-          <w:rFonts w:ascii="Times New Roman" w:hAnsi="Times New Roman"/>
-          <w:b/>
+        <w:tab/>
+      </w:r>
+      <w:r>
+        <w:rPr>
+          <w:rFonts w:ascii="Times New Roman" w:hAnsi="Times New Roman"/>
           <w:i/>
           <w:sz w:val="28"/>
         </w:rPr>
@@ -1267,132 +1674,42 @@
       <w:r>
         <w:rPr>
           <w:rFonts w:ascii="Times New Roman" w:hAnsi="Times New Roman"/>
-          <w:sz w:val="28"/>
-        </w:rPr>
-        <w:t>{{land_items}}</w:t>
-      </w:r>
-    </w:p>
-    <w:p>
-      <w:pPr>
-        <w:spacing w:after="120"/>
-        <w:rPr>
-          <w:rFonts w:ascii="Times New Roman" w:hAnsi="Times New Roman"/>
-          <w:sz w:val="28"/>
-        </w:rPr>
-      </w:pPr>
-      <w:r>
-        <w:rPr>
-          <w:rFonts w:ascii="Times New Roman" w:hAnsi="Times New Roman"/>
-          <w:sz w:val="28"/>
-        </w:rPr>
-        <w:tab/>
-        <w:t>+ Nhà ở: {{dienTichTS}}; được định giá: 0 đồng.</w:t>
-      </w:r>
-    </w:p>
-    <w:p>
-      <w:pPr>
-        <w:spacing w:after="120"/>
-        <w:rPr>
-          <w:rFonts w:ascii="Times New Roman" w:hAnsi="Times New Roman"/>
-          <w:sz w:val="28"/>
-        </w:rPr>
-      </w:pPr>
-      <w:r>
-        <w:rPr>
-          <w:rFonts w:ascii="Times New Roman" w:hAnsi="Times New Roman"/>
-          <w:sz w:val="28"/>
-        </w:rPr>
-        <w:lastRenderedPageBreak/>
-        <w:t xml:space="preserve">           </w:t>
-      </w:r>
-      <w:r>
-        <w:rPr>
-          <w:rFonts w:ascii="Times New Roman" w:hAnsi="Times New Roman"/>
-          <w:sz w:val="28"/>
-        </w:rPr>
-        <w:t xml:space="preserve">Tài sản </w:t>
-      </w:r>
-      <w:r>
-        <w:rPr>
-          <w:rFonts w:ascii="Times New Roman" w:hAnsi="Times New Roman"/>
-          <w:sz w:val="28"/>
-        </w:rPr>
-        <w:t>khác: …………………………………………………………………</w:t>
-      </w:r>
-    </w:p>
-    <w:p>
-      <w:pPr>
-        <w:spacing w:after="120"/>
-        <w:rPr>
-          <w:rFonts w:ascii="Times New Roman" w:hAnsi="Times New Roman"/>
-          <w:b/>
-          <w:sz w:val="28"/>
-        </w:rPr>
-      </w:pPr>
-      <w:r>
-        <w:rPr>
-          <w:rFonts w:ascii="Times New Roman" w:hAnsi="Times New Roman"/>
-          <w:b/>
-          <w:sz w:val="28"/>
-        </w:rPr>
-        <w:t>Tổng giá trị tài sản thế chấp được định giá là: {{tsbds}} đồng.</w:t>
-      </w:r>
-    </w:p>
-    <w:p>
-      <w:pPr>
-        <w:spacing w:after="120"/>
-        <w:rPr>
-          <w:rFonts w:ascii="Times New Roman" w:hAnsi="Times New Roman"/>
-          <w:sz w:val="28"/>
-        </w:rPr>
-      </w:pPr>
-      <w:r>
-        <w:rPr>
-          <w:rFonts w:ascii="Times New Roman" w:hAnsi="Times New Roman"/>
-          <w:b/>
-          <w:sz w:val="28"/>
-        </w:rPr>
-        <w:t xml:space="preserve">                                                                </w:t>
-      </w:r>
-      <w:r>
-        <w:rPr>
-          <w:rFonts w:ascii="Times New Roman" w:hAnsi="Times New Roman"/>
-          <w:sz w:val="28"/>
-        </w:rPr>
-        <w:t>(Ghi bằng chữ: {{tsbdc}})</w:t>
-      </w:r>
-    </w:p>
-    <w:p>
-      <w:pPr>
-        <w:rPr>
-          <w:rFonts w:ascii="Times New Roman" w:hAnsi="Times New Roman"/>
-          <w:b/>
-          <w:sz w:val="28"/>
-        </w:rPr>
-      </w:pPr>
-      <w:r>
-        <w:rPr>
-          <w:rFonts w:ascii="Times New Roman" w:hAnsi="Times New Roman"/>
-          <w:b/>
-          <w:sz w:val="28"/>
-        </w:rPr>
-        <w:t>9. Cam kết:</w:t>
-      </w:r>
-    </w:p>
-    <w:p>
-      <w:pPr>
-        <w:rPr>
-          <w:rFonts w:ascii="Times New Roman" w:hAnsi="Times New Roman"/>
-          <w:sz w:val="28"/>
-        </w:rPr>
-      </w:pPr>
-      <w:r>
-        <w:rPr>
-          <w:rFonts w:ascii="Times New Roman" w:hAnsi="Times New Roman"/>
-          <w:sz w:val="28"/>
-        </w:rPr>
-        <w:tab/>
-        <w:t>Tôi là: {{kh}} cam kết cung cấp thông tin, hồ sơ đúng sự thật và chịu trách nhiệm tính chính xác các nội dung đã được cung cấp. Nếu được QTD cho vay vốn gia đình tôi cam kết sử dụng vốn đúng mục đích, trả nợ gốc, lãi đúng kỳ hạn ghi trên hợp đồng cho vay.</w:t>
+          <w:i/>
+          <w:sz w:val="28"/>
+        </w:rPr>
+        <w:tab/>
+      </w:r>
+      <w:r>
+        <w:rPr>
+          <w:rFonts w:ascii="Times New Roman" w:hAnsi="Times New Roman"/>
+          <w:i/>
+          <w:sz w:val="28"/>
+        </w:rPr>
+        <w:t xml:space="preserve">               </w:t>
+      </w:r>
+      <w:r>
+        <w:rPr>
+          <w:rFonts w:ascii="Times New Roman" w:hAnsi="Times New Roman"/>
+          <w:i/>
+          <w:sz w:val="28"/>
+        </w:rPr>
+        <w:t>{{phuong}}</w:t>
+      </w:r>
+      <w:r>
+        <w:rPr>
+          <w:rFonts w:ascii="Times New Roman" w:hAnsi="Times New Roman"/>
+          <w:i/>
+          <w:sz w:val="28"/>
+        </w:rPr>
+        <w:t>, ngày {{day}} tháng {{month}} năm</w:t>
+      </w:r>
+      <w:r>
+        <w:rPr>
+          <w:rFonts w:ascii="Times New Roman" w:hAnsi="Times New Roman"/>
+          <w:i/>
+          <w:sz w:val="28"/>
+        </w:rPr>
+        <w:t xml:space="preserve"> {{year}}</w:t>
       </w:r>
     </w:p>
     <w:p>
@@ -1400,15 +1717,65 @@
         <w:ind w:firstLine="720"/>
         <w:rPr>
           <w:rFonts w:ascii="Times New Roman" w:hAnsi="Times New Roman"/>
-          <w:sz w:val="28"/>
-        </w:rPr>
-      </w:pPr>
-      <w:r>
-        <w:rPr>
-          <w:rFonts w:ascii="Times New Roman" w:hAnsi="Times New Roman"/>
-          <w:sz w:val="28"/>
-        </w:rPr>
-        <w:t>Nếu không thực hiện đúng những cam kết trên, tôi hoàn toàn chịu trách nhiệm trước pháp luật.</w:t>
+          <w:b/>
+          <w:sz w:val="28"/>
+        </w:rPr>
+      </w:pPr>
+      <w:r>
+        <w:rPr>
+          <w:rFonts w:ascii="Times New Roman" w:hAnsi="Times New Roman"/>
+          <w:i/>
+          <w:sz w:val="28"/>
+        </w:rPr>
+        <w:tab/>
+      </w:r>
+      <w:r>
+        <w:rPr>
+          <w:rFonts w:ascii="Times New Roman" w:hAnsi="Times New Roman"/>
+          <w:i/>
+          <w:sz w:val="28"/>
+        </w:rPr>
+        <w:tab/>
+      </w:r>
+      <w:r>
+        <w:rPr>
+          <w:rFonts w:ascii="Times New Roman" w:hAnsi="Times New Roman"/>
+          <w:i/>
+          <w:sz w:val="28"/>
+        </w:rPr>
+        <w:tab/>
+      </w:r>
+      <w:r>
+        <w:rPr>
+          <w:rFonts w:ascii="Times New Roman" w:hAnsi="Times New Roman"/>
+          <w:i/>
+          <w:sz w:val="28"/>
+        </w:rPr>
+        <w:tab/>
+      </w:r>
+      <w:r>
+        <w:rPr>
+          <w:rFonts w:ascii="Times New Roman" w:hAnsi="Times New Roman"/>
+          <w:i/>
+          <w:sz w:val="28"/>
+        </w:rPr>
+        <w:tab/>
+      </w:r>
+      <w:r>
+        <w:rPr>
+          <w:rFonts w:ascii="Times New Roman" w:hAnsi="Times New Roman"/>
+          <w:i/>
+          <w:sz w:val="28"/>
+        </w:rPr>
+        <w:tab/>
+      </w:r>
+      <w:r>
+        <w:rPr>
+          <w:rFonts w:ascii="Times New Roman" w:hAnsi="Times New Roman"/>
+          <w:b/>
+          <w:sz w:val="28"/>
+        </w:rPr>
+        <w:t>Người lập phương án</w:t>
       </w:r>
     </w:p>
     <w:p>
@@ -1423,177 +1790,51 @@
       <w:r>
         <w:rPr>
           <w:rFonts w:ascii="Times New Roman" w:hAnsi="Times New Roman"/>
-          <w:i/>
-          <w:sz w:val="28"/>
-        </w:rPr>
-        <w:tab/>
-      </w:r>
-      <w:r>
-        <w:rPr>
-          <w:rFonts w:ascii="Times New Roman" w:hAnsi="Times New Roman"/>
-          <w:i/>
-          <w:sz w:val="28"/>
-        </w:rPr>
-        <w:tab/>
-      </w:r>
-      <w:r>
-        <w:rPr>
-          <w:rFonts w:ascii="Times New Roman" w:hAnsi="Times New Roman"/>
-          <w:i/>
-          <w:sz w:val="28"/>
-        </w:rPr>
-        <w:tab/>
-      </w:r>
-      <w:r>
-        <w:rPr>
-          <w:rFonts w:ascii="Times New Roman" w:hAnsi="Times New Roman"/>
-          <w:i/>
-          <w:sz w:val="28"/>
-        </w:rPr>
-        <w:tab/>
-      </w:r>
-      <w:r>
-        <w:rPr>
-          <w:rFonts w:ascii="Times New Roman" w:hAnsi="Times New Roman"/>
-          <w:i/>
-          <w:sz w:val="28"/>
-        </w:rPr>
-        <w:tab/>
-        <w:t>Chu Văn An, ngày {{day}} tháng {{month}} năm</w:t>
-      </w:r>
-    </w:p>
-    <w:p>
-      <w:pPr>
-        <w:ind w:firstLine="720"/>
-        <w:rPr>
-          <w:rFonts w:ascii="Times New Roman" w:hAnsi="Times New Roman"/>
-          <w:b/>
-          <w:sz w:val="28"/>
-        </w:rPr>
-      </w:pPr>
-      <w:r>
-        <w:rPr>
-          <w:rFonts w:ascii="Times New Roman" w:hAnsi="Times New Roman"/>
-          <w:i/>
-          <w:sz w:val="28"/>
-        </w:rPr>
-        <w:tab/>
-      </w:r>
-      <w:r>
-        <w:rPr>
-          <w:rFonts w:ascii="Times New Roman" w:hAnsi="Times New Roman"/>
-          <w:i/>
-          <w:sz w:val="28"/>
-        </w:rPr>
-        <w:tab/>
-      </w:r>
-      <w:r>
-        <w:rPr>
-          <w:rFonts w:ascii="Times New Roman" w:hAnsi="Times New Roman"/>
-          <w:i/>
-          <w:sz w:val="28"/>
-        </w:rPr>
-        <w:tab/>
-      </w:r>
-      <w:r>
-        <w:rPr>
-          <w:rFonts w:ascii="Times New Roman" w:hAnsi="Times New Roman"/>
-          <w:i/>
-          <w:sz w:val="28"/>
-        </w:rPr>
-        <w:tab/>
-      </w:r>
-      <w:r>
-        <w:rPr>
-          <w:rFonts w:ascii="Times New Roman" w:hAnsi="Times New Roman"/>
-          <w:i/>
-          <w:sz w:val="28"/>
-        </w:rPr>
-        <w:tab/>
-      </w:r>
-      <w:r>
-        <w:rPr>
-          <w:rFonts w:ascii="Times New Roman" w:hAnsi="Times New Roman"/>
-          <w:i/>
-          <w:sz w:val="28"/>
-        </w:rPr>
-        <w:tab/>
-      </w:r>
-      <w:r>
-        <w:rPr>
-          <w:rFonts w:ascii="Times New Roman" w:hAnsi="Times New Roman"/>
-          <w:b/>
-          <w:sz w:val="28"/>
-        </w:rPr>
-        <w:tab/>
-        <w:t>Người lập phương án</w:t>
-      </w:r>
-    </w:p>
-    <w:p>
-      <w:pPr>
-        <w:ind w:firstLine="720"/>
-        <w:rPr>
-          <w:rFonts w:ascii="Times New Roman" w:hAnsi="Times New Roman"/>
-          <w:i/>
-          <w:sz w:val="28"/>
-        </w:rPr>
-      </w:pPr>
-      <w:r>
-        <w:rPr>
-          <w:rFonts w:ascii="Times New Roman" w:hAnsi="Times New Roman"/>
-          <w:b/>
-          <w:sz w:val="28"/>
-        </w:rPr>
-        <w:tab/>
-      </w:r>
-      <w:r>
-        <w:rPr>
-          <w:rFonts w:ascii="Times New Roman" w:hAnsi="Times New Roman"/>
-          <w:b/>
-          <w:sz w:val="28"/>
-        </w:rPr>
-        <w:tab/>
-      </w:r>
-      <w:r>
-        <w:rPr>
-          <w:rFonts w:ascii="Times New Roman" w:hAnsi="Times New Roman"/>
-          <w:b/>
-          <w:sz w:val="28"/>
-        </w:rPr>
-        <w:tab/>
-      </w:r>
-      <w:r>
-        <w:rPr>
-          <w:rFonts w:ascii="Times New Roman" w:hAnsi="Times New Roman"/>
-          <w:b/>
-          <w:sz w:val="28"/>
-        </w:rPr>
-        <w:tab/>
-      </w:r>
-      <w:r>
-        <w:rPr>
-          <w:rFonts w:ascii="Times New Roman" w:hAnsi="Times New Roman"/>
-          <w:b/>
-          <w:sz w:val="28"/>
-        </w:rPr>
-        <w:tab/>
-      </w:r>
-      <w:r>
-        <w:rPr>
-          <w:rFonts w:ascii="Times New Roman" w:hAnsi="Times New Roman"/>
-          <w:b/>
-          <w:sz w:val="28"/>
-        </w:rPr>
-        <w:tab/>
-      </w:r>
-      <w:r>
-        <w:rPr>
-          <w:rFonts w:ascii="Times New Roman" w:hAnsi="Times New Roman"/>
-          <w:b/>
-          <w:sz w:val="28"/>
-        </w:rPr>
-        <w:tab/>
-        <w:t xml:space="preserve">   </w:t>
+          <w:b/>
+          <w:sz w:val="28"/>
+        </w:rPr>
+        <w:tab/>
+      </w:r>
+      <w:r>
+        <w:rPr>
+          <w:rFonts w:ascii="Times New Roman" w:hAnsi="Times New Roman"/>
+          <w:b/>
+          <w:sz w:val="28"/>
+        </w:rPr>
+        <w:tab/>
+      </w:r>
+      <w:r>
+        <w:rPr>
+          <w:rFonts w:ascii="Times New Roman" w:hAnsi="Times New Roman"/>
+          <w:b/>
+          <w:sz w:val="28"/>
+        </w:rPr>
+        <w:tab/>
+      </w:r>
+      <w:r>
+        <w:rPr>
+          <w:rFonts w:ascii="Times New Roman" w:hAnsi="Times New Roman"/>
+          <w:b/>
+          <w:sz w:val="28"/>
+        </w:rPr>
+        <w:tab/>
+      </w:r>
+      <w:r>
+        <w:rPr>
+          <w:rFonts w:ascii="Times New Roman" w:hAnsi="Times New Roman"/>
+          <w:b/>
+          <w:sz w:val="28"/>
+        </w:rPr>
+        <w:tab/>
+      </w:r>
+      <w:r>
+        <w:rPr>
+          <w:rFonts w:ascii="Times New Roman" w:hAnsi="Times New Roman"/>
+          <w:b/>
+          <w:sz w:val="28"/>
+        </w:rPr>
+        <w:tab/>
+        <w:t xml:space="preserve">    </w:t>
       </w:r>
       <w:r>
         <w:rPr>
